--- a/결과물/혼공독해교재_영어2_능률(오)_2과_전체통합본.docx
+++ b/결과물/혼공독해교재_영어2_능률(오)_2과_전체통합본.docx
@@ -1629,7 +1629,7 @@
               <w:sz w:val="17"/>
               <w:szCs w:val="17"/>
             </w:rPr>
-            <w:t xml:space="preserve">have little in common with A — A와 공통점이 거의 없다</w:t>
+            <w:t xml:space="preserve">have little in common — 공통점이 거의 없다</w:t>
           </w:r>
           <w:r>
             <w:rPr>
@@ -1646,6 +1646,22 @@
               <w:szCs w:val="17"/>
             </w:rPr>
             <w:t xml:space="preserve">very — 매우</w:t>
+          </w:r>
+          <w:r>
+            <w:rPr>
+              <w:color w:val="333333"/>
+              <w:sz w:val="17"/>
+              <w:szCs w:val="17"/>
+            </w:rPr>
+            <w:t xml:space="preserve"> / </w:t>
+          </w:r>
+          <w:r>
+            <w:rPr>
+              <w:color w:val="333333"/>
+              <w:sz w:val="17"/>
+              <w:szCs w:val="17"/>
+            </w:rPr>
+            <w:t xml:space="preserve">with — ~와</w:t>
           </w:r>
           <w:r>
             <w:rPr>
@@ -2687,7 +2703,7 @@
               <w:sz w:val="17"/>
               <w:szCs w:val="17"/>
             </w:rPr>
-            <w:t xml:space="preserve">make — 하다, 만들다 (made는 make의 p.p.형)</w:t>
+            <w:t xml:space="preserve">make — 하다 (흔한 뜻: 만들다) (made는 make의 p.p.형)</w:t>
           </w:r>
           <w:r>
             <w:rPr>
@@ -4696,7 +4712,7 @@
               <w:sz w:val="20"/>
               <w:szCs w:val="20"/>
             </w:rPr>
-            <w:t xml:space="preserve"> — 과학은 실험실 가운을 입은 과학자들만의 영역이고 우리 같은 보통 사람과는 거리가 멀다는 흔한 생각을 먼저 보여 준다.</w:t>
+            <w:t xml:space="preserve"> — 과학은 실험실 가운을 입은 과학자들만의 영역이고, 그런 과학자들은 우리 같은 보통 사람과 공통점이 거의 없다는 흔한 생각을 먼저 보여 준다.</w:t>
           </w:r>
         </w:p>
         <w:p>
@@ -5035,7 +5051,7 @@
               <w:sz w:val="20"/>
               <w:szCs w:val="20"/>
             </w:rPr>
-            <w:t xml:space="preserve"> — 공식: spend + A + V-ing — V-ing하면서 A(시간)를 보내다. A = their days(그들의 나날), V-ing = conducting experiments(실험을 하다), analyzing data(데이터를 분석하다). → 실험을 하고 데이터를 분석하면서 그들의 나날을 보내다. 앞의 who가 scientists를 받으므로 ‘…나날을 보내는 과학자들’로 이어 읽는다.</w:t>
+            <w:t xml:space="preserve"> — 공식: spend + A + V-ing — V-ing하면서 A(시간)를 보내다. A = their days(그들의 나날), V-ing = conducting experiments(실험을 하다), analyzing data(데이터를 분석하다). → 실험을 하고 데이터를 분석하면서 그들의 나날을 보내다.</w:t>
           </w:r>
         </w:p>
         <w:p>
@@ -5155,7 +5171,7 @@
               <w:sz w:val="20"/>
               <w:szCs w:val="20"/>
             </w:rPr>
-            <w:t xml:space="preserve"> — 공식: 명사 + in which S′ V′ — S′(이/가) V′하는 명사. 선행사 = projects(프로젝트들), in which = 그 프로젝트들 안에서, S′ = ordinary people(평범한 사람들), V′ = have made contributions(기여를 해 왔다). → 평범한 사람들이 기여를 해 온 프로젝트들. 전치사 in이 관계대명사 which 앞에 붙어 ‘그 프로젝트 안에서’라는 관계를 나타낸다.</w:t>
+            <w:t xml:space="preserve"> — 공식: 명사 + in which S′ V′ — S′(이/가) V′하는 명사. 선행사 = projects(프로젝트들), in which = 그 프로젝트들 안에서, S′ = ordinary people(평범한 사람들), V′ = have made(해 왔다), 목적어 = contributions(기여). → 평범한 사람들이 기여를 해 온 프로젝트들. 전치사 in이 관계대명사 which 앞에 붙어 ‘그 프로젝트 안에서’라는 관계를 나타낸다.</w:t>
           </w:r>
         </w:p>
         <w:p>
@@ -8273,7 +8289,23 @@
               <w:sz w:val="17"/>
               <w:szCs w:val="17"/>
             </w:rPr>
-            <w:t xml:space="preserve"> complain about — ~에 대해 불평하다</w:t>
+            <w:t xml:space="preserve"> complain — 불평하다</w:t>
+          </w:r>
+          <w:r>
+            <w:rPr>
+              <w:color w:val="333333"/>
+              <w:sz w:val="17"/>
+              <w:szCs w:val="17"/>
+            </w:rPr>
+            <w:t xml:space="preserve"> / </w:t>
+          </w:r>
+          <w:r>
+            <w:rPr>
+              <w:color w:val="333333"/>
+              <w:sz w:val="17"/>
+              <w:szCs w:val="17"/>
+            </w:rPr>
+            <w:t xml:space="preserve">about — ~에 대해</w:t>
           </w:r>
           <w:r>
             <w:rPr>
@@ -10517,7 +10549,7 @@
               <w:sz w:val="17"/>
               <w:szCs w:val="17"/>
             </w:rPr>
-            <w:t xml:space="preserve">they — 그들 (새로운 방문자들)</w:t>
+            <w:t xml:space="preserve">they — 그들은 (새로운 방문자들)</w:t>
           </w:r>
           <w:r>
             <w:rPr>
@@ -10926,7 +10958,7 @@
               <w:sz w:val="17"/>
               <w:szCs w:val="17"/>
             </w:rPr>
-            <w:t xml:space="preserve">is — ~인가 (의문)</w:t>
+            <w:t xml:space="preserve">is — ~인가</w:t>
           </w:r>
           <w:r>
             <w:rPr>
@@ -11082,7 +11114,7 @@
               <w:sz w:val="17"/>
               <w:szCs w:val="17"/>
             </w:rPr>
-            <w:t xml:space="preserve">is — ~인가 (의문)</w:t>
+            <w:t xml:space="preserve">is — ~인가</w:t>
           </w:r>
           <w:r>
             <w:rPr>
@@ -11820,7 +11852,7 @@
               <w:sz w:val="17"/>
               <w:szCs w:val="17"/>
             </w:rPr>
-            <w:t xml:space="preserve">bring A to B — A를 B로 데려오다</w:t>
+            <w:t xml:space="preserve">bring — 데려오다</w:t>
           </w:r>
           <w:r>
             <w:rPr>
@@ -11862,6 +11894,22 @@
               <w:szCs w:val="17"/>
             </w:rPr>
             <w:t xml:space="preserve"> participants — 참여자들</w:t>
+          </w:r>
+          <w:r>
+            <w:rPr>
+              <w:color w:val="333333"/>
+              <w:sz w:val="17"/>
+              <w:szCs w:val="17"/>
+            </w:rPr>
+            <w:t xml:space="preserve"> / </w:t>
+          </w:r>
+          <w:r>
+            <w:rPr>
+              <w:color w:val="333333"/>
+              <w:sz w:val="17"/>
+              <w:szCs w:val="17"/>
+            </w:rPr>
+            <w:t xml:space="preserve">to — ~로</w:t>
           </w:r>
           <w:r>
             <w:rPr>
@@ -12341,7 +12389,7 @@
               <w:sz w:val="17"/>
               <w:szCs w:val="17"/>
             </w:rPr>
-            <w:t xml:space="preserve">made — 이루어진, 만들어진</w:t>
+            <w:t xml:space="preserve">made — 이루어진 (흔한 뜻: 만들어진)</w:t>
           </w:r>
           <w:r>
             <w:rPr>
@@ -13003,7 +13051,7 @@
               <w:sz w:val="17"/>
               <w:szCs w:val="17"/>
             </w:rPr>
-            <w:t xml:space="preserve">If it had not been for A — A가 없었다면</w:t>
+            <w:t xml:space="preserve">If it had not been for A — A(이/가) 없었다면</w:t>
           </w:r>
           <w:r>
             <w:rPr>
@@ -13180,7 +13228,29 @@
               <w:szCs w:val="15"/>
               <w:u w:val="none"/>
             </w:rPr>
-            <w:t xml:space="preserve">그 참여자들이 [</w:t>
+            <w:t xml:space="preserve">그 참여자들</w:t>
+          </w:r>
+          <w:r>
+            <w:rPr>
+              <w:b w:val="1"/>
+              <w:bCs w:val="1"/>
+              <w:color w:val="000000"/>
+              <w:sz w:val="15"/>
+              <w:szCs w:val="15"/>
+              <w:u w:val="single"/>
+            </w:rPr>
+            <w:t xml:space="preserve">이</w:t>
+          </w:r>
+          <w:r>
+            <w:rPr>
+              <w:b w:val="0"/>
+              <w:bCs w:val="0"/>
+              <w:color w:val="000000"/>
+              <w:sz w:val="15"/>
+              <w:szCs w:val="15"/>
+              <w:u w:val="none"/>
+            </w:rPr>
+            <w:t xml:space="preserve"> [</w:t>
           </w:r>
           <w:r>
             <w:rPr>
@@ -14609,7 +14679,23 @@
               <w:sz w:val="17"/>
               <w:szCs w:val="17"/>
             </w:rPr>
-            <w:t xml:space="preserve">participate in — ~에 참여하다</w:t>
+            <w:t xml:space="preserve">participate — 참여하다</w:t>
+          </w:r>
+          <w:r>
+            <w:rPr>
+              <w:color w:val="333333"/>
+              <w:sz w:val="17"/>
+              <w:szCs w:val="17"/>
+            </w:rPr>
+            <w:t xml:space="preserve"> / </w:t>
+          </w:r>
+          <w:r>
+            <w:rPr>
+              <w:color w:val="333333"/>
+              <w:sz w:val="17"/>
+              <w:szCs w:val="17"/>
+            </w:rPr>
+            <w:t xml:space="preserve">in — ~에</w:t>
           </w:r>
           <w:r>
             <w:rPr>
@@ -15017,7 +15103,7 @@
               <w:sz w:val="17"/>
               <w:szCs w:val="17"/>
             </w:rPr>
-            <w:t xml:space="preserve">with — ~을 가지고, ~와 함께</w:t>
+            <w:t xml:space="preserve">with — ~와 함께</w:t>
           </w:r>
           <w:r>
             <w:rPr>
@@ -15430,7 +15516,7 @@
               <w:szCs w:val="15"/>
               <w:u w:val="none"/>
             </w:rPr>
-            <w:t xml:space="preserve">[천문학, 생물학, 물리학 등</w:t>
+            <w:t xml:space="preserve">[천문학, 생물학, 물리학 등 </w:t>
           </w:r>
           <w:r>
             <w:rPr>
@@ -15441,7 +15527,7 @@
               <w:szCs w:val="15"/>
               <w:u w:val="single"/>
             </w:rPr>
-            <w:t xml:space="preserve">의</w:t>
+            <w:t xml:space="preserve">분야의</w:t>
           </w:r>
           <w:r>
             <w:rPr>
@@ -18143,7 +18229,7 @@
               <w:sz w:val="17"/>
               <w:szCs w:val="17"/>
             </w:rPr>
-            <w:t xml:space="preserve">매우 기본적인 디자인과</w:t>
+            <w:t xml:space="preserve">매우 기본적인 디자인을 갖추고</w:t>
           </w:r>
           <w:r>
             <w:rPr>
@@ -18170,7 +18256,7 @@
               <w:sz w:val="17"/>
               <w:szCs w:val="17"/>
             </w:rPr>
-            <w:t xml:space="preserve">그리고 사용하기 쉬운 인터페이스를 갖추고.</w:t>
+            <w:t xml:space="preserve">그리고 사용하기 쉬운 인터페이스를 (갖추고).</w:t>
           </w:r>
         </w:p>
         <w:p>
@@ -21358,7 +21444,7 @@
               <w:sz w:val="17"/>
               <w:szCs w:val="17"/>
             </w:rPr>
-            <w:t xml:space="preserve">천문학, 생물학, 물리학 등의.</w:t>
+            <w:t xml:space="preserve">천문학, 생물학, 물리학 등 분야의.</w:t>
           </w:r>
         </w:p>
         <w:p>
@@ -21831,7 +21917,7 @@
               <w:bCs w:val="0"/>
               <w:color w:val="000000"/>
             </w:rPr>
-            <w:t xml:space="preserve">10번 문장은 9번에서 말한 분류 작업이 왜 그렇게 힘들었는지 설명한다. 은하 사진들은 얼핏 보면 다 비슷하다. 하지만 자세히 보면 모양이 조금씩 다르다. 그래서 컴퓨터처럼 한꺼번에 처리할 수 없고, 사람이 사진을 한 장씩 직접 보며 나눠야 했다. 이 점이 11번 문장의 ‘엄청난 시간이 든다’로 이어진다.</w:t>
+            <w:t xml:space="preserve">10번 문장은 9번에서 말한 분류 작업이 왜 그렇게 힘들었는지 설명한다. 은하 사진들은 얼핏 보면 다 비슷하다. 하지만 자세히 보면 모양이 조금씩 다르다. 그래서 사진을 한 장씩 직접 보면서 나누는 것이 가장 좋은 방법이었다. 이 점이 11번 문장의 ‘엄청난 시간이 든다’로 이어진다.</w:t>
           </w:r>
         </w:p>
         <w:p>
@@ -21886,7 +21972,7 @@
               <w:bCs w:val="0"/>
               <w:color w:val="000000"/>
             </w:rPr>
-            <w:t xml:space="preserve">24번 문장은 Galaxy Zoo가 어떻게 많은 사람을 모았는지 보여 준다. 사람들이 인터넷 기사나 게시물로 Galaxy Zoo 소식을 서로 전했다. 그 소식을 본 사람들이 점점 더 많이 웹사이트에 찾아왔다. 문장 앞의 It was ~ that은 ‘소문을 낸 것은 바로 온라인 미디어였다’처럼 그 주인공을 힘주어 말하는 표현이다.</w:t>
+            <w:t xml:space="preserve">24번 문장은 Galaxy Zoo가 어떻게 많은 사람을 모았는지 보여 준다. 사람들이 인터넷 기사나 게시물로 Galaxy Zoo 소식을 서로 전했다. 그 소식을 본 사람들이 점점 더 많이 웹사이트에 찾아왔다. 글쓴이는 소문이 퍼지도록 도운 것이 바로 온라인 미디어였다고 힘주어 말한다.</w:t>
           </w:r>
         </w:p>
         <w:p>
@@ -21941,7 +22027,7 @@
               <w:bCs w:val="0"/>
               <w:color w:val="000000"/>
             </w:rPr>
-            <w:t xml:space="preserve">27번 문장은 24~26번에서 본 참여자들의 힘을 한 번 더 강조한다. 실제로는 참여자들이 있었기 때문에 백만 장에 가까운 이미지를 분류할 수 있었다. 이 문장은 반대로 ‘만약 그들이 없었다면’이라고 상상해 본다. 그랬다면 Schawinski 혼자서는 그만큼 분류하지 못했을 것이다. 28번 문장은 혼자였다면 수십 년이 걸렸을 거라고 덧붙인다.</w:t>
+            <w:t xml:space="preserve">27번 문장은 24~26번에서 본 참여자들의 힘을 한 번 더 강조한다. 실제로는 참여자들이 있었기 때문에 약 백만 장이나 되는 이미지를 분류할 수 있었다. 이 문장은 반대로 ‘만약 그들이 없었다면’이라고 상상해 본다. 그랬다면 Schawinski 혼자서는 그만큼 분류하지 못했을 것이다. 28번 문장은 혼자였다면 수십 년이 걸렸을 거라고 덧붙인다.</w:t>
           </w:r>
         </w:p>
         <w:p>
@@ -22110,7 +22196,7 @@
               <w:sz w:val="20"/>
               <w:szCs w:val="20"/>
             </w:rPr>
-            <w:t xml:space="preserve"> If it had not been for A: A가 없었다면</w:t>
+            <w:t xml:space="preserve"> If it had not been for A: A(이/가) 없었다면</w:t>
           </w:r>
           <w:r>
             <w:rPr>
@@ -22144,7 +22230,7 @@
               <w:sz w:val="20"/>
               <w:szCs w:val="20"/>
             </w:rPr>
-            <w:t xml:space="preserve"> — 공식: If it had not been for A — A가 없었다면(과거 사실과 반대로 가정). A = those participants(그 참여자들). → 그 참여자들이 없었다면. 뒤 주절은 couldn’t have p.p.(~할 수 없었을 것이다)로 짝을 이루어 “그 참여자들이 없었다면 Schawinski는 그렇게 많은 이미지를 분류할 수 없었을 것이다”가 된다. 실제로는 참여자들이 있었다는 뜻이다.</w:t>
+            <w:t xml:space="preserve"> — 공식: If it had not been for A — A(이/가) 없었다면(과거 사실과 반대로 가정). A = those participants(그 참여자들). → 그 참여자들이 없었다면. 뒤 주절은 couldn’t have p.p.(~할 수 없었을 것이다)로 짝을 이루어 “그 참여자들이 없었다면 Schawinski는 그렇게 많은 이미지를 분류할 수 없었을 것이다”가 된다. 실제로는 참여자들이 있었다는 뜻이다.</w:t>
           </w:r>
         </w:p>
         <w:p>
@@ -23627,7 +23713,25 @@
               <w:sz w:val="20"/>
               <w:szCs w:val="20"/>
             </w:rPr>
-            <w:t xml:space="preserve">the group members began to notice something</w:t>
+            <w:t xml:space="preserve">the group members began to notice</w:t>
+          </w:r>
+          <w:r>
+            <w:rPr>
+              <w:b/>
+              <w:bCs/>
+              <w:color w:val="C00000"/>
+              <w:sz w:val="20"/>
+              <w:szCs w:val="20"/>
+            </w:rPr>
+            <w:t xml:space="preserve">  /  </w:t>
+          </w:r>
+          <w:r>
+            <w:rPr>
+              <w:color w:val="000000"/>
+              <w:sz w:val="20"/>
+              <w:szCs w:val="20"/>
+            </w:rPr>
+            <w:t xml:space="preserve">something</w:t>
           </w:r>
           <w:r>
             <w:rPr>
@@ -24370,7 +24474,7 @@
               <w:sz w:val="15"/>
               <w:szCs w:val="15"/>
             </w:rPr>
-            <w:t xml:space="preserve">light, [</w:t>
+            <w:t xml:space="preserve">ribbons of green and purple light, [</w:t>
           </w:r>
           <w:r>
             <w:rPr>
@@ -24408,7 +24512,7 @@
               <w:szCs w:val="15"/>
               <w:u w:val="none"/>
             </w:rPr>
-            <w:t xml:space="preserve">빛, [</w:t>
+            <w:t xml:space="preserve">녹색과 보라색 빛의 띠들, [</w:t>
           </w:r>
           <w:r>
             <w:rPr>
@@ -25702,7 +25806,7 @@
               <w:sz w:val="17"/>
               <w:szCs w:val="17"/>
             </w:rPr>
-            <w:t xml:space="preserve">give A to B — A를 B에게 주다(붙이다)</w:t>
+            <w:t xml:space="preserve">give A to B — A를 B에게 붙이다 (흔한 뜻: 주다)</w:t>
           </w:r>
           <w:r>
             <w:rPr>
@@ -25800,7 +25904,7 @@
               <w:sz w:val="15"/>
               <w:szCs w:val="15"/>
             </w:rPr>
-            <w:t xml:space="preserve">Unsure of [</w:t>
+            <w:t xml:space="preserve">[</w:t>
           </w:r>
           <w:r>
             <w:rPr>
@@ -25882,7 +25986,7 @@
               <w:szCs w:val="15"/>
               <w:u w:val="none"/>
             </w:rPr>
-            <w:t xml:space="preserve">] 확신하지 못하는</w:t>
+            <w:t xml:space="preserve">]</w:t>
           </w:r>
           <w:r>
             <w:rPr>
@@ -26458,7 +26562,7 @@
               <w:szCs w:val="15"/>
               <w:u w:val="none"/>
             </w:rPr>
-            <w:t xml:space="preserve">[몇 년 동안 Steve의 사진을 찍고 논의한 </w:t>
+            <w:t xml:space="preserve">[몇 년 동안 Steve의 사진을 찍고 논의</w:t>
           </w:r>
           <w:r>
             <w:rPr>
@@ -26469,7 +26573,7 @@
               <w:szCs w:val="15"/>
               <w:u w:val="single"/>
             </w:rPr>
-            <w:t xml:space="preserve">후에</w:t>
+            <w:t xml:space="preserve">한 후에</w:t>
           </w:r>
           <w:r>
             <w:rPr>
@@ -30302,7 +30406,7 @@
               <w:sz w:val="17"/>
               <w:szCs w:val="17"/>
             </w:rPr>
-            <w:t xml:space="preserve">Strong Thermal Emission Velocity Enhancement — 속도 증가에 따른 강한 열 방출 (STEVE의 각 글자가 나타내는 말)</w:t>
+            <w:t xml:space="preserve">Strong Thermal Emission Velocity Enhancement — 강한 열 방출 속도 증가 (STEVE의 각 글자가 나타내는 말)</w:t>
           </w:r>
         </w:p>
         <w:p>
@@ -31184,23 +31288,23 @@
               <w:sz w:val="17"/>
               <w:szCs w:val="17"/>
             </w:rPr>
-            <w:t xml:space="preserve">If it had not been for A — A가 없었다면</w:t>
-          </w:r>
-          <w:r>
-            <w:rPr>
-              <w:color w:val="333333"/>
-              <w:sz w:val="17"/>
-              <w:szCs w:val="17"/>
-            </w:rPr>
-            <w:t xml:space="preserve"> / </w:t>
-          </w:r>
-          <w:r>
-            <w:rPr>
-              <w:color w:val="333333"/>
-              <w:sz w:val="17"/>
-              <w:szCs w:val="17"/>
-            </w:rPr>
-            <w:t xml:space="preserve">them — 그들 (오로라 추적자 단체의 헌신적인 구성원들)</w:t>
+            <w:t xml:space="preserve">If it had not been for A — A(이/가) 없었다면</w:t>
+          </w:r>
+          <w:r>
+            <w:rPr>
+              <w:color w:val="333333"/>
+              <w:sz w:val="17"/>
+              <w:szCs w:val="17"/>
+            </w:rPr>
+            <w:t xml:space="preserve"> / </w:t>
+          </w:r>
+          <w:r>
+            <w:rPr>
+              <w:color w:val="333333"/>
+              <w:sz w:val="17"/>
+              <w:szCs w:val="17"/>
+            </w:rPr>
+            <w:t xml:space="preserve">them — 그들이 (오로라 추적자 단체의 헌신적인 구성원들)</w:t>
           </w:r>
           <w:r>
             <w:rPr>
@@ -31343,7 +31447,29 @@
               <w:szCs w:val="15"/>
               <w:u w:val="none"/>
             </w:rPr>
-            <w:t xml:space="preserve">그들[오로라 추적자들]이 [</w:t>
+            <w:t xml:space="preserve">그들[오로라 추적자들]</w:t>
+          </w:r>
+          <w:r>
+            <w:rPr>
+              <w:b w:val="1"/>
+              <w:bCs w:val="1"/>
+              <w:color w:val="000000"/>
+              <w:sz w:val="15"/>
+              <w:szCs w:val="15"/>
+              <w:u w:val="single"/>
+            </w:rPr>
+            <w:t xml:space="preserve">이</w:t>
+          </w:r>
+          <w:r>
+            <w:rPr>
+              <w:b w:val="0"/>
+              <w:bCs w:val="0"/>
+              <w:color w:val="000000"/>
+              <w:sz w:val="15"/>
+              <w:szCs w:val="15"/>
+              <w:u w:val="none"/>
+            </w:rPr>
+            <w:t xml:space="preserve"> [</w:t>
           </w:r>
           <w:r>
             <w:rPr>
@@ -33101,7 +33227,7 @@
               <w:bCs w:val="0"/>
               <w:color w:val="000000"/>
             </w:rPr>
-            <w:t xml:space="preserve">the group members began to notice something</w:t>
+            <w:t xml:space="preserve">the group members began to notice</w:t>
           </w:r>
           <w:r>
             <w:rPr>
@@ -33133,6 +33259,38 @@
               <w:bCs w:val="0"/>
               <w:color w:val="000000"/>
             </w:rPr>
+            <w:t xml:space="preserve">something</w:t>
+          </w:r>
+          <w:r>
+            <w:rPr>
+              <w:rFonts w:ascii="Times New Roman" w:eastAsia="Times New Roman" w:hAnsi="Times New Roman" w:cs="Times New Roman"/>
+              <w:color w:val="BBBBBB"/>
+              <w:sz w:val="20"/>
+              <w:szCs w:val="20"/>
+            </w:rPr>
+            <w:t xml:space="preserve"> / </w:t>
+          </w:r>
+          <w:r>
+            <w:rPr>
+              <w:rFonts w:ascii="Times New Roman" w:eastAsia="Times New Roman" w:hAnsi="Times New Roman" w:cs="Times New Roman"/>
+              <w:b/>
+              <w:bCs/>
+              <w:color w:val="666666"/>
+              <w:sz w:val="20"/>
+              <w:szCs w:val="20"/>
+              <w:vertAlign w:val="superscript"/>
+            </w:rPr>
+            <w:t xml:space="preserve">5</w:t>
+          </w:r>
+          <w:r>
+            <w:rPr>
+              <w:rFonts w:ascii="Times New Roman" w:eastAsia="Times New Roman" w:hAnsi="Times New Roman" w:cs="Times New Roman"/>
+              <w:sz w:val="20"/>
+              <w:szCs w:val="20"/>
+              <w:b w:val="0"/>
+              <w:bCs w:val="0"/>
+              <w:color w:val="000000"/>
+            </w:rPr>
             <w:t xml:space="preserve">strange</w:t>
           </w:r>
           <w:r>
@@ -33154,7 +33312,7 @@
               <w:szCs w:val="20"/>
               <w:vertAlign w:val="superscript"/>
             </w:rPr>
-            <w:t xml:space="preserve">5</w:t>
+            <w:t xml:space="preserve">6</w:t>
           </w:r>
           <w:r>
             <w:rPr>
@@ -33246,7 +33404,7 @@
               <w:sz w:val="17"/>
               <w:szCs w:val="17"/>
             </w:rPr>
-            <w:t xml:space="preserve">그 단체 구성원들은 무언가를 알아채기 시작했다</w:t>
+            <w:t xml:space="preserve">그 단체 구성원들은 알아채기 시작했다</w:t>
           </w:r>
           <w:r>
             <w:rPr>
@@ -33273,7 +33431,7 @@
               <w:sz w:val="17"/>
               <w:szCs w:val="17"/>
             </w:rPr>
-            <w:t xml:space="preserve">이상한</w:t>
+            <w:t xml:space="preserve">무언가가</w:t>
           </w:r>
           <w:r>
             <w:rPr>
@@ -33300,182 +33458,16 @@
               <w:sz w:val="17"/>
               <w:szCs w:val="17"/>
             </w:rPr>
-            <w:t xml:space="preserve">밤하늘에 나타나는.</w:t>
-          </w:r>
-        </w:p>
-        <w:p>
-          <w:pPr>
-            <w:keepNext w:val="0"/>
-            <w:keepLines/>
-            <w:spacing w:line="253" w:lineRule="exact" w:before="30" w:after="40"/>
-            <w:ind w:left="280"/>
-          </w:pPr>
-          <w:r>
-            <w:rPr>
-              <w:color w:val="999999"/>
-              <w:sz w:val="16"/>
-              <w:szCs w:val="16"/>
-            </w:rPr>
-            <w:t xml:space="preserve">↳ 자연 해석  </w:t>
-          </w:r>
-          <w:r>
-            <w:rPr>
-              <w:color w:val="333333"/>
-              <w:sz w:val="16"/>
-              <w:szCs w:val="16"/>
-            </w:rPr>
-            <w:t xml:space="preserve">2014년 여름, 그 단체 구성원들은 밤하늘에 이상한 무언가가 나타나는 것을 알아채기 시작했다.</w:t>
-          </w:r>
-        </w:p>
-        <w:p>
-          <w:pPr>
-            <w:keepNext w:val="0"/>
-            <w:spacing w:line="170" w:lineRule="exact" w:before="0" w:after="0"/>
-          </w:pPr>
-        </w:p>
-        <w:p>
-          <w:pPr>
-            <w:keepNext/>
-            <w:keepLines/>
-            <w:spacing w:line="253" w:lineRule="exact" w:before="30" w:after="40"/>
-          </w:pPr>
-          <w:r>
-            <w:rPr>
-              <w:b/>
-              <w:bCs/>
-              <w:color w:val="1F3864"/>
-              <w:sz w:val="20"/>
-              <w:szCs w:val="20"/>
-            </w:rPr>
-            <w:t xml:space="preserve">38.  </w:t>
-          </w:r>
-          <w:r>
-            <w:rPr>
-              <w:rFonts w:ascii="Times New Roman" w:eastAsia="Times New Roman" w:hAnsi="Times New Roman" w:cs="Times New Roman"/>
-              <w:b/>
-              <w:bCs/>
-              <w:color w:val="666666"/>
-              <w:sz w:val="20"/>
-              <w:szCs w:val="20"/>
-              <w:vertAlign w:val="superscript"/>
-            </w:rPr>
-            <w:t xml:space="preserve">1</w:t>
-          </w:r>
-          <w:r>
-            <w:rPr>
-              <w:rFonts w:ascii="Times New Roman" w:eastAsia="Times New Roman" w:hAnsi="Times New Roman" w:cs="Times New Roman"/>
-              <w:sz w:val="20"/>
-              <w:szCs w:val="20"/>
-              <w:b w:val="0"/>
-              <w:bCs w:val="0"/>
-              <w:color w:val="000000"/>
-            </w:rPr>
-            <w:t xml:space="preserve">There were unusual ribbons</w:t>
-          </w:r>
-          <w:r>
-            <w:rPr>
-              <w:rFonts w:ascii="Times New Roman" w:eastAsia="Times New Roman" w:hAnsi="Times New Roman" w:cs="Times New Roman"/>
+            <w:t xml:space="preserve">이상한</w:t>
+          </w:r>
+          <w:r>
+            <w:rPr>
               <w:color w:val="BBBBBB"/>
-              <w:sz w:val="20"/>
-              <w:szCs w:val="20"/>
-            </w:rPr>
-            <w:t xml:space="preserve"> / </w:t>
-          </w:r>
-          <w:r>
-            <w:rPr>
-              <w:rFonts w:ascii="Times New Roman" w:eastAsia="Times New Roman" w:hAnsi="Times New Roman" w:cs="Times New Roman"/>
-              <w:b/>
-              <w:bCs/>
-              <w:color w:val="666666"/>
-              <w:sz w:val="20"/>
-              <w:szCs w:val="20"/>
-              <w:vertAlign w:val="superscript"/>
-            </w:rPr>
-            <w:t xml:space="preserve">2</w:t>
-          </w:r>
-          <w:r>
-            <w:rPr>
-              <w:rFonts w:ascii="Times New Roman" w:eastAsia="Times New Roman" w:hAnsi="Times New Roman" w:cs="Times New Roman"/>
-              <w:sz w:val="20"/>
-              <w:szCs w:val="20"/>
-              <w:b w:val="0"/>
-              <w:bCs w:val="0"/>
-              <w:color w:val="000000"/>
-            </w:rPr>
-            <w:t xml:space="preserve">of green and purple light,</w:t>
-          </w:r>
-          <w:r>
-            <w:rPr>
-              <w:rFonts w:ascii="Times New Roman" w:eastAsia="Times New Roman" w:hAnsi="Times New Roman" w:cs="Times New Roman"/>
-              <w:color w:val="BBBBBB"/>
-              <w:sz w:val="20"/>
-              <w:szCs w:val="20"/>
-            </w:rPr>
-            <w:t xml:space="preserve"> / </w:t>
-          </w:r>
-          <w:r>
-            <w:rPr>
-              <w:rFonts w:ascii="Times New Roman" w:eastAsia="Times New Roman" w:hAnsi="Times New Roman" w:cs="Times New Roman"/>
-              <w:b/>
-              <w:bCs/>
-              <w:color w:val="666666"/>
-              <w:sz w:val="20"/>
-              <w:szCs w:val="20"/>
-              <w:vertAlign w:val="superscript"/>
-            </w:rPr>
-            <w:t xml:space="preserve">3</w:t>
-          </w:r>
-          <w:r>
-            <w:rPr>
-              <w:rFonts w:ascii="Times New Roman" w:eastAsia="Times New Roman" w:hAnsi="Times New Roman" w:cs="Times New Roman"/>
-              <w:sz w:val="20"/>
-              <w:szCs w:val="20"/>
-              <w:b w:val="0"/>
-              <w:bCs w:val="0"/>
-              <w:color w:val="000000"/>
-            </w:rPr>
-            <w:t xml:space="preserve">some of which seemed to stretch</w:t>
-          </w:r>
-          <w:r>
-            <w:rPr>
-              <w:rFonts w:ascii="Times New Roman" w:eastAsia="Times New Roman" w:hAnsi="Times New Roman" w:cs="Times New Roman"/>
-              <w:color w:val="BBBBBB"/>
-              <w:sz w:val="20"/>
-              <w:szCs w:val="20"/>
-            </w:rPr>
-            <w:t xml:space="preserve"> / </w:t>
-          </w:r>
-          <w:r>
-            <w:rPr>
-              <w:rFonts w:ascii="Times New Roman" w:eastAsia="Times New Roman" w:hAnsi="Times New Roman" w:cs="Times New Roman"/>
-              <w:b/>
-              <w:bCs/>
-              <w:color w:val="666666"/>
-              <w:sz w:val="20"/>
-              <w:szCs w:val="20"/>
-              <w:vertAlign w:val="superscript"/>
-            </w:rPr>
-            <w:t xml:space="preserve">4</w:t>
-          </w:r>
-          <w:r>
-            <w:rPr>
-              <w:rFonts w:ascii="Times New Roman" w:eastAsia="Times New Roman" w:hAnsi="Times New Roman" w:cs="Times New Roman"/>
-              <w:sz w:val="20"/>
-              <w:szCs w:val="20"/>
-              <w:b w:val="0"/>
-              <w:bCs w:val="0"/>
-              <w:color w:val="000000"/>
-            </w:rPr>
-            <w:t xml:space="preserve">for thousands of kilometers.</w:t>
-          </w:r>
-        </w:p>
-        <w:p>
-          <w:pPr>
-            <w:keepNext/>
-            <w:keepLines/>
-            <w:spacing w:line="253" w:lineRule="exact" w:before="30" w:after="40"/>
-            <w:ind w:left="200"/>
-          </w:pPr>
+              <w:sz w:val="17"/>
+              <w:szCs w:val="17"/>
+            </w:rPr>
+            <w:t xml:space="preserve"> / </w:t>
+          </w:r>
           <w:r>
             <w:rPr>
               <w:b/>
@@ -33485,24 +33477,190 @@
               <w:szCs w:val="18"/>
               <w:vertAlign w:val="superscript"/>
             </w:rPr>
+            <w:t xml:space="preserve">6</w:t>
+          </w:r>
+          <w:r>
+            <w:rPr>
+              <w:color w:val="333333"/>
+              <w:sz w:val="17"/>
+              <w:szCs w:val="17"/>
+            </w:rPr>
+            <w:t xml:space="preserve">밤하늘에 나타나는 것을.</w:t>
+          </w:r>
+        </w:p>
+        <w:p>
+          <w:pPr>
+            <w:keepNext w:val="0"/>
+            <w:keepLines/>
+            <w:spacing w:line="253" w:lineRule="exact" w:before="30" w:after="40"/>
+            <w:ind w:left="280"/>
+          </w:pPr>
+          <w:r>
+            <w:rPr>
+              <w:color w:val="999999"/>
+              <w:sz w:val="16"/>
+              <w:szCs w:val="16"/>
+            </w:rPr>
+            <w:t xml:space="preserve">↳ 자연 해석  </w:t>
+          </w:r>
+          <w:r>
+            <w:rPr>
+              <w:color w:val="333333"/>
+              <w:sz w:val="16"/>
+              <w:szCs w:val="16"/>
+            </w:rPr>
+            <w:t xml:space="preserve">2014년 여름, 그 단체 구성원들은 밤하늘에 이상한 무언가가 나타나는 것을 알아채기 시작했다.</w:t>
+          </w:r>
+        </w:p>
+        <w:p>
+          <w:pPr>
+            <w:keepNext w:val="0"/>
+            <w:spacing w:line="170" w:lineRule="exact" w:before="0" w:after="0"/>
+          </w:pPr>
+        </w:p>
+        <w:p>
+          <w:pPr>
+            <w:keepNext/>
+            <w:keepLines/>
+            <w:spacing w:line="253" w:lineRule="exact" w:before="30" w:after="40"/>
+          </w:pPr>
+          <w:r>
+            <w:rPr>
+              <w:b/>
+              <w:bCs/>
+              <w:color w:val="1F3864"/>
+              <w:sz w:val="20"/>
+              <w:szCs w:val="20"/>
+            </w:rPr>
+            <w:t xml:space="preserve">38.  </w:t>
+          </w:r>
+          <w:r>
+            <w:rPr>
+              <w:rFonts w:ascii="Times New Roman" w:eastAsia="Times New Roman" w:hAnsi="Times New Roman" w:cs="Times New Roman"/>
+              <w:b/>
+              <w:bCs/>
+              <w:color w:val="666666"/>
+              <w:sz w:val="20"/>
+              <w:szCs w:val="20"/>
+              <w:vertAlign w:val="superscript"/>
+            </w:rPr>
             <w:t xml:space="preserve">1</w:t>
           </w:r>
           <w:r>
             <w:rPr>
-              <w:color w:val="333333"/>
-              <w:sz w:val="17"/>
-              <w:szCs w:val="17"/>
-            </w:rPr>
-            <w:t xml:space="preserve">특이한 띠들이 있었다</w:t>
-          </w:r>
-          <w:r>
-            <w:rPr>
+              <w:rFonts w:ascii="Times New Roman" w:eastAsia="Times New Roman" w:hAnsi="Times New Roman" w:cs="Times New Roman"/>
+              <w:sz w:val="20"/>
+              <w:szCs w:val="20"/>
+              <w:b w:val="0"/>
+              <w:bCs w:val="0"/>
+              <w:color w:val="000000"/>
+            </w:rPr>
+            <w:t xml:space="preserve">There were unusual ribbons</w:t>
+          </w:r>
+          <w:r>
+            <w:rPr>
+              <w:rFonts w:ascii="Times New Roman" w:eastAsia="Times New Roman" w:hAnsi="Times New Roman" w:cs="Times New Roman"/>
               <w:color w:val="BBBBBB"/>
-              <w:sz w:val="17"/>
-              <w:szCs w:val="17"/>
-            </w:rPr>
-            <w:t xml:space="preserve"> / </w:t>
-          </w:r>
+              <w:sz w:val="20"/>
+              <w:szCs w:val="20"/>
+            </w:rPr>
+            <w:t xml:space="preserve"> / </w:t>
+          </w:r>
+          <w:r>
+            <w:rPr>
+              <w:rFonts w:ascii="Times New Roman" w:eastAsia="Times New Roman" w:hAnsi="Times New Roman" w:cs="Times New Roman"/>
+              <w:b/>
+              <w:bCs/>
+              <w:color w:val="666666"/>
+              <w:sz w:val="20"/>
+              <w:szCs w:val="20"/>
+              <w:vertAlign w:val="superscript"/>
+            </w:rPr>
+            <w:t xml:space="preserve">2</w:t>
+          </w:r>
+          <w:r>
+            <w:rPr>
+              <w:rFonts w:ascii="Times New Roman" w:eastAsia="Times New Roman" w:hAnsi="Times New Roman" w:cs="Times New Roman"/>
+              <w:sz w:val="20"/>
+              <w:szCs w:val="20"/>
+              <w:b w:val="0"/>
+              <w:bCs w:val="0"/>
+              <w:color w:val="000000"/>
+            </w:rPr>
+            <w:t xml:space="preserve">of green and purple light,</w:t>
+          </w:r>
+          <w:r>
+            <w:rPr>
+              <w:rFonts w:ascii="Times New Roman" w:eastAsia="Times New Roman" w:hAnsi="Times New Roman" w:cs="Times New Roman"/>
+              <w:color w:val="BBBBBB"/>
+              <w:sz w:val="20"/>
+              <w:szCs w:val="20"/>
+            </w:rPr>
+            <w:t xml:space="preserve"> / </w:t>
+          </w:r>
+          <w:r>
+            <w:rPr>
+              <w:rFonts w:ascii="Times New Roman" w:eastAsia="Times New Roman" w:hAnsi="Times New Roman" w:cs="Times New Roman"/>
+              <w:b/>
+              <w:bCs/>
+              <w:color w:val="666666"/>
+              <w:sz w:val="20"/>
+              <w:szCs w:val="20"/>
+              <w:vertAlign w:val="superscript"/>
+            </w:rPr>
+            <w:t xml:space="preserve">3</w:t>
+          </w:r>
+          <w:r>
+            <w:rPr>
+              <w:rFonts w:ascii="Times New Roman" w:eastAsia="Times New Roman" w:hAnsi="Times New Roman" w:cs="Times New Roman"/>
+              <w:sz w:val="20"/>
+              <w:szCs w:val="20"/>
+              <w:b w:val="0"/>
+              <w:bCs w:val="0"/>
+              <w:color w:val="000000"/>
+            </w:rPr>
+            <w:t xml:space="preserve">some of which seemed to stretch</w:t>
+          </w:r>
+          <w:r>
+            <w:rPr>
+              <w:rFonts w:ascii="Times New Roman" w:eastAsia="Times New Roman" w:hAnsi="Times New Roman" w:cs="Times New Roman"/>
+              <w:color w:val="BBBBBB"/>
+              <w:sz w:val="20"/>
+              <w:szCs w:val="20"/>
+            </w:rPr>
+            <w:t xml:space="preserve"> / </w:t>
+          </w:r>
+          <w:r>
+            <w:rPr>
+              <w:rFonts w:ascii="Times New Roman" w:eastAsia="Times New Roman" w:hAnsi="Times New Roman" w:cs="Times New Roman"/>
+              <w:b/>
+              <w:bCs/>
+              <w:color w:val="666666"/>
+              <w:sz w:val="20"/>
+              <w:szCs w:val="20"/>
+              <w:vertAlign w:val="superscript"/>
+            </w:rPr>
+            <w:t xml:space="preserve">4</w:t>
+          </w:r>
+          <w:r>
+            <w:rPr>
+              <w:rFonts w:ascii="Times New Roman" w:eastAsia="Times New Roman" w:hAnsi="Times New Roman" w:cs="Times New Roman"/>
+              <w:sz w:val="20"/>
+              <w:szCs w:val="20"/>
+              <w:b w:val="0"/>
+              <w:bCs w:val="0"/>
+              <w:color w:val="000000"/>
+            </w:rPr>
+            <w:t xml:space="preserve">for thousands of kilometers.</w:t>
+          </w:r>
+        </w:p>
+        <w:p>
+          <w:pPr>
+            <w:keepNext/>
+            <w:keepLines/>
+            <w:spacing w:line="253" w:lineRule="exact" w:before="30" w:after="40"/>
+            <w:ind w:left="200"/>
+          </w:pPr>
           <w:r>
             <w:rPr>
               <w:b/>
@@ -33512,15 +33670,15 @@
               <w:szCs w:val="18"/>
               <w:vertAlign w:val="superscript"/>
             </w:rPr>
-            <w:t xml:space="preserve">2</w:t>
-          </w:r>
-          <w:r>
-            <w:rPr>
-              <w:color w:val="333333"/>
-              <w:sz w:val="17"/>
-              <w:szCs w:val="17"/>
-            </w:rPr>
-            <w:t xml:space="preserve">녹색과 보라색 빛의,</w:t>
+            <w:t xml:space="preserve">1</w:t>
+          </w:r>
+          <w:r>
+            <w:rPr>
+              <w:color w:val="333333"/>
+              <w:sz w:val="17"/>
+              <w:szCs w:val="17"/>
+            </w:rPr>
+            <w:t xml:space="preserve">특이한 띠들이 있었다</w:t>
           </w:r>
           <w:r>
             <w:rPr>
@@ -33539,15 +33697,15 @@
               <w:szCs w:val="18"/>
               <w:vertAlign w:val="superscript"/>
             </w:rPr>
-            <w:t xml:space="preserve">3</w:t>
-          </w:r>
-          <w:r>
-            <w:rPr>
-              <w:color w:val="333333"/>
-              <w:sz w:val="17"/>
-              <w:szCs w:val="17"/>
-            </w:rPr>
-            <w:t xml:space="preserve">그리고 그중 일부는 뻗어 있는 것처럼 보였다</w:t>
+            <w:t xml:space="preserve">2</w:t>
+          </w:r>
+          <w:r>
+            <w:rPr>
+              <w:color w:val="333333"/>
+              <w:sz w:val="17"/>
+              <w:szCs w:val="17"/>
+            </w:rPr>
+            <w:t xml:space="preserve">녹색과 보라색 빛의,</w:t>
           </w:r>
           <w:r>
             <w:rPr>
@@ -33566,158 +33724,24 @@
               <w:szCs w:val="18"/>
               <w:vertAlign w:val="superscript"/>
             </w:rPr>
-            <w:t xml:space="preserve">4</w:t>
-          </w:r>
-          <w:r>
-            <w:rPr>
-              <w:color w:val="333333"/>
-              <w:sz w:val="17"/>
-              <w:szCs w:val="17"/>
-            </w:rPr>
-            <w:t xml:space="preserve">수천 킬로미터에 걸쳐.</w:t>
-          </w:r>
-        </w:p>
-        <w:p>
-          <w:pPr>
-            <w:keepNext w:val="0"/>
-            <w:keepLines/>
-            <w:spacing w:line="253" w:lineRule="exact" w:before="30" w:after="40"/>
-            <w:ind w:left="280"/>
-          </w:pPr>
-          <w:r>
-            <w:rPr>
-              <w:color w:val="999999"/>
-              <w:sz w:val="16"/>
-              <w:szCs w:val="16"/>
-            </w:rPr>
-            <w:t xml:space="preserve">↳ 자연 해석  </w:t>
-          </w:r>
-          <w:r>
-            <w:rPr>
-              <w:color w:val="333333"/>
-              <w:sz w:val="16"/>
-              <w:szCs w:val="16"/>
-            </w:rPr>
-            <w:t xml:space="preserve">녹색과 보라색의 특이한 빛의 띠가 있었는데, 그중 일부는 수천 킬로미터에 걸쳐 뻗어 있는 것처럼 보였다.</w:t>
-          </w:r>
-        </w:p>
-        <w:p>
-          <w:pPr>
-            <w:keepNext w:val="0"/>
-            <w:spacing w:line="170" w:lineRule="exact" w:before="0" w:after="0"/>
-          </w:pPr>
-        </w:p>
-        <w:p>
-          <w:pPr>
-            <w:keepNext/>
-            <w:keepLines/>
-            <w:spacing w:line="253" w:lineRule="exact" w:before="30" w:after="40"/>
-          </w:pPr>
-          <w:r>
-            <w:rPr>
-              <w:b/>
-              <w:bCs/>
-              <w:color w:val="1F3864"/>
-              <w:sz w:val="20"/>
-              <w:szCs w:val="20"/>
-            </w:rPr>
-            <w:t xml:space="preserve">39.  </w:t>
-          </w:r>
-          <w:r>
-            <w:rPr>
-              <w:rFonts w:ascii="Times New Roman" w:eastAsia="Times New Roman" w:hAnsi="Times New Roman" w:cs="Times New Roman"/>
-              <w:b/>
-              <w:bCs/>
-              <w:color w:val="666666"/>
-              <w:sz w:val="20"/>
-              <w:szCs w:val="20"/>
-              <w:vertAlign w:val="superscript"/>
-            </w:rPr>
-            <w:t xml:space="preserve">1</w:t>
-          </w:r>
-          <w:r>
-            <w:rPr>
-              <w:rFonts w:ascii="Times New Roman" w:eastAsia="Times New Roman" w:hAnsi="Times New Roman" w:cs="Times New Roman"/>
-              <w:sz w:val="20"/>
-              <w:szCs w:val="20"/>
-              <w:b w:val="0"/>
-              <w:bCs w:val="0"/>
-              <w:color w:val="000000"/>
-            </w:rPr>
-            <w:t xml:space="preserve">Sometimes they lasted for just a few minutes,</w:t>
-          </w:r>
-          <w:r>
-            <w:rPr>
-              <w:rFonts w:ascii="Times New Roman" w:eastAsia="Times New Roman" w:hAnsi="Times New Roman" w:cs="Times New Roman"/>
+            <w:t xml:space="preserve">3</w:t>
+          </w:r>
+          <w:r>
+            <w:rPr>
+              <w:color w:val="333333"/>
+              <w:sz w:val="17"/>
+              <w:szCs w:val="17"/>
+            </w:rPr>
+            <w:t xml:space="preserve">그리고 그중 일부는 뻗어 있는 것처럼 보였다</w:t>
+          </w:r>
+          <w:r>
+            <w:rPr>
               <w:color w:val="BBBBBB"/>
-              <w:sz w:val="20"/>
-              <w:szCs w:val="20"/>
-            </w:rPr>
-            <w:t xml:space="preserve"> / </w:t>
-          </w:r>
-          <w:r>
-            <w:rPr>
-              <w:rFonts w:ascii="Times New Roman" w:eastAsia="Times New Roman" w:hAnsi="Times New Roman" w:cs="Times New Roman"/>
-              <w:b/>
-              <w:bCs/>
-              <w:color w:val="666666"/>
-              <w:sz w:val="20"/>
-              <w:szCs w:val="20"/>
-              <w:vertAlign w:val="superscript"/>
-            </w:rPr>
-            <w:t xml:space="preserve">2</w:t>
-          </w:r>
-          <w:r>
-            <w:rPr>
-              <w:rFonts w:ascii="Times New Roman" w:eastAsia="Times New Roman" w:hAnsi="Times New Roman" w:cs="Times New Roman"/>
-              <w:sz w:val="20"/>
-              <w:szCs w:val="20"/>
-              <w:b w:val="0"/>
-              <w:bCs w:val="0"/>
-              <w:color w:val="000000"/>
-            </w:rPr>
-            <w:t xml:space="preserve">while other times they remained in the sky</w:t>
-          </w:r>
-          <w:r>
-            <w:rPr>
-              <w:rFonts w:ascii="Times New Roman" w:eastAsia="Times New Roman" w:hAnsi="Times New Roman" w:cs="Times New Roman"/>
-              <w:color w:val="BBBBBB"/>
-              <w:sz w:val="20"/>
-              <w:szCs w:val="20"/>
-            </w:rPr>
-            <w:t xml:space="preserve"> / </w:t>
-          </w:r>
-          <w:r>
-            <w:rPr>
-              <w:rFonts w:ascii="Times New Roman" w:eastAsia="Times New Roman" w:hAnsi="Times New Roman" w:cs="Times New Roman"/>
-              <w:b/>
-              <w:bCs/>
-              <w:color w:val="666666"/>
-              <w:sz w:val="20"/>
-              <w:szCs w:val="20"/>
-              <w:vertAlign w:val="superscript"/>
-            </w:rPr>
-            <w:t xml:space="preserve">3</w:t>
-          </w:r>
-          <w:r>
-            <w:rPr>
-              <w:rFonts w:ascii="Times New Roman" w:eastAsia="Times New Roman" w:hAnsi="Times New Roman" w:cs="Times New Roman"/>
-              <w:sz w:val="20"/>
-              <w:szCs w:val="20"/>
-              <w:b w:val="0"/>
-              <w:bCs w:val="0"/>
-              <w:color w:val="000000"/>
-            </w:rPr>
-            <w:t xml:space="preserve">for a whole hour.</w:t>
-          </w:r>
-        </w:p>
-        <w:p>
-          <w:pPr>
-            <w:keepNext/>
-            <w:keepLines/>
-            <w:spacing w:line="253" w:lineRule="exact" w:before="30" w:after="40"/>
-            <w:ind w:left="200"/>
-          </w:pPr>
+              <w:sz w:val="17"/>
+              <w:szCs w:val="17"/>
+            </w:rPr>
+            <w:t xml:space="preserve"> / </w:t>
+          </w:r>
           <w:r>
             <w:rPr>
               <w:b/>
@@ -33727,24 +33751,158 @@
               <w:szCs w:val="18"/>
               <w:vertAlign w:val="superscript"/>
             </w:rPr>
+            <w:t xml:space="preserve">4</w:t>
+          </w:r>
+          <w:r>
+            <w:rPr>
+              <w:color w:val="333333"/>
+              <w:sz w:val="17"/>
+              <w:szCs w:val="17"/>
+            </w:rPr>
+            <w:t xml:space="preserve">수천 킬로미터에 걸쳐.</w:t>
+          </w:r>
+        </w:p>
+        <w:p>
+          <w:pPr>
+            <w:keepNext w:val="0"/>
+            <w:keepLines/>
+            <w:spacing w:line="253" w:lineRule="exact" w:before="30" w:after="40"/>
+            <w:ind w:left="280"/>
+          </w:pPr>
+          <w:r>
+            <w:rPr>
+              <w:color w:val="999999"/>
+              <w:sz w:val="16"/>
+              <w:szCs w:val="16"/>
+            </w:rPr>
+            <w:t xml:space="preserve">↳ 자연 해석  </w:t>
+          </w:r>
+          <w:r>
+            <w:rPr>
+              <w:color w:val="333333"/>
+              <w:sz w:val="16"/>
+              <w:szCs w:val="16"/>
+            </w:rPr>
+            <w:t xml:space="preserve">녹색과 보라색의 특이한 빛의 띠가 있었는데, 그중 일부는 수천 킬로미터에 걸쳐 뻗어 있는 것처럼 보였다.</w:t>
+          </w:r>
+        </w:p>
+        <w:p>
+          <w:pPr>
+            <w:keepNext w:val="0"/>
+            <w:spacing w:line="170" w:lineRule="exact" w:before="0" w:after="0"/>
+          </w:pPr>
+        </w:p>
+        <w:p>
+          <w:pPr>
+            <w:keepNext/>
+            <w:keepLines/>
+            <w:spacing w:line="253" w:lineRule="exact" w:before="30" w:after="40"/>
+          </w:pPr>
+          <w:r>
+            <w:rPr>
+              <w:b/>
+              <w:bCs/>
+              <w:color w:val="1F3864"/>
+              <w:sz w:val="20"/>
+              <w:szCs w:val="20"/>
+            </w:rPr>
+            <w:t xml:space="preserve">39.  </w:t>
+          </w:r>
+          <w:r>
+            <w:rPr>
+              <w:rFonts w:ascii="Times New Roman" w:eastAsia="Times New Roman" w:hAnsi="Times New Roman" w:cs="Times New Roman"/>
+              <w:b/>
+              <w:bCs/>
+              <w:color w:val="666666"/>
+              <w:sz w:val="20"/>
+              <w:szCs w:val="20"/>
+              <w:vertAlign w:val="superscript"/>
+            </w:rPr>
             <w:t xml:space="preserve">1</w:t>
           </w:r>
           <w:r>
             <w:rPr>
-              <w:color w:val="333333"/>
-              <w:sz w:val="17"/>
-              <w:szCs w:val="17"/>
-            </w:rPr>
-            <w:t xml:space="preserve">때때로 그것들은 단 몇 분 동안 지속되었다,</w:t>
-          </w:r>
-          <w:r>
-            <w:rPr>
+              <w:rFonts w:ascii="Times New Roman" w:eastAsia="Times New Roman" w:hAnsi="Times New Roman" w:cs="Times New Roman"/>
+              <w:sz w:val="20"/>
+              <w:szCs w:val="20"/>
+              <w:b w:val="0"/>
+              <w:bCs w:val="0"/>
+              <w:color w:val="000000"/>
+            </w:rPr>
+            <w:t xml:space="preserve">Sometimes they lasted for just a few minutes,</w:t>
+          </w:r>
+          <w:r>
+            <w:rPr>
+              <w:rFonts w:ascii="Times New Roman" w:eastAsia="Times New Roman" w:hAnsi="Times New Roman" w:cs="Times New Roman"/>
               <w:color w:val="BBBBBB"/>
-              <w:sz w:val="17"/>
-              <w:szCs w:val="17"/>
-            </w:rPr>
-            <w:t xml:space="preserve"> / </w:t>
-          </w:r>
+              <w:sz w:val="20"/>
+              <w:szCs w:val="20"/>
+            </w:rPr>
+            <w:t xml:space="preserve"> / </w:t>
+          </w:r>
+          <w:r>
+            <w:rPr>
+              <w:rFonts w:ascii="Times New Roman" w:eastAsia="Times New Roman" w:hAnsi="Times New Roman" w:cs="Times New Roman"/>
+              <w:b/>
+              <w:bCs/>
+              <w:color w:val="666666"/>
+              <w:sz w:val="20"/>
+              <w:szCs w:val="20"/>
+              <w:vertAlign w:val="superscript"/>
+            </w:rPr>
+            <w:t xml:space="preserve">2</w:t>
+          </w:r>
+          <w:r>
+            <w:rPr>
+              <w:rFonts w:ascii="Times New Roman" w:eastAsia="Times New Roman" w:hAnsi="Times New Roman" w:cs="Times New Roman"/>
+              <w:sz w:val="20"/>
+              <w:szCs w:val="20"/>
+              <w:b w:val="0"/>
+              <w:bCs w:val="0"/>
+              <w:color w:val="000000"/>
+            </w:rPr>
+            <w:t xml:space="preserve">while other times they remained in the sky</w:t>
+          </w:r>
+          <w:r>
+            <w:rPr>
+              <w:rFonts w:ascii="Times New Roman" w:eastAsia="Times New Roman" w:hAnsi="Times New Roman" w:cs="Times New Roman"/>
+              <w:color w:val="BBBBBB"/>
+              <w:sz w:val="20"/>
+              <w:szCs w:val="20"/>
+            </w:rPr>
+            <w:t xml:space="preserve"> / </w:t>
+          </w:r>
+          <w:r>
+            <w:rPr>
+              <w:rFonts w:ascii="Times New Roman" w:eastAsia="Times New Roman" w:hAnsi="Times New Roman" w:cs="Times New Roman"/>
+              <w:b/>
+              <w:bCs/>
+              <w:color w:val="666666"/>
+              <w:sz w:val="20"/>
+              <w:szCs w:val="20"/>
+              <w:vertAlign w:val="superscript"/>
+            </w:rPr>
+            <w:t xml:space="preserve">3</w:t>
+          </w:r>
+          <w:r>
+            <w:rPr>
+              <w:rFonts w:ascii="Times New Roman" w:eastAsia="Times New Roman" w:hAnsi="Times New Roman" w:cs="Times New Roman"/>
+              <w:sz w:val="20"/>
+              <w:szCs w:val="20"/>
+              <w:b w:val="0"/>
+              <w:bCs w:val="0"/>
+              <w:color w:val="000000"/>
+            </w:rPr>
+            <w:t xml:space="preserve">for a whole hour.</w:t>
+          </w:r>
+        </w:p>
+        <w:p>
+          <w:pPr>
+            <w:keepNext/>
+            <w:keepLines/>
+            <w:spacing w:line="253" w:lineRule="exact" w:before="30" w:after="40"/>
+            <w:ind w:left="200"/>
+          </w:pPr>
           <w:r>
             <w:rPr>
               <w:b/>
@@ -33754,15 +33912,15 @@
               <w:szCs w:val="18"/>
               <w:vertAlign w:val="superscript"/>
             </w:rPr>
-            <w:t xml:space="preserve">2</w:t>
-          </w:r>
-          <w:r>
-            <w:rPr>
-              <w:color w:val="333333"/>
-              <w:sz w:val="17"/>
-              <w:szCs w:val="17"/>
-            </w:rPr>
-            <w:t xml:space="preserve">반면 다른 때에는 그것들은 하늘에 머물렀다</w:t>
+            <w:t xml:space="preserve">1</w:t>
+          </w:r>
+          <w:r>
+            <w:rPr>
+              <w:color w:val="333333"/>
+              <w:sz w:val="17"/>
+              <w:szCs w:val="17"/>
+            </w:rPr>
+            <w:t xml:space="preserve">때때로 그것들은 단 몇 분 동안 지속되었다,</w:t>
           </w:r>
           <w:r>
             <w:rPr>
@@ -33781,126 +33939,24 @@
               <w:szCs w:val="18"/>
               <w:vertAlign w:val="superscript"/>
             </w:rPr>
-            <w:t xml:space="preserve">3</w:t>
-          </w:r>
-          <w:r>
-            <w:rPr>
-              <w:color w:val="333333"/>
-              <w:sz w:val="17"/>
-              <w:szCs w:val="17"/>
-            </w:rPr>
-            <w:t xml:space="preserve">한 시간 내내.</w:t>
-          </w:r>
-        </w:p>
-        <w:p>
-          <w:pPr>
-            <w:keepNext w:val="0"/>
-            <w:keepLines/>
-            <w:spacing w:line="253" w:lineRule="exact" w:before="30" w:after="40"/>
-            <w:ind w:left="280"/>
-          </w:pPr>
-          <w:r>
-            <w:rPr>
-              <w:color w:val="999999"/>
-              <w:sz w:val="16"/>
-              <w:szCs w:val="16"/>
-            </w:rPr>
-            <w:t xml:space="preserve">↳ 자연 해석  </w:t>
-          </w:r>
-          <w:r>
-            <w:rPr>
-              <w:color w:val="333333"/>
-              <w:sz w:val="16"/>
-              <w:szCs w:val="16"/>
-            </w:rPr>
-            <w:t xml:space="preserve">그것들은 어떤 때에는 단 몇 분간 지속되었지만, 다른 때에는 한 시간 내내 하늘에 머무르기도 했다.</w:t>
-          </w:r>
-        </w:p>
-        <w:p>
-          <w:pPr>
-            <w:keepNext w:val="0"/>
-            <w:spacing w:line="170" w:lineRule="exact" w:before="0" w:after="0"/>
-          </w:pPr>
-        </w:p>
-        <w:p>
-          <w:pPr>
-            <w:keepNext/>
-            <w:keepLines/>
-            <w:spacing w:line="253" w:lineRule="exact" w:before="30" w:after="40"/>
-          </w:pPr>
-          <w:r>
-            <w:rPr>
-              <w:b/>
-              <w:bCs/>
-              <w:color w:val="1F3864"/>
-              <w:sz w:val="20"/>
-              <w:szCs w:val="20"/>
-            </w:rPr>
-            <w:t xml:space="preserve">40.  </w:t>
-          </w:r>
-          <w:r>
-            <w:rPr>
-              <w:rFonts w:ascii="Times New Roman" w:eastAsia="Times New Roman" w:hAnsi="Times New Roman" w:cs="Times New Roman"/>
-              <w:b/>
-              <w:bCs/>
-              <w:color w:val="666666"/>
-              <w:sz w:val="20"/>
-              <w:szCs w:val="20"/>
-              <w:vertAlign w:val="superscript"/>
-            </w:rPr>
-            <w:t xml:space="preserve">1</w:t>
-          </w:r>
-          <w:r>
-            <w:rPr>
-              <w:rFonts w:ascii="Times New Roman" w:eastAsia="Times New Roman" w:hAnsi="Times New Roman" w:cs="Times New Roman"/>
-              <w:sz w:val="20"/>
-              <w:szCs w:val="20"/>
-              <w:b w:val="0"/>
-              <w:bCs w:val="0"/>
-              <w:color w:val="000000"/>
-            </w:rPr>
-            <w:t xml:space="preserve">They were similar in appearance to auroras,</w:t>
-          </w:r>
-          <w:r>
-            <w:rPr>
-              <w:rFonts w:ascii="Times New Roman" w:eastAsia="Times New Roman" w:hAnsi="Times New Roman" w:cs="Times New Roman"/>
+            <w:t xml:space="preserve">2</w:t>
+          </w:r>
+          <w:r>
+            <w:rPr>
+              <w:color w:val="333333"/>
+              <w:sz w:val="17"/>
+              <w:szCs w:val="17"/>
+            </w:rPr>
+            <w:t xml:space="preserve">반면 다른 때에는 그것들은 하늘에 머물렀다</w:t>
+          </w:r>
+          <w:r>
+            <w:rPr>
               <w:color w:val="BBBBBB"/>
-              <w:sz w:val="20"/>
-              <w:szCs w:val="20"/>
-            </w:rPr>
-            <w:t xml:space="preserve"> / </w:t>
-          </w:r>
-          <w:r>
-            <w:rPr>
-              <w:rFonts w:ascii="Times New Roman" w:eastAsia="Times New Roman" w:hAnsi="Times New Roman" w:cs="Times New Roman"/>
-              <w:b/>
-              <w:bCs/>
-              <w:color w:val="666666"/>
-              <w:sz w:val="20"/>
-              <w:szCs w:val="20"/>
-              <w:vertAlign w:val="superscript"/>
-            </w:rPr>
-            <w:t xml:space="preserve">2</w:t>
-          </w:r>
-          <w:r>
-            <w:rPr>
-              <w:rFonts w:ascii="Times New Roman" w:eastAsia="Times New Roman" w:hAnsi="Times New Roman" w:cs="Times New Roman"/>
-              <w:sz w:val="20"/>
-              <w:szCs w:val="20"/>
-              <w:b w:val="0"/>
-              <w:bCs w:val="0"/>
-              <w:color w:val="000000"/>
-            </w:rPr>
-            <w:t xml:space="preserve">yet they possessed some notably different features.</w:t>
-          </w:r>
-        </w:p>
-        <w:p>
-          <w:pPr>
-            <w:keepNext/>
-            <w:keepLines/>
-            <w:spacing w:line="253" w:lineRule="exact" w:before="30" w:after="40"/>
-            <w:ind w:left="200"/>
-          </w:pPr>
+              <w:sz w:val="17"/>
+              <w:szCs w:val="17"/>
+            </w:rPr>
+            <w:t xml:space="preserve"> / </w:t>
+          </w:r>
           <w:r>
             <w:rPr>
               <w:b/>
@@ -33910,24 +33966,126 @@
               <w:szCs w:val="18"/>
               <w:vertAlign w:val="superscript"/>
             </w:rPr>
+            <w:t xml:space="preserve">3</w:t>
+          </w:r>
+          <w:r>
+            <w:rPr>
+              <w:color w:val="333333"/>
+              <w:sz w:val="17"/>
+              <w:szCs w:val="17"/>
+            </w:rPr>
+            <w:t xml:space="preserve">한 시간 내내.</w:t>
+          </w:r>
+        </w:p>
+        <w:p>
+          <w:pPr>
+            <w:keepNext w:val="0"/>
+            <w:keepLines/>
+            <w:spacing w:line="253" w:lineRule="exact" w:before="30" w:after="40"/>
+            <w:ind w:left="280"/>
+          </w:pPr>
+          <w:r>
+            <w:rPr>
+              <w:color w:val="999999"/>
+              <w:sz w:val="16"/>
+              <w:szCs w:val="16"/>
+            </w:rPr>
+            <w:t xml:space="preserve">↳ 자연 해석  </w:t>
+          </w:r>
+          <w:r>
+            <w:rPr>
+              <w:color w:val="333333"/>
+              <w:sz w:val="16"/>
+              <w:szCs w:val="16"/>
+            </w:rPr>
+            <w:t xml:space="preserve">그것들은 어떤 때에는 단 몇 분간 지속되었지만, 다른 때에는 한 시간 내내 하늘에 머무르기도 했다.</w:t>
+          </w:r>
+        </w:p>
+        <w:p>
+          <w:pPr>
+            <w:keepNext w:val="0"/>
+            <w:spacing w:line="170" w:lineRule="exact" w:before="0" w:after="0"/>
+          </w:pPr>
+        </w:p>
+        <w:p>
+          <w:pPr>
+            <w:keepNext/>
+            <w:keepLines/>
+            <w:spacing w:line="253" w:lineRule="exact" w:before="30" w:after="40"/>
+          </w:pPr>
+          <w:r>
+            <w:rPr>
+              <w:b/>
+              <w:bCs/>
+              <w:color w:val="1F3864"/>
+              <w:sz w:val="20"/>
+              <w:szCs w:val="20"/>
+            </w:rPr>
+            <w:t xml:space="preserve">40.  </w:t>
+          </w:r>
+          <w:r>
+            <w:rPr>
+              <w:rFonts w:ascii="Times New Roman" w:eastAsia="Times New Roman" w:hAnsi="Times New Roman" w:cs="Times New Roman"/>
+              <w:b/>
+              <w:bCs/>
+              <w:color w:val="666666"/>
+              <w:sz w:val="20"/>
+              <w:szCs w:val="20"/>
+              <w:vertAlign w:val="superscript"/>
+            </w:rPr>
             <w:t xml:space="preserve">1</w:t>
           </w:r>
           <w:r>
             <w:rPr>
-              <w:color w:val="333333"/>
-              <w:sz w:val="17"/>
-              <w:szCs w:val="17"/>
-            </w:rPr>
-            <w:t xml:space="preserve">그것들은 생김새가 오로라와 비슷했다,</w:t>
-          </w:r>
-          <w:r>
-            <w:rPr>
+              <w:rFonts w:ascii="Times New Roman" w:eastAsia="Times New Roman" w:hAnsi="Times New Roman" w:cs="Times New Roman"/>
+              <w:sz w:val="20"/>
+              <w:szCs w:val="20"/>
+              <w:b w:val="0"/>
+              <w:bCs w:val="0"/>
+              <w:color w:val="000000"/>
+            </w:rPr>
+            <w:t xml:space="preserve">They were similar in appearance to auroras,</w:t>
+          </w:r>
+          <w:r>
+            <w:rPr>
+              <w:rFonts w:ascii="Times New Roman" w:eastAsia="Times New Roman" w:hAnsi="Times New Roman" w:cs="Times New Roman"/>
               <w:color w:val="BBBBBB"/>
-              <w:sz w:val="17"/>
-              <w:szCs w:val="17"/>
-            </w:rPr>
-            <w:t xml:space="preserve"> / </w:t>
-          </w:r>
+              <w:sz w:val="20"/>
+              <w:szCs w:val="20"/>
+            </w:rPr>
+            <w:t xml:space="preserve"> / </w:t>
+          </w:r>
+          <w:r>
+            <w:rPr>
+              <w:rFonts w:ascii="Times New Roman" w:eastAsia="Times New Roman" w:hAnsi="Times New Roman" w:cs="Times New Roman"/>
+              <w:b/>
+              <w:bCs/>
+              <w:color w:val="666666"/>
+              <w:sz w:val="20"/>
+              <w:szCs w:val="20"/>
+              <w:vertAlign w:val="superscript"/>
+            </w:rPr>
+            <w:t xml:space="preserve">2</w:t>
+          </w:r>
+          <w:r>
+            <w:rPr>
+              <w:rFonts w:ascii="Times New Roman" w:eastAsia="Times New Roman" w:hAnsi="Times New Roman" w:cs="Times New Roman"/>
+              <w:sz w:val="20"/>
+              <w:szCs w:val="20"/>
+              <w:b w:val="0"/>
+              <w:bCs w:val="0"/>
+              <w:color w:val="000000"/>
+            </w:rPr>
+            <w:t xml:space="preserve">yet they possessed some notably different features.</w:t>
+          </w:r>
+        </w:p>
+        <w:p>
+          <w:pPr>
+            <w:keepNext/>
+            <w:keepLines/>
+            <w:spacing w:line="253" w:lineRule="exact" w:before="30" w:after="40"/>
+            <w:ind w:left="200"/>
+          </w:pPr>
           <w:r>
             <w:rPr>
               <w:b/>
@@ -33937,254 +34095,24 @@
               <w:szCs w:val="18"/>
               <w:vertAlign w:val="superscript"/>
             </w:rPr>
-            <w:t xml:space="preserve">2</w:t>
-          </w:r>
-          <w:r>
-            <w:rPr>
-              <w:color w:val="333333"/>
-              <w:sz w:val="17"/>
-              <w:szCs w:val="17"/>
-            </w:rPr>
-            <w:t xml:space="preserve">하지만 그것들은 몇 가지 현저하게 다른 특징들을 지니고 있었다.</w:t>
-          </w:r>
-        </w:p>
-        <w:p>
-          <w:pPr>
-            <w:keepNext w:val="0"/>
-            <w:keepLines/>
-            <w:spacing w:line="253" w:lineRule="exact" w:before="30" w:after="40"/>
-            <w:ind w:left="280"/>
-          </w:pPr>
-          <w:r>
-            <w:rPr>
-              <w:color w:val="999999"/>
-              <w:sz w:val="16"/>
-              <w:szCs w:val="16"/>
-            </w:rPr>
-            <w:t xml:space="preserve">↳ 자연 해석  </w:t>
-          </w:r>
-          <w:r>
-            <w:rPr>
-              <w:color w:val="333333"/>
-              <w:sz w:val="16"/>
-              <w:szCs w:val="16"/>
-            </w:rPr>
-            <w:t xml:space="preserve">그것들은 생김새가 오로라와 비슷했지만, 몇 가지 눈에 띄게 다른 특징들을 지니고 있었다.</w:t>
-          </w:r>
-        </w:p>
-        <w:p>
-          <w:pPr>
-            <w:keepNext w:val="0"/>
-            <w:spacing w:line="170" w:lineRule="exact" w:before="0" w:after="0"/>
-          </w:pPr>
-        </w:p>
-        <w:p>
-          <w:pPr>
-            <w:keepNext/>
-            <w:keepLines/>
-            <w:spacing w:line="253" w:lineRule="exact" w:before="30" w:after="40"/>
-          </w:pPr>
-          <w:r>
-            <w:rPr>
-              <w:b/>
-              <w:bCs/>
-              <w:color w:val="1F3864"/>
-              <w:sz w:val="20"/>
-              <w:szCs w:val="20"/>
-            </w:rPr>
-            <w:t xml:space="preserve">41.  </w:t>
-          </w:r>
-          <w:r>
-            <w:rPr>
-              <w:rFonts w:ascii="Times New Roman" w:eastAsia="Times New Roman" w:hAnsi="Times New Roman" w:cs="Times New Roman"/>
-              <w:b/>
-              <w:bCs/>
-              <w:color w:val="666666"/>
-              <w:sz w:val="20"/>
-              <w:szCs w:val="20"/>
-              <w:vertAlign w:val="superscript"/>
-            </w:rPr>
             <w:t xml:space="preserve">1</w:t>
           </w:r>
           <w:r>
             <w:rPr>
-              <w:rFonts w:ascii="Times New Roman" w:eastAsia="Times New Roman" w:hAnsi="Times New Roman" w:cs="Times New Roman"/>
-              <w:sz w:val="20"/>
-              <w:szCs w:val="20"/>
-              <w:b w:val="0"/>
-              <w:bCs w:val="0"/>
-              <w:color w:val="000000"/>
-            </w:rPr>
-            <w:t xml:space="preserve">Unsure of what they were,</w:t>
-          </w:r>
-          <w:r>
-            <w:rPr>
-              <w:rFonts w:ascii="Times New Roman" w:eastAsia="Times New Roman" w:hAnsi="Times New Roman" w:cs="Times New Roman"/>
+              <w:color w:val="333333"/>
+              <w:sz w:val="17"/>
+              <w:szCs w:val="17"/>
+            </w:rPr>
+            <w:t xml:space="preserve">그것들은 생김새가 오로라와 비슷했다,</w:t>
+          </w:r>
+          <w:r>
+            <w:rPr>
               <w:color w:val="BBBBBB"/>
-              <w:sz w:val="20"/>
-              <w:szCs w:val="20"/>
-            </w:rPr>
-            <w:t xml:space="preserve"> / </w:t>
-          </w:r>
-          <w:r>
-            <w:rPr>
-              <w:rFonts w:ascii="Times New Roman" w:eastAsia="Times New Roman" w:hAnsi="Times New Roman" w:cs="Times New Roman"/>
-              <w:b/>
-              <w:bCs/>
-              <w:color w:val="666666"/>
-              <w:sz w:val="20"/>
-              <w:szCs w:val="20"/>
-              <w:vertAlign w:val="superscript"/>
-            </w:rPr>
-            <w:t xml:space="preserve">2</w:t>
-          </w:r>
-          <w:r>
-            <w:rPr>
-              <w:rFonts w:ascii="Times New Roman" w:eastAsia="Times New Roman" w:hAnsi="Times New Roman" w:cs="Times New Roman"/>
-              <w:sz w:val="20"/>
-              <w:szCs w:val="20"/>
-              <w:b w:val="0"/>
-              <w:bCs w:val="0"/>
-              <w:color w:val="000000"/>
-            </w:rPr>
-            <w:t xml:space="preserve">the group decided to name the phenomenon “Steve,”</w:t>
-          </w:r>
-          <w:r>
-            <w:rPr>
-              <w:rFonts w:ascii="Times New Roman" w:eastAsia="Times New Roman" w:hAnsi="Times New Roman" w:cs="Times New Roman"/>
-              <w:color w:val="BBBBBB"/>
-              <w:sz w:val="20"/>
-              <w:szCs w:val="20"/>
-            </w:rPr>
-            <w:t xml:space="preserve"> / </w:t>
-          </w:r>
-          <w:r>
-            <w:rPr>
-              <w:rFonts w:ascii="Times New Roman" w:eastAsia="Times New Roman" w:hAnsi="Times New Roman" w:cs="Times New Roman"/>
-              <w:b/>
-              <w:bCs/>
-              <w:color w:val="666666"/>
-              <w:sz w:val="20"/>
-              <w:szCs w:val="20"/>
-              <w:vertAlign w:val="superscript"/>
-            </w:rPr>
-            <w:t xml:space="preserve">3</w:t>
-          </w:r>
-          <w:r>
-            <w:rPr>
-              <w:rFonts w:ascii="Times New Roman" w:eastAsia="Times New Roman" w:hAnsi="Times New Roman" w:cs="Times New Roman"/>
-              <w:sz w:val="20"/>
-              <w:szCs w:val="20"/>
-              <w:b w:val="0"/>
-              <w:bCs w:val="0"/>
-              <w:color w:val="000000"/>
-            </w:rPr>
-            <w:t xml:space="preserve">based on a scene</w:t>
-          </w:r>
-          <w:r>
-            <w:rPr>
-              <w:rFonts w:ascii="Times New Roman" w:eastAsia="Times New Roman" w:hAnsi="Times New Roman" w:cs="Times New Roman"/>
-              <w:color w:val="BBBBBB"/>
-              <w:sz w:val="20"/>
-              <w:szCs w:val="20"/>
-            </w:rPr>
-            <w:t xml:space="preserve"> / </w:t>
-          </w:r>
-          <w:r>
-            <w:rPr>
-              <w:rFonts w:ascii="Times New Roman" w:eastAsia="Times New Roman" w:hAnsi="Times New Roman" w:cs="Times New Roman"/>
-              <w:b/>
-              <w:bCs/>
-              <w:color w:val="666666"/>
-              <w:sz w:val="20"/>
-              <w:szCs w:val="20"/>
-              <w:vertAlign w:val="superscript"/>
-            </w:rPr>
-            <w:t xml:space="preserve">4</w:t>
-          </w:r>
-          <w:r>
-            <w:rPr>
-              <w:rFonts w:ascii="Times New Roman" w:eastAsia="Times New Roman" w:hAnsi="Times New Roman" w:cs="Times New Roman"/>
-              <w:sz w:val="20"/>
-              <w:szCs w:val="20"/>
-              <w:b w:val="0"/>
-              <w:bCs w:val="0"/>
-              <w:color w:val="000000"/>
-            </w:rPr>
-            <w:t xml:space="preserve">from an animated movie</w:t>
-          </w:r>
-          <w:r>
-            <w:rPr>
-              <w:rFonts w:ascii="Times New Roman" w:eastAsia="Times New Roman" w:hAnsi="Times New Roman" w:cs="Times New Roman"/>
-              <w:color w:val="BBBBBB"/>
-              <w:sz w:val="20"/>
-              <w:szCs w:val="20"/>
-            </w:rPr>
-            <w:t xml:space="preserve"> / </w:t>
-          </w:r>
-          <w:r>
-            <w:rPr>
-              <w:rFonts w:ascii="Times New Roman" w:eastAsia="Times New Roman" w:hAnsi="Times New Roman" w:cs="Times New Roman"/>
-              <w:b/>
-              <w:bCs/>
-              <w:color w:val="666666"/>
-              <w:sz w:val="20"/>
-              <w:szCs w:val="20"/>
-              <w:vertAlign w:val="superscript"/>
-            </w:rPr>
-            <w:t xml:space="preserve">5</w:t>
-          </w:r>
-          <w:r>
-            <w:rPr>
-              <w:rFonts w:ascii="Times New Roman" w:eastAsia="Times New Roman" w:hAnsi="Times New Roman" w:cs="Times New Roman"/>
-              <w:sz w:val="20"/>
-              <w:szCs w:val="20"/>
-              <w:b w:val="0"/>
-              <w:bCs w:val="0"/>
-              <w:color w:val="000000"/>
-            </w:rPr>
-            <w:t xml:space="preserve">where some characters give that name</w:t>
-          </w:r>
-          <w:r>
-            <w:rPr>
-              <w:rFonts w:ascii="Times New Roman" w:eastAsia="Times New Roman" w:hAnsi="Times New Roman" w:cs="Times New Roman"/>
-              <w:color w:val="BBBBBB"/>
-              <w:sz w:val="20"/>
-              <w:szCs w:val="20"/>
-            </w:rPr>
-            <w:t xml:space="preserve"> / </w:t>
-          </w:r>
-          <w:r>
-            <w:rPr>
-              <w:rFonts w:ascii="Times New Roman" w:eastAsia="Times New Roman" w:hAnsi="Times New Roman" w:cs="Times New Roman"/>
-              <w:b/>
-              <w:bCs/>
-              <w:color w:val="666666"/>
-              <w:sz w:val="20"/>
-              <w:szCs w:val="20"/>
-              <w:vertAlign w:val="superscript"/>
-            </w:rPr>
-            <w:t xml:space="preserve">6</w:t>
-          </w:r>
-          <w:r>
-            <w:rPr>
-              <w:rFonts w:ascii="Times New Roman" w:eastAsia="Times New Roman" w:hAnsi="Times New Roman" w:cs="Times New Roman"/>
-              <w:sz w:val="20"/>
-              <w:szCs w:val="20"/>
-              <w:b w:val="0"/>
-              <w:bCs w:val="0"/>
-              <w:color w:val="000000"/>
-            </w:rPr>
-            <w:t xml:space="preserve">to an unfamiliar object.</w:t>
-          </w:r>
-        </w:p>
-        <w:p>
-          <w:pPr>
-            <w:keepNext/>
-            <w:keepLines/>
-            <w:spacing w:line="253" w:lineRule="exact" w:before="30" w:after="40"/>
-            <w:ind w:left="200"/>
-          </w:pPr>
+              <w:sz w:val="17"/>
+              <w:szCs w:val="17"/>
+            </w:rPr>
+            <w:t xml:space="preserve"> / </w:t>
+          </w:r>
           <w:r>
             <w:rPr>
               <w:b/>
@@ -34194,24 +34122,254 @@
               <w:szCs w:val="18"/>
               <w:vertAlign w:val="superscript"/>
             </w:rPr>
+            <w:t xml:space="preserve">2</w:t>
+          </w:r>
+          <w:r>
+            <w:rPr>
+              <w:color w:val="333333"/>
+              <w:sz w:val="17"/>
+              <w:szCs w:val="17"/>
+            </w:rPr>
+            <w:t xml:space="preserve">하지만 그것들은 몇 가지 현저하게 다른 특징들을 지니고 있었다.</w:t>
+          </w:r>
+        </w:p>
+        <w:p>
+          <w:pPr>
+            <w:keepNext w:val="0"/>
+            <w:keepLines/>
+            <w:spacing w:line="253" w:lineRule="exact" w:before="30" w:after="40"/>
+            <w:ind w:left="280"/>
+          </w:pPr>
+          <w:r>
+            <w:rPr>
+              <w:color w:val="999999"/>
+              <w:sz w:val="16"/>
+              <w:szCs w:val="16"/>
+            </w:rPr>
+            <w:t xml:space="preserve">↳ 자연 해석  </w:t>
+          </w:r>
+          <w:r>
+            <w:rPr>
+              <w:color w:val="333333"/>
+              <w:sz w:val="16"/>
+              <w:szCs w:val="16"/>
+            </w:rPr>
+            <w:t xml:space="preserve">그것들은 생김새가 오로라와 비슷했지만, 몇 가지 눈에 띄게 다른 특징들을 지니고 있었다.</w:t>
+          </w:r>
+        </w:p>
+        <w:p>
+          <w:pPr>
+            <w:keepNext w:val="0"/>
+            <w:spacing w:line="170" w:lineRule="exact" w:before="0" w:after="0"/>
+          </w:pPr>
+        </w:p>
+        <w:p>
+          <w:pPr>
+            <w:keepNext/>
+            <w:keepLines/>
+            <w:spacing w:line="253" w:lineRule="exact" w:before="30" w:after="40"/>
+          </w:pPr>
+          <w:r>
+            <w:rPr>
+              <w:b/>
+              <w:bCs/>
+              <w:color w:val="1F3864"/>
+              <w:sz w:val="20"/>
+              <w:szCs w:val="20"/>
+            </w:rPr>
+            <w:t xml:space="preserve">41.  </w:t>
+          </w:r>
+          <w:r>
+            <w:rPr>
+              <w:rFonts w:ascii="Times New Roman" w:eastAsia="Times New Roman" w:hAnsi="Times New Roman" w:cs="Times New Roman"/>
+              <w:b/>
+              <w:bCs/>
+              <w:color w:val="666666"/>
+              <w:sz w:val="20"/>
+              <w:szCs w:val="20"/>
+              <w:vertAlign w:val="superscript"/>
+            </w:rPr>
             <w:t xml:space="preserve">1</w:t>
           </w:r>
           <w:r>
             <w:rPr>
-              <w:color w:val="333333"/>
-              <w:sz w:val="17"/>
-              <w:szCs w:val="17"/>
-            </w:rPr>
-            <w:t xml:space="preserve">그것들이 무엇인지 확신하지 못해서,</w:t>
-          </w:r>
-          <w:r>
-            <w:rPr>
+              <w:rFonts w:ascii="Times New Roman" w:eastAsia="Times New Roman" w:hAnsi="Times New Roman" w:cs="Times New Roman"/>
+              <w:sz w:val="20"/>
+              <w:szCs w:val="20"/>
+              <w:b w:val="0"/>
+              <w:bCs w:val="0"/>
+              <w:color w:val="000000"/>
+            </w:rPr>
+            <w:t xml:space="preserve">Unsure of what they were,</w:t>
+          </w:r>
+          <w:r>
+            <w:rPr>
+              <w:rFonts w:ascii="Times New Roman" w:eastAsia="Times New Roman" w:hAnsi="Times New Roman" w:cs="Times New Roman"/>
               <w:color w:val="BBBBBB"/>
-              <w:sz w:val="17"/>
-              <w:szCs w:val="17"/>
-            </w:rPr>
-            <w:t xml:space="preserve"> / </w:t>
-          </w:r>
+              <w:sz w:val="20"/>
+              <w:szCs w:val="20"/>
+            </w:rPr>
+            <w:t xml:space="preserve"> / </w:t>
+          </w:r>
+          <w:r>
+            <w:rPr>
+              <w:rFonts w:ascii="Times New Roman" w:eastAsia="Times New Roman" w:hAnsi="Times New Roman" w:cs="Times New Roman"/>
+              <w:b/>
+              <w:bCs/>
+              <w:color w:val="666666"/>
+              <w:sz w:val="20"/>
+              <w:szCs w:val="20"/>
+              <w:vertAlign w:val="superscript"/>
+            </w:rPr>
+            <w:t xml:space="preserve">2</w:t>
+          </w:r>
+          <w:r>
+            <w:rPr>
+              <w:rFonts w:ascii="Times New Roman" w:eastAsia="Times New Roman" w:hAnsi="Times New Roman" w:cs="Times New Roman"/>
+              <w:sz w:val="20"/>
+              <w:szCs w:val="20"/>
+              <w:b w:val="0"/>
+              <w:bCs w:val="0"/>
+              <w:color w:val="000000"/>
+            </w:rPr>
+            <w:t xml:space="preserve">the group decided to name the phenomenon “Steve,”</w:t>
+          </w:r>
+          <w:r>
+            <w:rPr>
+              <w:rFonts w:ascii="Times New Roman" w:eastAsia="Times New Roman" w:hAnsi="Times New Roman" w:cs="Times New Roman"/>
+              <w:color w:val="BBBBBB"/>
+              <w:sz w:val="20"/>
+              <w:szCs w:val="20"/>
+            </w:rPr>
+            <w:t xml:space="preserve"> / </w:t>
+          </w:r>
+          <w:r>
+            <w:rPr>
+              <w:rFonts w:ascii="Times New Roman" w:eastAsia="Times New Roman" w:hAnsi="Times New Roman" w:cs="Times New Roman"/>
+              <w:b/>
+              <w:bCs/>
+              <w:color w:val="666666"/>
+              <w:sz w:val="20"/>
+              <w:szCs w:val="20"/>
+              <w:vertAlign w:val="superscript"/>
+            </w:rPr>
+            <w:t xml:space="preserve">3</w:t>
+          </w:r>
+          <w:r>
+            <w:rPr>
+              <w:rFonts w:ascii="Times New Roman" w:eastAsia="Times New Roman" w:hAnsi="Times New Roman" w:cs="Times New Roman"/>
+              <w:sz w:val="20"/>
+              <w:szCs w:val="20"/>
+              <w:b w:val="0"/>
+              <w:bCs w:val="0"/>
+              <w:color w:val="000000"/>
+            </w:rPr>
+            <w:t xml:space="preserve">based on a scene</w:t>
+          </w:r>
+          <w:r>
+            <w:rPr>
+              <w:rFonts w:ascii="Times New Roman" w:eastAsia="Times New Roman" w:hAnsi="Times New Roman" w:cs="Times New Roman"/>
+              <w:color w:val="BBBBBB"/>
+              <w:sz w:val="20"/>
+              <w:szCs w:val="20"/>
+            </w:rPr>
+            <w:t xml:space="preserve"> / </w:t>
+          </w:r>
+          <w:r>
+            <w:rPr>
+              <w:rFonts w:ascii="Times New Roman" w:eastAsia="Times New Roman" w:hAnsi="Times New Roman" w:cs="Times New Roman"/>
+              <w:b/>
+              <w:bCs/>
+              <w:color w:val="666666"/>
+              <w:sz w:val="20"/>
+              <w:szCs w:val="20"/>
+              <w:vertAlign w:val="superscript"/>
+            </w:rPr>
+            <w:t xml:space="preserve">4</w:t>
+          </w:r>
+          <w:r>
+            <w:rPr>
+              <w:rFonts w:ascii="Times New Roman" w:eastAsia="Times New Roman" w:hAnsi="Times New Roman" w:cs="Times New Roman"/>
+              <w:sz w:val="20"/>
+              <w:szCs w:val="20"/>
+              <w:b w:val="0"/>
+              <w:bCs w:val="0"/>
+              <w:color w:val="000000"/>
+            </w:rPr>
+            <w:t xml:space="preserve">from an animated movie</w:t>
+          </w:r>
+          <w:r>
+            <w:rPr>
+              <w:rFonts w:ascii="Times New Roman" w:eastAsia="Times New Roman" w:hAnsi="Times New Roman" w:cs="Times New Roman"/>
+              <w:color w:val="BBBBBB"/>
+              <w:sz w:val="20"/>
+              <w:szCs w:val="20"/>
+            </w:rPr>
+            <w:t xml:space="preserve"> / </w:t>
+          </w:r>
+          <w:r>
+            <w:rPr>
+              <w:rFonts w:ascii="Times New Roman" w:eastAsia="Times New Roman" w:hAnsi="Times New Roman" w:cs="Times New Roman"/>
+              <w:b/>
+              <w:bCs/>
+              <w:color w:val="666666"/>
+              <w:sz w:val="20"/>
+              <w:szCs w:val="20"/>
+              <w:vertAlign w:val="superscript"/>
+            </w:rPr>
+            <w:t xml:space="preserve">5</w:t>
+          </w:r>
+          <w:r>
+            <w:rPr>
+              <w:rFonts w:ascii="Times New Roman" w:eastAsia="Times New Roman" w:hAnsi="Times New Roman" w:cs="Times New Roman"/>
+              <w:sz w:val="20"/>
+              <w:szCs w:val="20"/>
+              <w:b w:val="0"/>
+              <w:bCs w:val="0"/>
+              <w:color w:val="000000"/>
+            </w:rPr>
+            <w:t xml:space="preserve">where some characters give that name</w:t>
+          </w:r>
+          <w:r>
+            <w:rPr>
+              <w:rFonts w:ascii="Times New Roman" w:eastAsia="Times New Roman" w:hAnsi="Times New Roman" w:cs="Times New Roman"/>
+              <w:color w:val="BBBBBB"/>
+              <w:sz w:val="20"/>
+              <w:szCs w:val="20"/>
+            </w:rPr>
+            <w:t xml:space="preserve"> / </w:t>
+          </w:r>
+          <w:r>
+            <w:rPr>
+              <w:rFonts w:ascii="Times New Roman" w:eastAsia="Times New Roman" w:hAnsi="Times New Roman" w:cs="Times New Roman"/>
+              <w:b/>
+              <w:bCs/>
+              <w:color w:val="666666"/>
+              <w:sz w:val="20"/>
+              <w:szCs w:val="20"/>
+              <w:vertAlign w:val="superscript"/>
+            </w:rPr>
+            <w:t xml:space="preserve">6</w:t>
+          </w:r>
+          <w:r>
+            <w:rPr>
+              <w:rFonts w:ascii="Times New Roman" w:eastAsia="Times New Roman" w:hAnsi="Times New Roman" w:cs="Times New Roman"/>
+              <w:sz w:val="20"/>
+              <w:szCs w:val="20"/>
+              <w:b w:val="0"/>
+              <w:bCs w:val="0"/>
+              <w:color w:val="000000"/>
+            </w:rPr>
+            <w:t xml:space="preserve">to an unfamiliar object.</w:t>
+          </w:r>
+        </w:p>
+        <w:p>
+          <w:pPr>
+            <w:keepNext/>
+            <w:keepLines/>
+            <w:spacing w:line="253" w:lineRule="exact" w:before="30" w:after="40"/>
+            <w:ind w:left="200"/>
+          </w:pPr>
           <w:r>
             <w:rPr>
               <w:b/>
@@ -34221,15 +34379,15 @@
               <w:szCs w:val="18"/>
               <w:vertAlign w:val="superscript"/>
             </w:rPr>
-            <w:t xml:space="preserve">2</w:t>
-          </w:r>
-          <w:r>
-            <w:rPr>
-              <w:color w:val="333333"/>
-              <w:sz w:val="17"/>
-              <w:szCs w:val="17"/>
-            </w:rPr>
-            <w:t xml:space="preserve">그 단체는 그 현상을 ‘Steve’라고 이름 짓기로 결정했다,</w:t>
+            <w:t xml:space="preserve">1</w:t>
+          </w:r>
+          <w:r>
+            <w:rPr>
+              <w:color w:val="333333"/>
+              <w:sz w:val="17"/>
+              <w:szCs w:val="17"/>
+            </w:rPr>
+            <w:t xml:space="preserve">그것들이 무엇인지 확신하지 못해서,</w:t>
           </w:r>
           <w:r>
             <w:rPr>
@@ -34248,15 +34406,15 @@
               <w:szCs w:val="18"/>
               <w:vertAlign w:val="superscript"/>
             </w:rPr>
-            <w:t xml:space="preserve">3</w:t>
-          </w:r>
-          <w:r>
-            <w:rPr>
-              <w:color w:val="333333"/>
-              <w:sz w:val="17"/>
-              <w:szCs w:val="17"/>
-            </w:rPr>
-            <w:t xml:space="preserve">한 장면을 바탕으로</w:t>
+            <w:t xml:space="preserve">2</w:t>
+          </w:r>
+          <w:r>
+            <w:rPr>
+              <w:color w:val="333333"/>
+              <w:sz w:val="17"/>
+              <w:szCs w:val="17"/>
+            </w:rPr>
+            <w:t xml:space="preserve">그 단체는 그 현상을 ‘Steve’라고 이름 짓기로 결정했다,</w:t>
           </w:r>
           <w:r>
             <w:rPr>
@@ -34275,15 +34433,15 @@
               <w:szCs w:val="18"/>
               <w:vertAlign w:val="superscript"/>
             </w:rPr>
-            <w:t xml:space="preserve">4</w:t>
-          </w:r>
-          <w:r>
-            <w:rPr>
-              <w:color w:val="333333"/>
-              <w:sz w:val="17"/>
-              <w:szCs w:val="17"/>
-            </w:rPr>
-            <w:t xml:space="preserve">한 애니메이션 영화에 나오는</w:t>
+            <w:t xml:space="preserve">3</w:t>
+          </w:r>
+          <w:r>
+            <w:rPr>
+              <w:color w:val="333333"/>
+              <w:sz w:val="17"/>
+              <w:szCs w:val="17"/>
+            </w:rPr>
+            <w:t xml:space="preserve">한 장면을 바탕으로</w:t>
           </w:r>
           <w:r>
             <w:rPr>
@@ -34302,15 +34460,15 @@
               <w:szCs w:val="18"/>
               <w:vertAlign w:val="superscript"/>
             </w:rPr>
-            <w:t xml:space="preserve">5</w:t>
-          </w:r>
-          <w:r>
-            <w:rPr>
-              <w:color w:val="333333"/>
-              <w:sz w:val="17"/>
-              <w:szCs w:val="17"/>
-            </w:rPr>
-            <w:t xml:space="preserve">몇몇 등장인물들이 그 이름을 붙이는</w:t>
+            <w:t xml:space="preserve">4</w:t>
+          </w:r>
+          <w:r>
+            <w:rPr>
+              <w:color w:val="333333"/>
+              <w:sz w:val="17"/>
+              <w:szCs w:val="17"/>
+            </w:rPr>
+            <w:t xml:space="preserve">한 애니메이션 영화에 나오는</w:t>
           </w:r>
           <w:r>
             <w:rPr>
@@ -34329,158 +34487,24 @@
               <w:szCs w:val="18"/>
               <w:vertAlign w:val="superscript"/>
             </w:rPr>
-            <w:t xml:space="preserve">6</w:t>
-          </w:r>
-          <w:r>
-            <w:rPr>
-              <w:color w:val="333333"/>
-              <w:sz w:val="17"/>
-              <w:szCs w:val="17"/>
-            </w:rPr>
-            <w:t xml:space="preserve">낯선 물체에.</w:t>
-          </w:r>
-        </w:p>
-        <w:p>
-          <w:pPr>
-            <w:keepNext w:val="0"/>
-            <w:keepLines/>
-            <w:spacing w:line="253" w:lineRule="exact" w:before="30" w:after="40"/>
-            <w:ind w:left="280"/>
-          </w:pPr>
-          <w:r>
-            <w:rPr>
-              <w:color w:val="999999"/>
-              <w:sz w:val="16"/>
-              <w:szCs w:val="16"/>
-            </w:rPr>
-            <w:t xml:space="preserve">↳ 자연 해석  </w:t>
-          </w:r>
-          <w:r>
-            <w:rPr>
-              <w:color w:val="333333"/>
-              <w:sz w:val="16"/>
-              <w:szCs w:val="16"/>
-            </w:rPr>
-            <w:t xml:space="preserve">그것들이 무엇인지 확신하지 못한 그 단체는, 등장인물들이 낯선 물체에 Steve라는 이름을 붙이는 한 애니메이션 영화의 장면을 바탕으로 이 현상을 ‘Steve’라고 이름 짓기로 결정했다.</w:t>
-          </w:r>
-        </w:p>
-        <w:p>
-          <w:pPr>
-            <w:keepNext w:val="0"/>
-            <w:spacing w:line="170" w:lineRule="exact" w:before="0" w:after="0"/>
-          </w:pPr>
-        </w:p>
-        <w:p>
-          <w:pPr>
-            <w:keepNext/>
-            <w:keepLines/>
-            <w:spacing w:line="253" w:lineRule="exact" w:before="30" w:after="40"/>
-          </w:pPr>
-          <w:r>
-            <w:rPr>
-              <w:b/>
-              <w:bCs/>
-              <w:color w:val="1F3864"/>
-              <w:sz w:val="20"/>
-              <w:szCs w:val="20"/>
-            </w:rPr>
-            <w:t xml:space="preserve">42.  </w:t>
-          </w:r>
-          <w:r>
-            <w:rPr>
-              <w:rFonts w:ascii="Times New Roman" w:eastAsia="Times New Roman" w:hAnsi="Times New Roman" w:cs="Times New Roman"/>
-              <w:b/>
-              <w:bCs/>
-              <w:color w:val="666666"/>
-              <w:sz w:val="20"/>
-              <w:szCs w:val="20"/>
-              <w:vertAlign w:val="superscript"/>
-            </w:rPr>
-            <w:t xml:space="preserve">1</w:t>
-          </w:r>
-          <w:r>
-            <w:rPr>
-              <w:rFonts w:ascii="Times New Roman" w:eastAsia="Times New Roman" w:hAnsi="Times New Roman" w:cs="Times New Roman"/>
-              <w:sz w:val="20"/>
-              <w:szCs w:val="20"/>
-              <w:b w:val="0"/>
-              <w:bCs w:val="0"/>
-              <w:color w:val="000000"/>
-            </w:rPr>
-            <w:t xml:space="preserve">After photographing Steve for several years</w:t>
-          </w:r>
-          <w:r>
-            <w:rPr>
-              <w:rFonts w:ascii="Times New Roman" w:eastAsia="Times New Roman" w:hAnsi="Times New Roman" w:cs="Times New Roman"/>
+            <w:t xml:space="preserve">5</w:t>
+          </w:r>
+          <w:r>
+            <w:rPr>
+              <w:color w:val="333333"/>
+              <w:sz w:val="17"/>
+              <w:szCs w:val="17"/>
+            </w:rPr>
+            <w:t xml:space="preserve">몇몇 등장인물들이 그 이름을 붙이는</w:t>
+          </w:r>
+          <w:r>
+            <w:rPr>
               <w:color w:val="BBBBBB"/>
-              <w:sz w:val="20"/>
-              <w:szCs w:val="20"/>
-            </w:rPr>
-            <w:t xml:space="preserve"> / </w:t>
-          </w:r>
-          <w:r>
-            <w:rPr>
-              <w:rFonts w:ascii="Times New Roman" w:eastAsia="Times New Roman" w:hAnsi="Times New Roman" w:cs="Times New Roman"/>
-              <w:b/>
-              <w:bCs/>
-              <w:color w:val="666666"/>
-              <w:sz w:val="20"/>
-              <w:szCs w:val="20"/>
-              <w:vertAlign w:val="superscript"/>
-            </w:rPr>
-            <w:t xml:space="preserve">2</w:t>
-          </w:r>
-          <w:r>
-            <w:rPr>
-              <w:rFonts w:ascii="Times New Roman" w:eastAsia="Times New Roman" w:hAnsi="Times New Roman" w:cs="Times New Roman"/>
-              <w:sz w:val="20"/>
-              <w:szCs w:val="20"/>
-              <w:b w:val="0"/>
-              <w:bCs w:val="0"/>
-              <w:color w:val="000000"/>
-            </w:rPr>
-            <w:t xml:space="preserve">and discussing what it might be,</w:t>
-          </w:r>
-          <w:r>
-            <w:rPr>
-              <w:rFonts w:ascii="Times New Roman" w:eastAsia="Times New Roman" w:hAnsi="Times New Roman" w:cs="Times New Roman"/>
-              <w:color w:val="BBBBBB"/>
-              <w:sz w:val="20"/>
-              <w:szCs w:val="20"/>
-            </w:rPr>
-            <w:t xml:space="preserve"> / </w:t>
-          </w:r>
-          <w:r>
-            <w:rPr>
-              <w:rFonts w:ascii="Times New Roman" w:eastAsia="Times New Roman" w:hAnsi="Times New Roman" w:cs="Times New Roman"/>
-              <w:b/>
-              <w:bCs/>
-              <w:color w:val="666666"/>
-              <w:sz w:val="20"/>
-              <w:szCs w:val="20"/>
-              <w:vertAlign w:val="superscript"/>
-            </w:rPr>
-            <w:t xml:space="preserve">3</w:t>
-          </w:r>
-          <w:r>
-            <w:rPr>
-              <w:rFonts w:ascii="Times New Roman" w:eastAsia="Times New Roman" w:hAnsi="Times New Roman" w:cs="Times New Roman"/>
-              <w:sz w:val="20"/>
-              <w:szCs w:val="20"/>
-              <w:b w:val="0"/>
-              <w:bCs w:val="0"/>
-              <w:color w:val="000000"/>
-            </w:rPr>
-            <w:t xml:space="preserve">the group members decided to get help from experts.</w:t>
-          </w:r>
-        </w:p>
-        <w:p>
-          <w:pPr>
-            <w:keepNext/>
-            <w:keepLines/>
-            <w:spacing w:line="253" w:lineRule="exact" w:before="30" w:after="40"/>
-            <w:ind w:left="200"/>
-          </w:pPr>
+              <w:sz w:val="17"/>
+              <w:szCs w:val="17"/>
+            </w:rPr>
+            <w:t xml:space="preserve"> / </w:t>
+          </w:r>
           <w:r>
             <w:rPr>
               <w:b/>
@@ -34490,24 +34514,158 @@
               <w:szCs w:val="18"/>
               <w:vertAlign w:val="superscript"/>
             </w:rPr>
+            <w:t xml:space="preserve">6</w:t>
+          </w:r>
+          <w:r>
+            <w:rPr>
+              <w:color w:val="333333"/>
+              <w:sz w:val="17"/>
+              <w:szCs w:val="17"/>
+            </w:rPr>
+            <w:t xml:space="preserve">낯선 물체에.</w:t>
+          </w:r>
+        </w:p>
+        <w:p>
+          <w:pPr>
+            <w:keepNext w:val="0"/>
+            <w:keepLines/>
+            <w:spacing w:line="253" w:lineRule="exact" w:before="30" w:after="40"/>
+            <w:ind w:left="280"/>
+          </w:pPr>
+          <w:r>
+            <w:rPr>
+              <w:color w:val="999999"/>
+              <w:sz w:val="16"/>
+              <w:szCs w:val="16"/>
+            </w:rPr>
+            <w:t xml:space="preserve">↳ 자연 해석  </w:t>
+          </w:r>
+          <w:r>
+            <w:rPr>
+              <w:color w:val="333333"/>
+              <w:sz w:val="16"/>
+              <w:szCs w:val="16"/>
+            </w:rPr>
+            <w:t xml:space="preserve">그것들이 무엇인지 확신하지 못한 그 단체는, 등장인물들이 낯선 물체에 Steve라는 이름을 붙이는 한 애니메이션 영화의 장면을 바탕으로 이 현상을 ‘Steve’라고 이름 짓기로 결정했다.</w:t>
+          </w:r>
+        </w:p>
+        <w:p>
+          <w:pPr>
+            <w:keepNext w:val="0"/>
+            <w:spacing w:line="170" w:lineRule="exact" w:before="0" w:after="0"/>
+          </w:pPr>
+        </w:p>
+        <w:p>
+          <w:pPr>
+            <w:keepNext/>
+            <w:keepLines/>
+            <w:spacing w:line="253" w:lineRule="exact" w:before="30" w:after="40"/>
+          </w:pPr>
+          <w:r>
+            <w:rPr>
+              <w:b/>
+              <w:bCs/>
+              <w:color w:val="1F3864"/>
+              <w:sz w:val="20"/>
+              <w:szCs w:val="20"/>
+            </w:rPr>
+            <w:t xml:space="preserve">42.  </w:t>
+          </w:r>
+          <w:r>
+            <w:rPr>
+              <w:rFonts w:ascii="Times New Roman" w:eastAsia="Times New Roman" w:hAnsi="Times New Roman" w:cs="Times New Roman"/>
+              <w:b/>
+              <w:bCs/>
+              <w:color w:val="666666"/>
+              <w:sz w:val="20"/>
+              <w:szCs w:val="20"/>
+              <w:vertAlign w:val="superscript"/>
+            </w:rPr>
             <w:t xml:space="preserve">1</w:t>
           </w:r>
           <w:r>
             <w:rPr>
-              <w:color w:val="333333"/>
-              <w:sz w:val="17"/>
-              <w:szCs w:val="17"/>
-            </w:rPr>
-            <w:t xml:space="preserve">몇 년 동안 Steve의 사진을 찍은 후에</w:t>
-          </w:r>
-          <w:r>
-            <w:rPr>
+              <w:rFonts w:ascii="Times New Roman" w:eastAsia="Times New Roman" w:hAnsi="Times New Roman" w:cs="Times New Roman"/>
+              <w:sz w:val="20"/>
+              <w:szCs w:val="20"/>
+              <w:b w:val="0"/>
+              <w:bCs w:val="0"/>
+              <w:color w:val="000000"/>
+            </w:rPr>
+            <w:t xml:space="preserve">After photographing Steve for several years</w:t>
+          </w:r>
+          <w:r>
+            <w:rPr>
+              <w:rFonts w:ascii="Times New Roman" w:eastAsia="Times New Roman" w:hAnsi="Times New Roman" w:cs="Times New Roman"/>
               <w:color w:val="BBBBBB"/>
-              <w:sz w:val="17"/>
-              <w:szCs w:val="17"/>
-            </w:rPr>
-            <w:t xml:space="preserve"> / </w:t>
-          </w:r>
+              <w:sz w:val="20"/>
+              <w:szCs w:val="20"/>
+            </w:rPr>
+            <w:t xml:space="preserve"> / </w:t>
+          </w:r>
+          <w:r>
+            <w:rPr>
+              <w:rFonts w:ascii="Times New Roman" w:eastAsia="Times New Roman" w:hAnsi="Times New Roman" w:cs="Times New Roman"/>
+              <w:b/>
+              <w:bCs/>
+              <w:color w:val="666666"/>
+              <w:sz w:val="20"/>
+              <w:szCs w:val="20"/>
+              <w:vertAlign w:val="superscript"/>
+            </w:rPr>
+            <w:t xml:space="preserve">2</w:t>
+          </w:r>
+          <w:r>
+            <w:rPr>
+              <w:rFonts w:ascii="Times New Roman" w:eastAsia="Times New Roman" w:hAnsi="Times New Roman" w:cs="Times New Roman"/>
+              <w:sz w:val="20"/>
+              <w:szCs w:val="20"/>
+              <w:b w:val="0"/>
+              <w:bCs w:val="0"/>
+              <w:color w:val="000000"/>
+            </w:rPr>
+            <w:t xml:space="preserve">and discussing what it might be,</w:t>
+          </w:r>
+          <w:r>
+            <w:rPr>
+              <w:rFonts w:ascii="Times New Roman" w:eastAsia="Times New Roman" w:hAnsi="Times New Roman" w:cs="Times New Roman"/>
+              <w:color w:val="BBBBBB"/>
+              <w:sz w:val="20"/>
+              <w:szCs w:val="20"/>
+            </w:rPr>
+            <w:t xml:space="preserve"> / </w:t>
+          </w:r>
+          <w:r>
+            <w:rPr>
+              <w:rFonts w:ascii="Times New Roman" w:eastAsia="Times New Roman" w:hAnsi="Times New Roman" w:cs="Times New Roman"/>
+              <w:b/>
+              <w:bCs/>
+              <w:color w:val="666666"/>
+              <w:sz w:val="20"/>
+              <w:szCs w:val="20"/>
+              <w:vertAlign w:val="superscript"/>
+            </w:rPr>
+            <w:t xml:space="preserve">3</w:t>
+          </w:r>
+          <w:r>
+            <w:rPr>
+              <w:rFonts w:ascii="Times New Roman" w:eastAsia="Times New Roman" w:hAnsi="Times New Roman" w:cs="Times New Roman"/>
+              <w:sz w:val="20"/>
+              <w:szCs w:val="20"/>
+              <w:b w:val="0"/>
+              <w:bCs w:val="0"/>
+              <w:color w:val="000000"/>
+            </w:rPr>
+            <w:t xml:space="preserve">the group members decided to get help from experts.</w:t>
+          </w:r>
+        </w:p>
+        <w:p>
+          <w:pPr>
+            <w:keepNext/>
+            <w:keepLines/>
+            <w:spacing w:line="253" w:lineRule="exact" w:before="30" w:after="40"/>
+            <w:ind w:left="200"/>
+          </w:pPr>
           <w:r>
             <w:rPr>
               <w:b/>
@@ -34517,15 +34675,15 @@
               <w:szCs w:val="18"/>
               <w:vertAlign w:val="superscript"/>
             </w:rPr>
-            <w:t xml:space="preserve">2</w:t>
-          </w:r>
-          <w:r>
-            <w:rPr>
-              <w:color w:val="333333"/>
-              <w:sz w:val="17"/>
-              <w:szCs w:val="17"/>
-            </w:rPr>
-            <w:t xml:space="preserve">그리고 그것이 무엇일지 논의한 후에,</w:t>
+            <w:t xml:space="preserve">1</w:t>
+          </w:r>
+          <w:r>
+            <w:rPr>
+              <w:color w:val="333333"/>
+              <w:sz w:val="17"/>
+              <w:szCs w:val="17"/>
+            </w:rPr>
+            <w:t xml:space="preserve">몇 년 동안 Steve의 사진을 찍은 후에</w:t>
           </w:r>
           <w:r>
             <w:rPr>
@@ -34544,286 +34702,24 @@
               <w:szCs w:val="18"/>
               <w:vertAlign w:val="superscript"/>
             </w:rPr>
-            <w:t xml:space="preserve">3</w:t>
-          </w:r>
-          <w:r>
-            <w:rPr>
-              <w:color w:val="333333"/>
-              <w:sz w:val="17"/>
-              <w:szCs w:val="17"/>
-            </w:rPr>
-            <w:t xml:space="preserve">그 단체 구성원들은 전문가들로부터 도움을 받기로 결정했다.</w:t>
-          </w:r>
-        </w:p>
-        <w:p>
-          <w:pPr>
-            <w:keepNext w:val="0"/>
-            <w:keepLines/>
-            <w:spacing w:line="253" w:lineRule="exact" w:before="30" w:after="40"/>
-            <w:ind w:left="280"/>
-          </w:pPr>
-          <w:r>
-            <w:rPr>
-              <w:color w:val="999999"/>
-              <w:sz w:val="16"/>
-              <w:szCs w:val="16"/>
-            </w:rPr>
-            <w:t xml:space="preserve">↳ 자연 해석  </w:t>
-          </w:r>
-          <w:r>
-            <w:rPr>
-              <w:color w:val="333333"/>
-              <w:sz w:val="16"/>
-              <w:szCs w:val="16"/>
-            </w:rPr>
-            <w:t xml:space="preserve">몇 년 동안 Steve의 사진을 찍고 그것이 무엇일지에 대해 논의한 후에, 그 단체 구성원들은 전문가들로부터 도움을 받기로 결정했다.</w:t>
-          </w:r>
-        </w:p>
-        <w:p>
-          <w:pPr>
-            <w:keepNext w:val="0"/>
-            <w:spacing w:line="170" w:lineRule="exact" w:before="0" w:after="0"/>
-          </w:pPr>
-        </w:p>
-        <w:p>
-          <w:pPr>
-            <w:keepNext/>
-            <w:keepLines/>
-            <w:spacing w:line="253" w:lineRule="exact" w:before="30" w:after="40"/>
-          </w:pPr>
-          <w:r>
-            <w:rPr>
-              <w:b/>
-              <w:bCs/>
-              <w:color w:val="1F3864"/>
-              <w:sz w:val="20"/>
-              <w:szCs w:val="20"/>
-            </w:rPr>
-            <w:t xml:space="preserve">43.  </w:t>
-          </w:r>
-          <w:r>
-            <w:rPr>
-              <w:rFonts w:ascii="Times New Roman" w:eastAsia="Times New Roman" w:hAnsi="Times New Roman" w:cs="Times New Roman"/>
-              <w:b/>
-              <w:bCs/>
-              <w:color w:val="666666"/>
-              <w:sz w:val="20"/>
-              <w:szCs w:val="20"/>
-              <w:vertAlign w:val="superscript"/>
-            </w:rPr>
-            <w:t xml:space="preserve">1</w:t>
-          </w:r>
-          <w:r>
-            <w:rPr>
-              <w:rFonts w:ascii="Times New Roman" w:eastAsia="Times New Roman" w:hAnsi="Times New Roman" w:cs="Times New Roman"/>
-              <w:sz w:val="20"/>
-              <w:szCs w:val="20"/>
-              <w:b w:val="0"/>
-              <w:bCs w:val="0"/>
-              <w:color w:val="000000"/>
-            </w:rPr>
-            <w:t xml:space="preserve">They showed their photos</w:t>
-          </w:r>
-          <w:r>
-            <w:rPr>
-              <w:rFonts w:ascii="Times New Roman" w:eastAsia="Times New Roman" w:hAnsi="Times New Roman" w:cs="Times New Roman"/>
+            <w:t xml:space="preserve">2</w:t>
+          </w:r>
+          <w:r>
+            <w:rPr>
+              <w:color w:val="333333"/>
+              <w:sz w:val="17"/>
+              <w:szCs w:val="17"/>
+            </w:rPr>
+            <w:t xml:space="preserve">그리고 그것이 무엇일지 논의한 후에,</w:t>
+          </w:r>
+          <w:r>
+            <w:rPr>
               <w:color w:val="BBBBBB"/>
-              <w:sz w:val="20"/>
-              <w:szCs w:val="20"/>
-            </w:rPr>
-            <w:t xml:space="preserve"> / </w:t>
-          </w:r>
-          <w:r>
-            <w:rPr>
-              <w:rFonts w:ascii="Times New Roman" w:eastAsia="Times New Roman" w:hAnsi="Times New Roman" w:cs="Times New Roman"/>
-              <w:b/>
-              <w:bCs/>
-              <w:color w:val="666666"/>
-              <w:sz w:val="20"/>
-              <w:szCs w:val="20"/>
-              <w:vertAlign w:val="superscript"/>
-            </w:rPr>
-            <w:t xml:space="preserve">2</w:t>
-          </w:r>
-          <w:r>
-            <w:rPr>
-              <w:rFonts w:ascii="Times New Roman" w:eastAsia="Times New Roman" w:hAnsi="Times New Roman" w:cs="Times New Roman"/>
-              <w:sz w:val="20"/>
-              <w:szCs w:val="20"/>
-              <w:b w:val="0"/>
-              <w:bCs w:val="0"/>
-              <w:color w:val="000000"/>
-            </w:rPr>
-            <w:t xml:space="preserve">of Steve</w:t>
-          </w:r>
-          <w:r>
-            <w:rPr>
-              <w:rFonts w:ascii="Times New Roman" w:eastAsia="Times New Roman" w:hAnsi="Times New Roman" w:cs="Times New Roman"/>
-              <w:color w:val="BBBBBB"/>
-              <w:sz w:val="20"/>
-              <w:szCs w:val="20"/>
-            </w:rPr>
-            <w:t xml:space="preserve"> / </w:t>
-          </w:r>
-          <w:r>
-            <w:rPr>
-              <w:rFonts w:ascii="Times New Roman" w:eastAsia="Times New Roman" w:hAnsi="Times New Roman" w:cs="Times New Roman"/>
-              <w:b/>
-              <w:bCs/>
-              <w:color w:val="666666"/>
-              <w:sz w:val="20"/>
-              <w:szCs w:val="20"/>
-              <w:vertAlign w:val="superscript"/>
-            </w:rPr>
-            <w:t xml:space="preserve">3</w:t>
-          </w:r>
-          <w:r>
-            <w:rPr>
-              <w:rFonts w:ascii="Times New Roman" w:eastAsia="Times New Roman" w:hAnsi="Times New Roman" w:cs="Times New Roman"/>
-              <w:sz w:val="20"/>
-              <w:szCs w:val="20"/>
-              <w:b w:val="0"/>
-              <w:bCs w:val="0"/>
-              <w:color w:val="000000"/>
-            </w:rPr>
-            <w:t xml:space="preserve">to a professor</w:t>
-          </w:r>
-          <w:r>
-            <w:rPr>
-              <w:rFonts w:ascii="Times New Roman" w:eastAsia="Times New Roman" w:hAnsi="Times New Roman" w:cs="Times New Roman"/>
-              <w:color w:val="BBBBBB"/>
-              <w:sz w:val="20"/>
-              <w:szCs w:val="20"/>
-            </w:rPr>
-            <w:t xml:space="preserve"> / </w:t>
-          </w:r>
-          <w:r>
-            <w:rPr>
-              <w:rFonts w:ascii="Times New Roman" w:eastAsia="Times New Roman" w:hAnsi="Times New Roman" w:cs="Times New Roman"/>
-              <w:b/>
-              <w:bCs/>
-              <w:color w:val="666666"/>
-              <w:sz w:val="20"/>
-              <w:szCs w:val="20"/>
-              <w:vertAlign w:val="superscript"/>
-            </w:rPr>
-            <w:t xml:space="preserve">4</w:t>
-          </w:r>
-          <w:r>
-            <w:rPr>
-              <w:rFonts w:ascii="Times New Roman" w:eastAsia="Times New Roman" w:hAnsi="Times New Roman" w:cs="Times New Roman"/>
-              <w:sz w:val="20"/>
-              <w:szCs w:val="20"/>
-              <w:b w:val="0"/>
-              <w:bCs w:val="0"/>
-              <w:color w:val="000000"/>
-            </w:rPr>
-            <w:t xml:space="preserve">of astronomy</w:t>
-          </w:r>
-          <w:r>
-            <w:rPr>
-              <w:rFonts w:ascii="Times New Roman" w:eastAsia="Times New Roman" w:hAnsi="Times New Roman" w:cs="Times New Roman"/>
-              <w:color w:val="BBBBBB"/>
-              <w:sz w:val="20"/>
-              <w:szCs w:val="20"/>
-            </w:rPr>
-            <w:t xml:space="preserve"> / </w:t>
-          </w:r>
-          <w:r>
-            <w:rPr>
-              <w:rFonts w:ascii="Times New Roman" w:eastAsia="Times New Roman" w:hAnsi="Times New Roman" w:cs="Times New Roman"/>
-              <w:b/>
-              <w:bCs/>
-              <w:color w:val="666666"/>
-              <w:sz w:val="20"/>
-              <w:szCs w:val="20"/>
-              <w:vertAlign w:val="superscript"/>
-            </w:rPr>
-            <w:t xml:space="preserve">5</w:t>
-          </w:r>
-          <w:r>
-            <w:rPr>
-              <w:rFonts w:ascii="Times New Roman" w:eastAsia="Times New Roman" w:hAnsi="Times New Roman" w:cs="Times New Roman"/>
-              <w:sz w:val="20"/>
-              <w:szCs w:val="20"/>
-              <w:b w:val="0"/>
-              <w:bCs w:val="0"/>
-              <w:color w:val="000000"/>
-            </w:rPr>
-            <w:t xml:space="preserve">at a local university</w:t>
-          </w:r>
-          <w:r>
-            <w:rPr>
-              <w:rFonts w:ascii="Times New Roman" w:eastAsia="Times New Roman" w:hAnsi="Times New Roman" w:cs="Times New Roman"/>
-              <w:color w:val="BBBBBB"/>
-              <w:sz w:val="20"/>
-              <w:szCs w:val="20"/>
-            </w:rPr>
-            <w:t xml:space="preserve"> / </w:t>
-          </w:r>
-          <w:r>
-            <w:rPr>
-              <w:rFonts w:ascii="Times New Roman" w:eastAsia="Times New Roman" w:hAnsi="Times New Roman" w:cs="Times New Roman"/>
-              <w:b/>
-              <w:bCs/>
-              <w:color w:val="666666"/>
-              <w:sz w:val="20"/>
-              <w:szCs w:val="20"/>
-              <w:vertAlign w:val="superscript"/>
-            </w:rPr>
-            <w:t xml:space="preserve">6</w:t>
-          </w:r>
-          <w:r>
-            <w:rPr>
-              <w:rFonts w:ascii="Times New Roman" w:eastAsia="Times New Roman" w:hAnsi="Times New Roman" w:cs="Times New Roman"/>
-              <w:sz w:val="20"/>
-              <w:szCs w:val="20"/>
-              <w:b w:val="0"/>
-              <w:bCs w:val="0"/>
-              <w:color w:val="000000"/>
-            </w:rPr>
-            <w:t xml:space="preserve">and a scientist</w:t>
-          </w:r>
-          <w:r>
-            <w:rPr>
-              <w:rFonts w:ascii="Times New Roman" w:eastAsia="Times New Roman" w:hAnsi="Times New Roman" w:cs="Times New Roman"/>
-              <w:color w:val="BBBBBB"/>
-              <w:sz w:val="20"/>
-              <w:szCs w:val="20"/>
-            </w:rPr>
-            <w:t xml:space="preserve"> / </w:t>
-          </w:r>
-          <w:r>
-            <w:rPr>
-              <w:rFonts w:ascii="Times New Roman" w:eastAsia="Times New Roman" w:hAnsi="Times New Roman" w:cs="Times New Roman"/>
-              <w:b/>
-              <w:bCs/>
-              <w:color w:val="666666"/>
-              <w:sz w:val="20"/>
-              <w:szCs w:val="20"/>
-              <w:vertAlign w:val="superscript"/>
-            </w:rPr>
-            <w:t xml:space="preserve">7</w:t>
-          </w:r>
-          <w:r>
-            <w:rPr>
-              <w:rFonts w:ascii="Times New Roman" w:eastAsia="Times New Roman" w:hAnsi="Times New Roman" w:cs="Times New Roman"/>
-              <w:sz w:val="20"/>
-              <w:szCs w:val="20"/>
-              <w:b w:val="0"/>
-              <w:bCs w:val="0"/>
-              <w:color w:val="000000"/>
-            </w:rPr>
-            <w:t xml:space="preserve">at NASA.</w:t>
-          </w:r>
-        </w:p>
-        <w:p>
-          <w:pPr>
-            <w:keepNext/>
-            <w:keepLines/>
-            <w:spacing w:line="253" w:lineRule="exact" w:before="30" w:after="40"/>
-            <w:ind w:left="200"/>
-          </w:pPr>
+              <w:sz w:val="17"/>
+              <w:szCs w:val="17"/>
+            </w:rPr>
+            <w:t xml:space="preserve"> / </w:t>
+          </w:r>
           <w:r>
             <w:rPr>
               <w:b/>
@@ -34833,24 +34729,286 @@
               <w:szCs w:val="18"/>
               <w:vertAlign w:val="superscript"/>
             </w:rPr>
+            <w:t xml:space="preserve">3</w:t>
+          </w:r>
+          <w:r>
+            <w:rPr>
+              <w:color w:val="333333"/>
+              <w:sz w:val="17"/>
+              <w:szCs w:val="17"/>
+            </w:rPr>
+            <w:t xml:space="preserve">그 단체 구성원들은 전문가들로부터 도움을 받기로 결정했다.</w:t>
+          </w:r>
+        </w:p>
+        <w:p>
+          <w:pPr>
+            <w:keepNext w:val="0"/>
+            <w:keepLines/>
+            <w:spacing w:line="253" w:lineRule="exact" w:before="30" w:after="40"/>
+            <w:ind w:left="280"/>
+          </w:pPr>
+          <w:r>
+            <w:rPr>
+              <w:color w:val="999999"/>
+              <w:sz w:val="16"/>
+              <w:szCs w:val="16"/>
+            </w:rPr>
+            <w:t xml:space="preserve">↳ 자연 해석  </w:t>
+          </w:r>
+          <w:r>
+            <w:rPr>
+              <w:color w:val="333333"/>
+              <w:sz w:val="16"/>
+              <w:szCs w:val="16"/>
+            </w:rPr>
+            <w:t xml:space="preserve">몇 년 동안 Steve의 사진을 찍고 그것이 무엇일지에 대해 논의한 후에, 그 단체 구성원들은 전문가들로부터 도움을 받기로 결정했다.</w:t>
+          </w:r>
+        </w:p>
+        <w:p>
+          <w:pPr>
+            <w:keepNext w:val="0"/>
+            <w:spacing w:line="170" w:lineRule="exact" w:before="0" w:after="0"/>
+          </w:pPr>
+        </w:p>
+        <w:p>
+          <w:pPr>
+            <w:keepNext/>
+            <w:keepLines/>
+            <w:spacing w:line="253" w:lineRule="exact" w:before="30" w:after="40"/>
+          </w:pPr>
+          <w:r>
+            <w:rPr>
+              <w:b/>
+              <w:bCs/>
+              <w:color w:val="1F3864"/>
+              <w:sz w:val="20"/>
+              <w:szCs w:val="20"/>
+            </w:rPr>
+            <w:t xml:space="preserve">43.  </w:t>
+          </w:r>
+          <w:r>
+            <w:rPr>
+              <w:rFonts w:ascii="Times New Roman" w:eastAsia="Times New Roman" w:hAnsi="Times New Roman" w:cs="Times New Roman"/>
+              <w:b/>
+              <w:bCs/>
+              <w:color w:val="666666"/>
+              <w:sz w:val="20"/>
+              <w:szCs w:val="20"/>
+              <w:vertAlign w:val="superscript"/>
+            </w:rPr>
             <w:t xml:space="preserve">1</w:t>
           </w:r>
           <w:r>
             <w:rPr>
-              <w:color w:val="333333"/>
-              <w:sz w:val="17"/>
-              <w:szCs w:val="17"/>
-            </w:rPr>
-            <w:t xml:space="preserve">그들은 자신들의 사진들을 보여 주었다</w:t>
-          </w:r>
-          <w:r>
-            <w:rPr>
+              <w:rFonts w:ascii="Times New Roman" w:eastAsia="Times New Roman" w:hAnsi="Times New Roman" w:cs="Times New Roman"/>
+              <w:sz w:val="20"/>
+              <w:szCs w:val="20"/>
+              <w:b w:val="0"/>
+              <w:bCs w:val="0"/>
+              <w:color w:val="000000"/>
+            </w:rPr>
+            <w:t xml:space="preserve">They showed their photos</w:t>
+          </w:r>
+          <w:r>
+            <w:rPr>
+              <w:rFonts w:ascii="Times New Roman" w:eastAsia="Times New Roman" w:hAnsi="Times New Roman" w:cs="Times New Roman"/>
               <w:color w:val="BBBBBB"/>
-              <w:sz w:val="17"/>
-              <w:szCs w:val="17"/>
-            </w:rPr>
-            <w:t xml:space="preserve"> / </w:t>
-          </w:r>
+              <w:sz w:val="20"/>
+              <w:szCs w:val="20"/>
+            </w:rPr>
+            <w:t xml:space="preserve"> / </w:t>
+          </w:r>
+          <w:r>
+            <w:rPr>
+              <w:rFonts w:ascii="Times New Roman" w:eastAsia="Times New Roman" w:hAnsi="Times New Roman" w:cs="Times New Roman"/>
+              <w:b/>
+              <w:bCs/>
+              <w:color w:val="666666"/>
+              <w:sz w:val="20"/>
+              <w:szCs w:val="20"/>
+              <w:vertAlign w:val="superscript"/>
+            </w:rPr>
+            <w:t xml:space="preserve">2</w:t>
+          </w:r>
+          <w:r>
+            <w:rPr>
+              <w:rFonts w:ascii="Times New Roman" w:eastAsia="Times New Roman" w:hAnsi="Times New Roman" w:cs="Times New Roman"/>
+              <w:sz w:val="20"/>
+              <w:szCs w:val="20"/>
+              <w:b w:val="0"/>
+              <w:bCs w:val="0"/>
+              <w:color w:val="000000"/>
+            </w:rPr>
+            <w:t xml:space="preserve">of Steve</w:t>
+          </w:r>
+          <w:r>
+            <w:rPr>
+              <w:rFonts w:ascii="Times New Roman" w:eastAsia="Times New Roman" w:hAnsi="Times New Roman" w:cs="Times New Roman"/>
+              <w:color w:val="BBBBBB"/>
+              <w:sz w:val="20"/>
+              <w:szCs w:val="20"/>
+            </w:rPr>
+            <w:t xml:space="preserve"> / </w:t>
+          </w:r>
+          <w:r>
+            <w:rPr>
+              <w:rFonts w:ascii="Times New Roman" w:eastAsia="Times New Roman" w:hAnsi="Times New Roman" w:cs="Times New Roman"/>
+              <w:b/>
+              <w:bCs/>
+              <w:color w:val="666666"/>
+              <w:sz w:val="20"/>
+              <w:szCs w:val="20"/>
+              <w:vertAlign w:val="superscript"/>
+            </w:rPr>
+            <w:t xml:space="preserve">3</w:t>
+          </w:r>
+          <w:r>
+            <w:rPr>
+              <w:rFonts w:ascii="Times New Roman" w:eastAsia="Times New Roman" w:hAnsi="Times New Roman" w:cs="Times New Roman"/>
+              <w:sz w:val="20"/>
+              <w:szCs w:val="20"/>
+              <w:b w:val="0"/>
+              <w:bCs w:val="0"/>
+              <w:color w:val="000000"/>
+            </w:rPr>
+            <w:t xml:space="preserve">to a professor</w:t>
+          </w:r>
+          <w:r>
+            <w:rPr>
+              <w:rFonts w:ascii="Times New Roman" w:eastAsia="Times New Roman" w:hAnsi="Times New Roman" w:cs="Times New Roman"/>
+              <w:color w:val="BBBBBB"/>
+              <w:sz w:val="20"/>
+              <w:szCs w:val="20"/>
+            </w:rPr>
+            <w:t xml:space="preserve"> / </w:t>
+          </w:r>
+          <w:r>
+            <w:rPr>
+              <w:rFonts w:ascii="Times New Roman" w:eastAsia="Times New Roman" w:hAnsi="Times New Roman" w:cs="Times New Roman"/>
+              <w:b/>
+              <w:bCs/>
+              <w:color w:val="666666"/>
+              <w:sz w:val="20"/>
+              <w:szCs w:val="20"/>
+              <w:vertAlign w:val="superscript"/>
+            </w:rPr>
+            <w:t xml:space="preserve">4</w:t>
+          </w:r>
+          <w:r>
+            <w:rPr>
+              <w:rFonts w:ascii="Times New Roman" w:eastAsia="Times New Roman" w:hAnsi="Times New Roman" w:cs="Times New Roman"/>
+              <w:sz w:val="20"/>
+              <w:szCs w:val="20"/>
+              <w:b w:val="0"/>
+              <w:bCs w:val="0"/>
+              <w:color w:val="000000"/>
+            </w:rPr>
+            <w:t xml:space="preserve">of astronomy</w:t>
+          </w:r>
+          <w:r>
+            <w:rPr>
+              <w:rFonts w:ascii="Times New Roman" w:eastAsia="Times New Roman" w:hAnsi="Times New Roman" w:cs="Times New Roman"/>
+              <w:color w:val="BBBBBB"/>
+              <w:sz w:val="20"/>
+              <w:szCs w:val="20"/>
+            </w:rPr>
+            <w:t xml:space="preserve"> / </w:t>
+          </w:r>
+          <w:r>
+            <w:rPr>
+              <w:rFonts w:ascii="Times New Roman" w:eastAsia="Times New Roman" w:hAnsi="Times New Roman" w:cs="Times New Roman"/>
+              <w:b/>
+              <w:bCs/>
+              <w:color w:val="666666"/>
+              <w:sz w:val="20"/>
+              <w:szCs w:val="20"/>
+              <w:vertAlign w:val="superscript"/>
+            </w:rPr>
+            <w:t xml:space="preserve">5</w:t>
+          </w:r>
+          <w:r>
+            <w:rPr>
+              <w:rFonts w:ascii="Times New Roman" w:eastAsia="Times New Roman" w:hAnsi="Times New Roman" w:cs="Times New Roman"/>
+              <w:sz w:val="20"/>
+              <w:szCs w:val="20"/>
+              <w:b w:val="0"/>
+              <w:bCs w:val="0"/>
+              <w:color w:val="000000"/>
+            </w:rPr>
+            <w:t xml:space="preserve">at a local university</w:t>
+          </w:r>
+          <w:r>
+            <w:rPr>
+              <w:rFonts w:ascii="Times New Roman" w:eastAsia="Times New Roman" w:hAnsi="Times New Roman" w:cs="Times New Roman"/>
+              <w:color w:val="BBBBBB"/>
+              <w:sz w:val="20"/>
+              <w:szCs w:val="20"/>
+            </w:rPr>
+            <w:t xml:space="preserve"> / </w:t>
+          </w:r>
+          <w:r>
+            <w:rPr>
+              <w:rFonts w:ascii="Times New Roman" w:eastAsia="Times New Roman" w:hAnsi="Times New Roman" w:cs="Times New Roman"/>
+              <w:b/>
+              <w:bCs/>
+              <w:color w:val="666666"/>
+              <w:sz w:val="20"/>
+              <w:szCs w:val="20"/>
+              <w:vertAlign w:val="superscript"/>
+            </w:rPr>
+            <w:t xml:space="preserve">6</w:t>
+          </w:r>
+          <w:r>
+            <w:rPr>
+              <w:rFonts w:ascii="Times New Roman" w:eastAsia="Times New Roman" w:hAnsi="Times New Roman" w:cs="Times New Roman"/>
+              <w:sz w:val="20"/>
+              <w:szCs w:val="20"/>
+              <w:b w:val="0"/>
+              <w:bCs w:val="0"/>
+              <w:color w:val="000000"/>
+            </w:rPr>
+            <w:t xml:space="preserve">and a scientist</w:t>
+          </w:r>
+          <w:r>
+            <w:rPr>
+              <w:rFonts w:ascii="Times New Roman" w:eastAsia="Times New Roman" w:hAnsi="Times New Roman" w:cs="Times New Roman"/>
+              <w:color w:val="BBBBBB"/>
+              <w:sz w:val="20"/>
+              <w:szCs w:val="20"/>
+            </w:rPr>
+            <w:t xml:space="preserve"> / </w:t>
+          </w:r>
+          <w:r>
+            <w:rPr>
+              <w:rFonts w:ascii="Times New Roman" w:eastAsia="Times New Roman" w:hAnsi="Times New Roman" w:cs="Times New Roman"/>
+              <w:b/>
+              <w:bCs/>
+              <w:color w:val="666666"/>
+              <w:sz w:val="20"/>
+              <w:szCs w:val="20"/>
+              <w:vertAlign w:val="superscript"/>
+            </w:rPr>
+            <w:t xml:space="preserve">7</w:t>
+          </w:r>
+          <w:r>
+            <w:rPr>
+              <w:rFonts w:ascii="Times New Roman" w:eastAsia="Times New Roman" w:hAnsi="Times New Roman" w:cs="Times New Roman"/>
+              <w:sz w:val="20"/>
+              <w:szCs w:val="20"/>
+              <w:b w:val="0"/>
+              <w:bCs w:val="0"/>
+              <w:color w:val="000000"/>
+            </w:rPr>
+            <w:t xml:space="preserve">at NASA.</w:t>
+          </w:r>
+        </w:p>
+        <w:p>
+          <w:pPr>
+            <w:keepNext/>
+            <w:keepLines/>
+            <w:spacing w:line="253" w:lineRule="exact" w:before="30" w:after="40"/>
+            <w:ind w:left="200"/>
+          </w:pPr>
           <w:r>
             <w:rPr>
               <w:b/>
@@ -34860,15 +35018,15 @@
               <w:szCs w:val="18"/>
               <w:vertAlign w:val="superscript"/>
             </w:rPr>
-            <w:t xml:space="preserve">2</w:t>
-          </w:r>
-          <w:r>
-            <w:rPr>
-              <w:color w:val="333333"/>
-              <w:sz w:val="17"/>
-              <w:szCs w:val="17"/>
-            </w:rPr>
-            <w:t xml:space="preserve">Steve의</w:t>
+            <w:t xml:space="preserve">1</w:t>
+          </w:r>
+          <w:r>
+            <w:rPr>
+              <w:color w:val="333333"/>
+              <w:sz w:val="17"/>
+              <w:szCs w:val="17"/>
+            </w:rPr>
+            <w:t xml:space="preserve">그들은 자신들의 사진들을 보여 주었다</w:t>
           </w:r>
           <w:r>
             <w:rPr>
@@ -34887,15 +35045,15 @@
               <w:szCs w:val="18"/>
               <w:vertAlign w:val="superscript"/>
             </w:rPr>
-            <w:t xml:space="preserve">3</w:t>
-          </w:r>
-          <w:r>
-            <w:rPr>
-              <w:color w:val="333333"/>
-              <w:sz w:val="17"/>
-              <w:szCs w:val="17"/>
-            </w:rPr>
-            <w:t xml:space="preserve">한 교수에게</w:t>
+            <w:t xml:space="preserve">2</w:t>
+          </w:r>
+          <w:r>
+            <w:rPr>
+              <w:color w:val="333333"/>
+              <w:sz w:val="17"/>
+              <w:szCs w:val="17"/>
+            </w:rPr>
+            <w:t xml:space="preserve">Steve의</w:t>
           </w:r>
           <w:r>
             <w:rPr>
@@ -34914,15 +35072,15 @@
               <w:szCs w:val="18"/>
               <w:vertAlign w:val="superscript"/>
             </w:rPr>
-            <w:t xml:space="preserve">4</w:t>
-          </w:r>
-          <w:r>
-            <w:rPr>
-              <w:color w:val="333333"/>
-              <w:sz w:val="17"/>
-              <w:szCs w:val="17"/>
-            </w:rPr>
-            <w:t xml:space="preserve">천문학의</w:t>
+            <w:t xml:space="preserve">3</w:t>
+          </w:r>
+          <w:r>
+            <w:rPr>
+              <w:color w:val="333333"/>
+              <w:sz w:val="17"/>
+              <w:szCs w:val="17"/>
+            </w:rPr>
+            <w:t xml:space="preserve">한 교수에게</w:t>
           </w:r>
           <w:r>
             <w:rPr>
@@ -34941,15 +35099,15 @@
               <w:szCs w:val="18"/>
               <w:vertAlign w:val="superscript"/>
             </w:rPr>
-            <w:t xml:space="preserve">5</w:t>
-          </w:r>
-          <w:r>
-            <w:rPr>
-              <w:color w:val="333333"/>
-              <w:sz w:val="17"/>
-              <w:szCs w:val="17"/>
-            </w:rPr>
-            <w:t xml:space="preserve">지역 대학에 있는</w:t>
+            <w:t xml:space="preserve">4</w:t>
+          </w:r>
+          <w:r>
+            <w:rPr>
+              <w:color w:val="333333"/>
+              <w:sz w:val="17"/>
+              <w:szCs w:val="17"/>
+            </w:rPr>
+            <w:t xml:space="preserve">천문학의</w:t>
           </w:r>
           <w:r>
             <w:rPr>
@@ -34968,15 +35126,15 @@
               <w:szCs w:val="18"/>
               <w:vertAlign w:val="superscript"/>
             </w:rPr>
-            <w:t xml:space="preserve">6</w:t>
-          </w:r>
-          <w:r>
-            <w:rPr>
-              <w:color w:val="333333"/>
-              <w:sz w:val="17"/>
-              <w:szCs w:val="17"/>
-            </w:rPr>
-            <w:t xml:space="preserve">그리고 한 과학자에게</w:t>
+            <w:t xml:space="preserve">5</w:t>
+          </w:r>
+          <w:r>
+            <w:rPr>
+              <w:color w:val="333333"/>
+              <w:sz w:val="17"/>
+              <w:szCs w:val="17"/>
+            </w:rPr>
+            <w:t xml:space="preserve">지역 대학에 있는</w:t>
           </w:r>
           <w:r>
             <w:rPr>
@@ -34995,158 +35153,24 @@
               <w:szCs w:val="18"/>
               <w:vertAlign w:val="superscript"/>
             </w:rPr>
-            <w:t xml:space="preserve">7</w:t>
-          </w:r>
-          <w:r>
-            <w:rPr>
-              <w:color w:val="333333"/>
-              <w:sz w:val="17"/>
-              <w:szCs w:val="17"/>
-            </w:rPr>
-            <w:t xml:space="preserve">NASA에 있는.</w:t>
-          </w:r>
-        </w:p>
-        <w:p>
-          <w:pPr>
-            <w:keepNext w:val="0"/>
-            <w:keepLines/>
-            <w:spacing w:line="253" w:lineRule="exact" w:before="30" w:after="40"/>
-            <w:ind w:left="280"/>
-          </w:pPr>
-          <w:r>
-            <w:rPr>
-              <w:color w:val="999999"/>
-              <w:sz w:val="16"/>
-              <w:szCs w:val="16"/>
-            </w:rPr>
-            <w:t xml:space="preserve">↳ 자연 해석  </w:t>
-          </w:r>
-          <w:r>
-            <w:rPr>
-              <w:color w:val="333333"/>
-              <w:sz w:val="16"/>
-              <w:szCs w:val="16"/>
-            </w:rPr>
-            <w:t xml:space="preserve">그들은 Steve의 사진들을 지역 대학의 천문학 교수와 NASA의 과학자에게 보여 주었다.</w:t>
-          </w:r>
-        </w:p>
-        <w:p>
-          <w:pPr>
-            <w:keepNext w:val="0"/>
-            <w:spacing w:line="170" w:lineRule="exact" w:before="0" w:after="0"/>
-          </w:pPr>
-        </w:p>
-        <w:p>
-          <w:pPr>
-            <w:keepNext/>
-            <w:keepLines/>
-            <w:spacing w:line="253" w:lineRule="exact" w:before="30" w:after="40"/>
-          </w:pPr>
-          <w:r>
-            <w:rPr>
-              <w:b/>
-              <w:bCs/>
-              <w:color w:val="1F3864"/>
-              <w:sz w:val="20"/>
-              <w:szCs w:val="20"/>
-            </w:rPr>
-            <w:t xml:space="preserve">44.  </w:t>
-          </w:r>
-          <w:r>
-            <w:rPr>
-              <w:rFonts w:ascii="Times New Roman" w:eastAsia="Times New Roman" w:hAnsi="Times New Roman" w:cs="Times New Roman"/>
-              <w:b/>
-              <w:bCs/>
-              <w:color w:val="666666"/>
-              <w:sz w:val="20"/>
-              <w:szCs w:val="20"/>
-              <w:vertAlign w:val="superscript"/>
-            </w:rPr>
-            <w:t xml:space="preserve">1</w:t>
-          </w:r>
-          <w:r>
-            <w:rPr>
-              <w:rFonts w:ascii="Times New Roman" w:eastAsia="Times New Roman" w:hAnsi="Times New Roman" w:cs="Times New Roman"/>
-              <w:sz w:val="20"/>
-              <w:szCs w:val="20"/>
-              <w:b w:val="0"/>
-              <w:bCs w:val="0"/>
-              <w:color w:val="000000"/>
-            </w:rPr>
-            <w:t xml:space="preserve">Surprisingly,</w:t>
-          </w:r>
-          <w:r>
-            <w:rPr>
-              <w:rFonts w:ascii="Times New Roman" w:eastAsia="Times New Roman" w:hAnsi="Times New Roman" w:cs="Times New Roman"/>
+            <w:t xml:space="preserve">6</w:t>
+          </w:r>
+          <w:r>
+            <w:rPr>
+              <w:color w:val="333333"/>
+              <w:sz w:val="17"/>
+              <w:szCs w:val="17"/>
+            </w:rPr>
+            <w:t xml:space="preserve">그리고 한 과학자에게</w:t>
+          </w:r>
+          <w:r>
+            <w:rPr>
               <w:color w:val="BBBBBB"/>
-              <w:sz w:val="20"/>
-              <w:szCs w:val="20"/>
-            </w:rPr>
-            <w:t xml:space="preserve"> / </w:t>
-          </w:r>
-          <w:r>
-            <w:rPr>
-              <w:rFonts w:ascii="Times New Roman" w:eastAsia="Times New Roman" w:hAnsi="Times New Roman" w:cs="Times New Roman"/>
-              <w:b/>
-              <w:bCs/>
-              <w:color w:val="666666"/>
-              <w:sz w:val="20"/>
-              <w:szCs w:val="20"/>
-              <w:vertAlign w:val="superscript"/>
-            </w:rPr>
-            <w:t xml:space="preserve">2</w:t>
-          </w:r>
-          <w:r>
-            <w:rPr>
-              <w:rFonts w:ascii="Times New Roman" w:eastAsia="Times New Roman" w:hAnsi="Times New Roman" w:cs="Times New Roman"/>
-              <w:sz w:val="20"/>
-              <w:szCs w:val="20"/>
-              <w:b w:val="0"/>
-              <w:bCs w:val="0"/>
-              <w:color w:val="000000"/>
-            </w:rPr>
-            <w:t xml:space="preserve">neither of them had any idea</w:t>
-          </w:r>
-          <w:r>
-            <w:rPr>
-              <w:rFonts w:ascii="Times New Roman" w:eastAsia="Times New Roman" w:hAnsi="Times New Roman" w:cs="Times New Roman"/>
-              <w:color w:val="BBBBBB"/>
-              <w:sz w:val="20"/>
-              <w:szCs w:val="20"/>
-            </w:rPr>
-            <w:t xml:space="preserve"> / </w:t>
-          </w:r>
-          <w:r>
-            <w:rPr>
-              <w:rFonts w:ascii="Times New Roman" w:eastAsia="Times New Roman" w:hAnsi="Times New Roman" w:cs="Times New Roman"/>
-              <w:b/>
-              <w:bCs/>
-              <w:color w:val="666666"/>
-              <w:sz w:val="20"/>
-              <w:szCs w:val="20"/>
-              <w:vertAlign w:val="superscript"/>
-            </w:rPr>
-            <w:t xml:space="preserve">3</w:t>
-          </w:r>
-          <w:r>
-            <w:rPr>
-              <w:rFonts w:ascii="Times New Roman" w:eastAsia="Times New Roman" w:hAnsi="Times New Roman" w:cs="Times New Roman"/>
-              <w:sz w:val="20"/>
-              <w:szCs w:val="20"/>
-              <w:b w:val="0"/>
-              <w:bCs w:val="0"/>
-              <w:color w:val="000000"/>
-            </w:rPr>
-            <w:t xml:space="preserve">what Steve was.</w:t>
-          </w:r>
-        </w:p>
-        <w:p>
-          <w:pPr>
-            <w:keepNext/>
-            <w:keepLines/>
-            <w:spacing w:line="253" w:lineRule="exact" w:before="30" w:after="40"/>
-            <w:ind w:left="200"/>
-          </w:pPr>
+              <w:sz w:val="17"/>
+              <w:szCs w:val="17"/>
+            </w:rPr>
+            <w:t xml:space="preserve"> / </w:t>
+          </w:r>
           <w:r>
             <w:rPr>
               <w:b/>
@@ -35156,24 +35180,158 @@
               <w:szCs w:val="18"/>
               <w:vertAlign w:val="superscript"/>
             </w:rPr>
+            <w:t xml:space="preserve">7</w:t>
+          </w:r>
+          <w:r>
+            <w:rPr>
+              <w:color w:val="333333"/>
+              <w:sz w:val="17"/>
+              <w:szCs w:val="17"/>
+            </w:rPr>
+            <w:t xml:space="preserve">NASA에 있는.</w:t>
+          </w:r>
+        </w:p>
+        <w:p>
+          <w:pPr>
+            <w:keepNext w:val="0"/>
+            <w:keepLines/>
+            <w:spacing w:line="253" w:lineRule="exact" w:before="30" w:after="40"/>
+            <w:ind w:left="280"/>
+          </w:pPr>
+          <w:r>
+            <w:rPr>
+              <w:color w:val="999999"/>
+              <w:sz w:val="16"/>
+              <w:szCs w:val="16"/>
+            </w:rPr>
+            <w:t xml:space="preserve">↳ 자연 해석  </w:t>
+          </w:r>
+          <w:r>
+            <w:rPr>
+              <w:color w:val="333333"/>
+              <w:sz w:val="16"/>
+              <w:szCs w:val="16"/>
+            </w:rPr>
+            <w:t xml:space="preserve">그들은 Steve의 사진들을 지역 대학의 천문학 교수와 NASA의 과학자에게 보여 주었다.</w:t>
+          </w:r>
+        </w:p>
+        <w:p>
+          <w:pPr>
+            <w:keepNext w:val="0"/>
+            <w:spacing w:line="170" w:lineRule="exact" w:before="0" w:after="0"/>
+          </w:pPr>
+        </w:p>
+        <w:p>
+          <w:pPr>
+            <w:keepNext/>
+            <w:keepLines/>
+            <w:spacing w:line="253" w:lineRule="exact" w:before="30" w:after="40"/>
+          </w:pPr>
+          <w:r>
+            <w:rPr>
+              <w:b/>
+              <w:bCs/>
+              <w:color w:val="1F3864"/>
+              <w:sz w:val="20"/>
+              <w:szCs w:val="20"/>
+            </w:rPr>
+            <w:t xml:space="preserve">44.  </w:t>
+          </w:r>
+          <w:r>
+            <w:rPr>
+              <w:rFonts w:ascii="Times New Roman" w:eastAsia="Times New Roman" w:hAnsi="Times New Roman" w:cs="Times New Roman"/>
+              <w:b/>
+              <w:bCs/>
+              <w:color w:val="666666"/>
+              <w:sz w:val="20"/>
+              <w:szCs w:val="20"/>
+              <w:vertAlign w:val="superscript"/>
+            </w:rPr>
             <w:t xml:space="preserve">1</w:t>
           </w:r>
           <w:r>
             <w:rPr>
-              <w:color w:val="333333"/>
-              <w:sz w:val="17"/>
-              <w:szCs w:val="17"/>
-            </w:rPr>
-            <w:t xml:space="preserve">놀랍게도,</w:t>
-          </w:r>
-          <w:r>
-            <w:rPr>
+              <w:rFonts w:ascii="Times New Roman" w:eastAsia="Times New Roman" w:hAnsi="Times New Roman" w:cs="Times New Roman"/>
+              <w:sz w:val="20"/>
+              <w:szCs w:val="20"/>
+              <w:b w:val="0"/>
+              <w:bCs w:val="0"/>
+              <w:color w:val="000000"/>
+            </w:rPr>
+            <w:t xml:space="preserve">Surprisingly,</w:t>
+          </w:r>
+          <w:r>
+            <w:rPr>
+              <w:rFonts w:ascii="Times New Roman" w:eastAsia="Times New Roman" w:hAnsi="Times New Roman" w:cs="Times New Roman"/>
               <w:color w:val="BBBBBB"/>
-              <w:sz w:val="17"/>
-              <w:szCs w:val="17"/>
-            </w:rPr>
-            <w:t xml:space="preserve"> / </w:t>
-          </w:r>
+              <w:sz w:val="20"/>
+              <w:szCs w:val="20"/>
+            </w:rPr>
+            <w:t xml:space="preserve"> / </w:t>
+          </w:r>
+          <w:r>
+            <w:rPr>
+              <w:rFonts w:ascii="Times New Roman" w:eastAsia="Times New Roman" w:hAnsi="Times New Roman" w:cs="Times New Roman"/>
+              <w:b/>
+              <w:bCs/>
+              <w:color w:val="666666"/>
+              <w:sz w:val="20"/>
+              <w:szCs w:val="20"/>
+              <w:vertAlign w:val="superscript"/>
+            </w:rPr>
+            <w:t xml:space="preserve">2</w:t>
+          </w:r>
+          <w:r>
+            <w:rPr>
+              <w:rFonts w:ascii="Times New Roman" w:eastAsia="Times New Roman" w:hAnsi="Times New Roman" w:cs="Times New Roman"/>
+              <w:sz w:val="20"/>
+              <w:szCs w:val="20"/>
+              <w:b w:val="0"/>
+              <w:bCs w:val="0"/>
+              <w:color w:val="000000"/>
+            </w:rPr>
+            <w:t xml:space="preserve">neither of them had any idea</w:t>
+          </w:r>
+          <w:r>
+            <w:rPr>
+              <w:rFonts w:ascii="Times New Roman" w:eastAsia="Times New Roman" w:hAnsi="Times New Roman" w:cs="Times New Roman"/>
+              <w:color w:val="BBBBBB"/>
+              <w:sz w:val="20"/>
+              <w:szCs w:val="20"/>
+            </w:rPr>
+            <w:t xml:space="preserve"> / </w:t>
+          </w:r>
+          <w:r>
+            <w:rPr>
+              <w:rFonts w:ascii="Times New Roman" w:eastAsia="Times New Roman" w:hAnsi="Times New Roman" w:cs="Times New Roman"/>
+              <w:b/>
+              <w:bCs/>
+              <w:color w:val="666666"/>
+              <w:sz w:val="20"/>
+              <w:szCs w:val="20"/>
+              <w:vertAlign w:val="superscript"/>
+            </w:rPr>
+            <w:t xml:space="preserve">3</w:t>
+          </w:r>
+          <w:r>
+            <w:rPr>
+              <w:rFonts w:ascii="Times New Roman" w:eastAsia="Times New Roman" w:hAnsi="Times New Roman" w:cs="Times New Roman"/>
+              <w:sz w:val="20"/>
+              <w:szCs w:val="20"/>
+              <w:b w:val="0"/>
+              <w:bCs w:val="0"/>
+              <w:color w:val="000000"/>
+            </w:rPr>
+            <w:t xml:space="preserve">what Steve was.</w:t>
+          </w:r>
+        </w:p>
+        <w:p>
+          <w:pPr>
+            <w:keepNext/>
+            <w:keepLines/>
+            <w:spacing w:line="253" w:lineRule="exact" w:before="30" w:after="40"/>
+            <w:ind w:left="200"/>
+          </w:pPr>
           <w:r>
             <w:rPr>
               <w:b/>
@@ -35183,15 +35341,15 @@
               <w:szCs w:val="18"/>
               <w:vertAlign w:val="superscript"/>
             </w:rPr>
-            <w:t xml:space="preserve">2</w:t>
-          </w:r>
-          <w:r>
-            <w:rPr>
-              <w:color w:val="333333"/>
-              <w:sz w:val="17"/>
-              <w:szCs w:val="17"/>
-            </w:rPr>
-            <w:t xml:space="preserve">그들 중 누구도 전혀 알지 못했다</w:t>
+            <w:t xml:space="preserve">1</w:t>
+          </w:r>
+          <w:r>
+            <w:rPr>
+              <w:color w:val="333333"/>
+              <w:sz w:val="17"/>
+              <w:szCs w:val="17"/>
+            </w:rPr>
+            <w:t xml:space="preserve">놀랍게도,</w:t>
           </w:r>
           <w:r>
             <w:rPr>
@@ -35210,190 +35368,24 @@
               <w:szCs w:val="18"/>
               <w:vertAlign w:val="superscript"/>
             </w:rPr>
-            <w:t xml:space="preserve">3</w:t>
-          </w:r>
-          <w:r>
-            <w:rPr>
-              <w:color w:val="333333"/>
-              <w:sz w:val="17"/>
-              <w:szCs w:val="17"/>
-            </w:rPr>
-            <w:t xml:space="preserve">Steve가 무엇인지.</w:t>
-          </w:r>
-        </w:p>
-        <w:p>
-          <w:pPr>
-            <w:keepNext w:val="0"/>
-            <w:keepLines/>
-            <w:spacing w:line="253" w:lineRule="exact" w:before="30" w:after="40"/>
-            <w:ind w:left="280"/>
-          </w:pPr>
-          <w:r>
-            <w:rPr>
-              <w:color w:val="999999"/>
-              <w:sz w:val="16"/>
-              <w:szCs w:val="16"/>
-            </w:rPr>
-            <w:t xml:space="preserve">↳ 자연 해석  </w:t>
-          </w:r>
-          <w:r>
-            <w:rPr>
-              <w:color w:val="333333"/>
-              <w:sz w:val="16"/>
-              <w:szCs w:val="16"/>
-            </w:rPr>
-            <w:t xml:space="preserve">놀랍게도, 둘 중 누구도 Steve가 무엇인지 전혀 알지 못했다.</w:t>
-          </w:r>
-        </w:p>
-        <w:p>
-          <w:pPr>
-            <w:keepNext w:val="0"/>
-            <w:spacing w:line="170" w:lineRule="exact" w:before="0" w:after="0"/>
-          </w:pPr>
-        </w:p>
-        <w:p>
-          <w:pPr>
-            <w:keepNext/>
-            <w:keepLines/>
-            <w:spacing w:line="253" w:lineRule="exact" w:before="30" w:after="40"/>
-          </w:pPr>
-          <w:r>
-            <w:rPr>
-              <w:b/>
-              <w:bCs/>
-              <w:color w:val="1F3864"/>
-              <w:sz w:val="20"/>
-              <w:szCs w:val="20"/>
-            </w:rPr>
-            <w:t xml:space="preserve">45.  </w:t>
-          </w:r>
-          <w:r>
-            <w:rPr>
-              <w:rFonts w:ascii="Times New Roman" w:eastAsia="Times New Roman" w:hAnsi="Times New Roman" w:cs="Times New Roman"/>
-              <w:b/>
-              <w:bCs/>
-              <w:color w:val="666666"/>
-              <w:sz w:val="20"/>
-              <w:szCs w:val="20"/>
-              <w:vertAlign w:val="superscript"/>
-            </w:rPr>
-            <w:t xml:space="preserve">1</w:t>
-          </w:r>
-          <w:r>
-            <w:rPr>
-              <w:rFonts w:ascii="Times New Roman" w:eastAsia="Times New Roman" w:hAnsi="Times New Roman" w:cs="Times New Roman"/>
-              <w:sz w:val="20"/>
-              <w:szCs w:val="20"/>
-              <w:b w:val="0"/>
-              <w:bCs w:val="0"/>
-              <w:color w:val="000000"/>
-            </w:rPr>
-            <w:t xml:space="preserve">They confirmed</w:t>
-          </w:r>
-          <w:r>
-            <w:rPr>
-              <w:rFonts w:ascii="Times New Roman" w:eastAsia="Times New Roman" w:hAnsi="Times New Roman" w:cs="Times New Roman"/>
+            <w:t xml:space="preserve">2</w:t>
+          </w:r>
+          <w:r>
+            <w:rPr>
+              <w:color w:val="333333"/>
+              <w:sz w:val="17"/>
+              <w:szCs w:val="17"/>
+            </w:rPr>
+            <w:t xml:space="preserve">그들 중 누구도 전혀 알지 못했다</w:t>
+          </w:r>
+          <w:r>
+            <w:rPr>
               <w:color w:val="BBBBBB"/>
-              <w:sz w:val="20"/>
-              <w:szCs w:val="20"/>
-            </w:rPr>
-            <w:t xml:space="preserve"> / </w:t>
-          </w:r>
-          <w:r>
-            <w:rPr>
-              <w:rFonts w:ascii="Times New Roman" w:eastAsia="Times New Roman" w:hAnsi="Times New Roman" w:cs="Times New Roman"/>
-              <w:b/>
-              <w:bCs/>
-              <w:color w:val="666666"/>
-              <w:sz w:val="20"/>
-              <w:szCs w:val="20"/>
-              <w:vertAlign w:val="superscript"/>
-            </w:rPr>
-            <w:t xml:space="preserve">2</w:t>
-          </w:r>
-          <w:r>
-            <w:rPr>
-              <w:rFonts w:ascii="Times New Roman" w:eastAsia="Times New Roman" w:hAnsi="Times New Roman" w:cs="Times New Roman"/>
-              <w:sz w:val="20"/>
-              <w:szCs w:val="20"/>
-              <w:b w:val="0"/>
-              <w:bCs w:val="0"/>
-              <w:color w:val="000000"/>
-            </w:rPr>
-            <w:t xml:space="preserve">that it was not an aurora,</w:t>
-          </w:r>
-          <w:r>
-            <w:rPr>
-              <w:rFonts w:ascii="Times New Roman" w:eastAsia="Times New Roman" w:hAnsi="Times New Roman" w:cs="Times New Roman"/>
-              <w:color w:val="BBBBBB"/>
-              <w:sz w:val="20"/>
-              <w:szCs w:val="20"/>
-            </w:rPr>
-            <w:t xml:space="preserve"> / </w:t>
-          </w:r>
-          <w:r>
-            <w:rPr>
-              <w:rFonts w:ascii="Times New Roman" w:eastAsia="Times New Roman" w:hAnsi="Times New Roman" w:cs="Times New Roman"/>
-              <w:b/>
-              <w:bCs/>
-              <w:color w:val="666666"/>
-              <w:sz w:val="20"/>
-              <w:szCs w:val="20"/>
-              <w:vertAlign w:val="superscript"/>
-            </w:rPr>
-            <w:t xml:space="preserve">3</w:t>
-          </w:r>
-          <w:r>
-            <w:rPr>
-              <w:rFonts w:ascii="Times New Roman" w:eastAsia="Times New Roman" w:hAnsi="Times New Roman" w:cs="Times New Roman"/>
-              <w:sz w:val="20"/>
-              <w:szCs w:val="20"/>
-              <w:b w:val="0"/>
-              <w:bCs w:val="0"/>
-              <w:color w:val="000000"/>
-            </w:rPr>
-            <w:t xml:space="preserve">but it did not resemble anything</w:t>
-          </w:r>
-          <w:r>
-            <w:rPr>
-              <w:rFonts w:ascii="Times New Roman" w:eastAsia="Times New Roman" w:hAnsi="Times New Roman" w:cs="Times New Roman"/>
-              <w:color w:val="BBBBBB"/>
-              <w:sz w:val="20"/>
-              <w:szCs w:val="20"/>
-            </w:rPr>
-            <w:t xml:space="preserve"> / </w:t>
-          </w:r>
-          <w:r>
-            <w:rPr>
-              <w:rFonts w:ascii="Times New Roman" w:eastAsia="Times New Roman" w:hAnsi="Times New Roman" w:cs="Times New Roman"/>
-              <w:b/>
-              <w:bCs/>
-              <w:color w:val="666666"/>
-              <w:sz w:val="20"/>
-              <w:szCs w:val="20"/>
-              <w:vertAlign w:val="superscript"/>
-            </w:rPr>
-            <w:t xml:space="preserve">4</w:t>
-          </w:r>
-          <w:r>
-            <w:rPr>
-              <w:rFonts w:ascii="Times New Roman" w:eastAsia="Times New Roman" w:hAnsi="Times New Roman" w:cs="Times New Roman"/>
-              <w:sz w:val="20"/>
-              <w:szCs w:val="20"/>
-              <w:b w:val="0"/>
-              <w:bCs w:val="0"/>
-              <w:color w:val="000000"/>
-            </w:rPr>
-            <w:t xml:space="preserve">they had seen before.</w:t>
-          </w:r>
-        </w:p>
-        <w:p>
-          <w:pPr>
-            <w:keepNext/>
-            <w:keepLines/>
-            <w:spacing w:line="253" w:lineRule="exact" w:before="30" w:after="40"/>
-            <w:ind w:left="200"/>
-          </w:pPr>
+              <w:sz w:val="17"/>
+              <w:szCs w:val="17"/>
+            </w:rPr>
+            <w:t xml:space="preserve"> / </w:t>
+          </w:r>
           <w:r>
             <w:rPr>
               <w:b/>
@@ -35403,24 +35395,190 @@
               <w:szCs w:val="18"/>
               <w:vertAlign w:val="superscript"/>
             </w:rPr>
+            <w:t xml:space="preserve">3</w:t>
+          </w:r>
+          <w:r>
+            <w:rPr>
+              <w:color w:val="333333"/>
+              <w:sz w:val="17"/>
+              <w:szCs w:val="17"/>
+            </w:rPr>
+            <w:t xml:space="preserve">Steve가 무엇인지.</w:t>
+          </w:r>
+        </w:p>
+        <w:p>
+          <w:pPr>
+            <w:keepNext w:val="0"/>
+            <w:keepLines/>
+            <w:spacing w:line="253" w:lineRule="exact" w:before="30" w:after="40"/>
+            <w:ind w:left="280"/>
+          </w:pPr>
+          <w:r>
+            <w:rPr>
+              <w:color w:val="999999"/>
+              <w:sz w:val="16"/>
+              <w:szCs w:val="16"/>
+            </w:rPr>
+            <w:t xml:space="preserve">↳ 자연 해석  </w:t>
+          </w:r>
+          <w:r>
+            <w:rPr>
+              <w:color w:val="333333"/>
+              <w:sz w:val="16"/>
+              <w:szCs w:val="16"/>
+            </w:rPr>
+            <w:t xml:space="preserve">놀랍게도, 둘 중 누구도 Steve가 무엇인지 전혀 알지 못했다.</w:t>
+          </w:r>
+        </w:p>
+        <w:p>
+          <w:pPr>
+            <w:keepNext w:val="0"/>
+            <w:spacing w:line="170" w:lineRule="exact" w:before="0" w:after="0"/>
+          </w:pPr>
+        </w:p>
+        <w:p>
+          <w:pPr>
+            <w:keepNext/>
+            <w:keepLines/>
+            <w:spacing w:line="253" w:lineRule="exact" w:before="30" w:after="40"/>
+          </w:pPr>
+          <w:r>
+            <w:rPr>
+              <w:b/>
+              <w:bCs/>
+              <w:color w:val="1F3864"/>
+              <w:sz w:val="20"/>
+              <w:szCs w:val="20"/>
+            </w:rPr>
+            <w:t xml:space="preserve">45.  </w:t>
+          </w:r>
+          <w:r>
+            <w:rPr>
+              <w:rFonts w:ascii="Times New Roman" w:eastAsia="Times New Roman" w:hAnsi="Times New Roman" w:cs="Times New Roman"/>
+              <w:b/>
+              <w:bCs/>
+              <w:color w:val="666666"/>
+              <w:sz w:val="20"/>
+              <w:szCs w:val="20"/>
+              <w:vertAlign w:val="superscript"/>
+            </w:rPr>
             <w:t xml:space="preserve">1</w:t>
           </w:r>
           <w:r>
             <w:rPr>
-              <w:color w:val="333333"/>
-              <w:sz w:val="17"/>
-              <w:szCs w:val="17"/>
-            </w:rPr>
-            <w:t xml:space="preserve">그들은 확인했다</w:t>
-          </w:r>
-          <w:r>
-            <w:rPr>
+              <w:rFonts w:ascii="Times New Roman" w:eastAsia="Times New Roman" w:hAnsi="Times New Roman" w:cs="Times New Roman"/>
+              <w:sz w:val="20"/>
+              <w:szCs w:val="20"/>
+              <w:b w:val="0"/>
+              <w:bCs w:val="0"/>
+              <w:color w:val="000000"/>
+            </w:rPr>
+            <w:t xml:space="preserve">They confirmed</w:t>
+          </w:r>
+          <w:r>
+            <w:rPr>
+              <w:rFonts w:ascii="Times New Roman" w:eastAsia="Times New Roman" w:hAnsi="Times New Roman" w:cs="Times New Roman"/>
               <w:color w:val="BBBBBB"/>
-              <w:sz w:val="17"/>
-              <w:szCs w:val="17"/>
-            </w:rPr>
-            <w:t xml:space="preserve"> / </w:t>
-          </w:r>
+              <w:sz w:val="20"/>
+              <w:szCs w:val="20"/>
+            </w:rPr>
+            <w:t xml:space="preserve"> / </w:t>
+          </w:r>
+          <w:r>
+            <w:rPr>
+              <w:rFonts w:ascii="Times New Roman" w:eastAsia="Times New Roman" w:hAnsi="Times New Roman" w:cs="Times New Roman"/>
+              <w:b/>
+              <w:bCs/>
+              <w:color w:val="666666"/>
+              <w:sz w:val="20"/>
+              <w:szCs w:val="20"/>
+              <w:vertAlign w:val="superscript"/>
+            </w:rPr>
+            <w:t xml:space="preserve">2</w:t>
+          </w:r>
+          <w:r>
+            <w:rPr>
+              <w:rFonts w:ascii="Times New Roman" w:eastAsia="Times New Roman" w:hAnsi="Times New Roman" w:cs="Times New Roman"/>
+              <w:sz w:val="20"/>
+              <w:szCs w:val="20"/>
+              <w:b w:val="0"/>
+              <w:bCs w:val="0"/>
+              <w:color w:val="000000"/>
+            </w:rPr>
+            <w:t xml:space="preserve">that it was not an aurora,</w:t>
+          </w:r>
+          <w:r>
+            <w:rPr>
+              <w:rFonts w:ascii="Times New Roman" w:eastAsia="Times New Roman" w:hAnsi="Times New Roman" w:cs="Times New Roman"/>
+              <w:color w:val="BBBBBB"/>
+              <w:sz w:val="20"/>
+              <w:szCs w:val="20"/>
+            </w:rPr>
+            <w:t xml:space="preserve"> / </w:t>
+          </w:r>
+          <w:r>
+            <w:rPr>
+              <w:rFonts w:ascii="Times New Roman" w:eastAsia="Times New Roman" w:hAnsi="Times New Roman" w:cs="Times New Roman"/>
+              <w:b/>
+              <w:bCs/>
+              <w:color w:val="666666"/>
+              <w:sz w:val="20"/>
+              <w:szCs w:val="20"/>
+              <w:vertAlign w:val="superscript"/>
+            </w:rPr>
+            <w:t xml:space="preserve">3</w:t>
+          </w:r>
+          <w:r>
+            <w:rPr>
+              <w:rFonts w:ascii="Times New Roman" w:eastAsia="Times New Roman" w:hAnsi="Times New Roman" w:cs="Times New Roman"/>
+              <w:sz w:val="20"/>
+              <w:szCs w:val="20"/>
+              <w:b w:val="0"/>
+              <w:bCs w:val="0"/>
+              <w:color w:val="000000"/>
+            </w:rPr>
+            <w:t xml:space="preserve">but it did not resemble anything</w:t>
+          </w:r>
+          <w:r>
+            <w:rPr>
+              <w:rFonts w:ascii="Times New Roman" w:eastAsia="Times New Roman" w:hAnsi="Times New Roman" w:cs="Times New Roman"/>
+              <w:color w:val="BBBBBB"/>
+              <w:sz w:val="20"/>
+              <w:szCs w:val="20"/>
+            </w:rPr>
+            <w:t xml:space="preserve"> / </w:t>
+          </w:r>
+          <w:r>
+            <w:rPr>
+              <w:rFonts w:ascii="Times New Roman" w:eastAsia="Times New Roman" w:hAnsi="Times New Roman" w:cs="Times New Roman"/>
+              <w:b/>
+              <w:bCs/>
+              <w:color w:val="666666"/>
+              <w:sz w:val="20"/>
+              <w:szCs w:val="20"/>
+              <w:vertAlign w:val="superscript"/>
+            </w:rPr>
+            <w:t xml:space="preserve">4</w:t>
+          </w:r>
+          <w:r>
+            <w:rPr>
+              <w:rFonts w:ascii="Times New Roman" w:eastAsia="Times New Roman" w:hAnsi="Times New Roman" w:cs="Times New Roman"/>
+              <w:sz w:val="20"/>
+              <w:szCs w:val="20"/>
+              <w:b w:val="0"/>
+              <w:bCs w:val="0"/>
+              <w:color w:val="000000"/>
+            </w:rPr>
+            <w:t xml:space="preserve">they had seen before.</w:t>
+          </w:r>
+        </w:p>
+        <w:p>
+          <w:pPr>
+            <w:keepNext/>
+            <w:keepLines/>
+            <w:spacing w:line="253" w:lineRule="exact" w:before="30" w:after="40"/>
+            <w:ind w:left="200"/>
+          </w:pPr>
           <w:r>
             <w:rPr>
               <w:b/>
@@ -35430,15 +35588,15 @@
               <w:szCs w:val="18"/>
               <w:vertAlign w:val="superscript"/>
             </w:rPr>
-            <w:t xml:space="preserve">2</w:t>
-          </w:r>
-          <w:r>
-            <w:rPr>
-              <w:color w:val="333333"/>
-              <w:sz w:val="17"/>
-              <w:szCs w:val="17"/>
-            </w:rPr>
-            <w:t xml:space="preserve">그것이 오로라가 아니라는 것을,</w:t>
+            <w:t xml:space="preserve">1</w:t>
+          </w:r>
+          <w:r>
+            <w:rPr>
+              <w:color w:val="333333"/>
+              <w:sz w:val="17"/>
+              <w:szCs w:val="17"/>
+            </w:rPr>
+            <w:t xml:space="preserve">그들은 확인했다</w:t>
           </w:r>
           <w:r>
             <w:rPr>
@@ -35457,15 +35615,15 @@
               <w:szCs w:val="18"/>
               <w:vertAlign w:val="superscript"/>
             </w:rPr>
-            <w:t xml:space="preserve">3</w:t>
-          </w:r>
-          <w:r>
-            <w:rPr>
-              <w:color w:val="333333"/>
-              <w:sz w:val="17"/>
-              <w:szCs w:val="17"/>
-            </w:rPr>
-            <w:t xml:space="preserve">하지만 그것은 어떤 것과도 닮지 않았다</w:t>
+            <w:t xml:space="preserve">2</w:t>
+          </w:r>
+          <w:r>
+            <w:rPr>
+              <w:color w:val="333333"/>
+              <w:sz w:val="17"/>
+              <w:szCs w:val="17"/>
+            </w:rPr>
+            <w:t xml:space="preserve">그것이 오로라가 아니라는 것을,</w:t>
           </w:r>
           <w:r>
             <w:rPr>
@@ -35484,169 +35642,24 @@
               <w:szCs w:val="18"/>
               <w:vertAlign w:val="superscript"/>
             </w:rPr>
-            <w:t xml:space="preserve">4</w:t>
-          </w:r>
-          <w:r>
-            <w:rPr>
-              <w:color w:val="333333"/>
-              <w:sz w:val="17"/>
-              <w:szCs w:val="17"/>
-            </w:rPr>
-            <w:t xml:space="preserve">그들이 이전에 보았던.</w:t>
-          </w:r>
-        </w:p>
-        <w:p>
-          <w:pPr>
-            <w:keepNext w:val="0"/>
-            <w:keepLines/>
-            <w:spacing w:line="253" w:lineRule="exact" w:before="30" w:after="40"/>
-            <w:ind w:left="280"/>
-          </w:pPr>
-          <w:r>
-            <w:rPr>
-              <w:color w:val="999999"/>
-              <w:sz w:val="16"/>
-              <w:szCs w:val="16"/>
-            </w:rPr>
-            <w:t xml:space="preserve">↳ 자연 해석  </w:t>
-          </w:r>
-          <w:r>
-            <w:rPr>
-              <w:color w:val="333333"/>
-              <w:sz w:val="16"/>
-              <w:szCs w:val="16"/>
-            </w:rPr>
-            <w:t xml:space="preserve">그들은 그것이 오로라가 아니라는 것은 확인했지만, 그것은 그들이 이전에 보았던 어떤 것과도 닮지 않았다.</w:t>
-          </w:r>
-        </w:p>
-        <w:p>
-          <w:pPr>
-            <w:keepNext w:val="0"/>
-            <w:spacing w:line="170" w:lineRule="exact" w:before="0" w:after="0"/>
-          </w:pPr>
-        </w:p>
-        <w:p>
-          <w:pPr>
-            <w:keepNext/>
-            <w:keepLines/>
-            <w:spacing w:line="253" w:lineRule="exact" w:before="30" w:after="40"/>
-          </w:pPr>
-          <w:r>
-            <w:rPr>
-              <w:b/>
-              <w:bCs/>
-              <w:color w:val="1F3864"/>
-              <w:sz w:val="20"/>
-              <w:szCs w:val="20"/>
-            </w:rPr>
-            <w:t xml:space="preserve">46.  </w:t>
-          </w:r>
-          <w:r>
-            <w:rPr>
-              <w:rFonts w:ascii="Times New Roman" w:eastAsia="Times New Roman" w:hAnsi="Times New Roman" w:cs="Times New Roman"/>
-              <w:b/>
-              <w:bCs/>
-              <w:color w:val="666666"/>
-              <w:sz w:val="20"/>
-              <w:szCs w:val="20"/>
-              <w:vertAlign w:val="superscript"/>
-            </w:rPr>
-            <w:t xml:space="preserve">1</w:t>
-          </w:r>
-          <w:r>
-            <w:rPr>
-              <w:rFonts w:ascii="Times New Roman" w:eastAsia="Times New Roman" w:hAnsi="Times New Roman" w:cs="Times New Roman"/>
-              <w:b w:val="0"/>
-              <w:bCs w:val="0"/>
-              <w:sz w:val="20"/>
-              <w:szCs w:val="20"/>
-              <w:color w:val="000000"/>
-            </w:rPr>
-            <w:t xml:space="preserve">They realized</w:t>
-          </w:r>
-          <w:r>
-            <w:rPr>
-              <w:rFonts w:ascii="Times New Roman" w:eastAsia="Times New Roman" w:hAnsi="Times New Roman" w:cs="Times New Roman"/>
+            <w:t xml:space="preserve">3</w:t>
+          </w:r>
+          <w:r>
+            <w:rPr>
+              <w:color w:val="333333"/>
+              <w:sz w:val="17"/>
+              <w:szCs w:val="17"/>
+            </w:rPr>
+            <w:t xml:space="preserve">하지만 그것은 어떤 것과도 닮지 않았다</w:t>
+          </w:r>
+          <w:r>
+            <w:rPr>
               <w:color w:val="BBBBBB"/>
-              <w:sz w:val="20"/>
-              <w:szCs w:val="20"/>
-            </w:rPr>
-            <w:t xml:space="preserve"> / </w:t>
-          </w:r>
-          <w:r>
-            <w:rPr>
-              <w:rFonts w:ascii="Times New Roman" w:eastAsia="Times New Roman" w:hAnsi="Times New Roman" w:cs="Times New Roman"/>
-              <w:b/>
-              <w:bCs/>
-              <w:color w:val="666666"/>
-              <w:sz w:val="20"/>
-              <w:szCs w:val="20"/>
-              <w:vertAlign w:val="superscript"/>
-            </w:rPr>
-            <w:t xml:space="preserve">2</w:t>
-          </w:r>
-          <w:r>
-            <w:rPr>
-              <w:rFonts w:ascii="Times New Roman" w:eastAsia="Times New Roman" w:hAnsi="Times New Roman" w:cs="Times New Roman"/>
-              <w:b w:val="0"/>
-              <w:bCs w:val="0"/>
-              <w:sz w:val="20"/>
-              <w:szCs w:val="20"/>
-              <w:color w:val="000000"/>
-            </w:rPr>
-            <w:t xml:space="preserve">that the group had discovered a new type of phenomenon</w:t>
-          </w:r>
-          <w:r>
-            <w:rPr>
-              <w:rFonts w:ascii="Times New Roman" w:eastAsia="Times New Roman" w:hAnsi="Times New Roman" w:cs="Times New Roman"/>
-              <w:color w:val="BBBBBB"/>
-              <w:sz w:val="20"/>
-              <w:szCs w:val="20"/>
-            </w:rPr>
-            <w:t xml:space="preserve"> / </w:t>
-          </w:r>
-          <w:r>
-            <w:rPr>
-              <w:rFonts w:ascii="Times New Roman" w:eastAsia="Times New Roman" w:hAnsi="Times New Roman" w:cs="Times New Roman"/>
-              <w:b/>
-              <w:bCs/>
-              <w:color w:val="666666"/>
-              <w:sz w:val="20"/>
-              <w:szCs w:val="20"/>
-              <w:vertAlign w:val="superscript"/>
-            </w:rPr>
-            <w:t xml:space="preserve">3</w:t>
-          </w:r>
-          <w:r>
-            <w:rPr>
-              <w:rFonts w:ascii="Times New Roman" w:eastAsia="Times New Roman" w:hAnsi="Times New Roman" w:cs="Times New Roman"/>
-              <w:b w:val="0"/>
-              <w:bCs w:val="0"/>
-              <w:sz w:val="20"/>
-              <w:szCs w:val="20"/>
-              <w:color w:val="000000"/>
-            </w:rPr>
-            <w:t xml:space="preserve">that had never been properly studied.</w:t>
-          </w:r>
-          <w:r>
-            <w:rPr>
-              <w:color w:val="C55A11"/>
-              <w:sz w:val="20"/>
-              <w:szCs w:val="20"/>
-              <w:b w:val="1"/>
-              <w:bCs w:val="1"/>
-              <w:rFonts w:ascii="맑은 고딕" w:hAnsi="맑은 고딕" w:eastAsia="맑은 고딕"/>
-            </w:rPr>
-            <w:t xml:space="preserve">   ★﻿핵﻿심</w:t>
-          </w:r>
-        </w:p>
-        <w:p>
-          <w:pPr>
-            <w:keepNext/>
-            <w:keepLines/>
-            <w:spacing w:line="253" w:lineRule="exact" w:before="30" w:after="40"/>
-            <w:ind w:left="200"/>
-          </w:pPr>
+              <w:sz w:val="17"/>
+              <w:szCs w:val="17"/>
+            </w:rPr>
+            <w:t xml:space="preserve"> / </w:t>
+          </w:r>
           <w:r>
             <w:rPr>
               <w:b/>
@@ -35656,24 +35669,169 @@
               <w:szCs w:val="18"/>
               <w:vertAlign w:val="superscript"/>
             </w:rPr>
+            <w:t xml:space="preserve">4</w:t>
+          </w:r>
+          <w:r>
+            <w:rPr>
+              <w:color w:val="333333"/>
+              <w:sz w:val="17"/>
+              <w:szCs w:val="17"/>
+            </w:rPr>
+            <w:t xml:space="preserve">그들이 이전에 보았던.</w:t>
+          </w:r>
+        </w:p>
+        <w:p>
+          <w:pPr>
+            <w:keepNext w:val="0"/>
+            <w:keepLines/>
+            <w:spacing w:line="253" w:lineRule="exact" w:before="30" w:after="40"/>
+            <w:ind w:left="280"/>
+          </w:pPr>
+          <w:r>
+            <w:rPr>
+              <w:color w:val="999999"/>
+              <w:sz w:val="16"/>
+              <w:szCs w:val="16"/>
+            </w:rPr>
+            <w:t xml:space="preserve">↳ 자연 해석  </w:t>
+          </w:r>
+          <w:r>
+            <w:rPr>
+              <w:color w:val="333333"/>
+              <w:sz w:val="16"/>
+              <w:szCs w:val="16"/>
+            </w:rPr>
+            <w:t xml:space="preserve">그들은 그것이 오로라가 아니라는 것은 확인했지만, 그것은 그들이 이전에 보았던 어떤 것과도 닮지 않았다.</w:t>
+          </w:r>
+        </w:p>
+        <w:p>
+          <w:pPr>
+            <w:keepNext w:val="0"/>
+            <w:spacing w:line="170" w:lineRule="exact" w:before="0" w:after="0"/>
+          </w:pPr>
+        </w:p>
+        <w:p>
+          <w:pPr>
+            <w:keepNext/>
+            <w:keepLines/>
+            <w:spacing w:line="253" w:lineRule="exact" w:before="30" w:after="40"/>
+          </w:pPr>
+          <w:r>
+            <w:rPr>
+              <w:b/>
+              <w:bCs/>
+              <w:color w:val="1F3864"/>
+              <w:sz w:val="20"/>
+              <w:szCs w:val="20"/>
+            </w:rPr>
+            <w:t xml:space="preserve">46.  </w:t>
+          </w:r>
+          <w:r>
+            <w:rPr>
+              <w:rFonts w:ascii="Times New Roman" w:eastAsia="Times New Roman" w:hAnsi="Times New Roman" w:cs="Times New Roman"/>
+              <w:b/>
+              <w:bCs/>
+              <w:color w:val="666666"/>
+              <w:sz w:val="20"/>
+              <w:szCs w:val="20"/>
+              <w:vertAlign w:val="superscript"/>
+            </w:rPr>
             <w:t xml:space="preserve">1</w:t>
           </w:r>
           <w:r>
             <w:rPr>
-              <w:color w:val="333333"/>
-              <w:sz w:val="17"/>
-              <w:szCs w:val="17"/>
-            </w:rPr>
-            <w:t xml:space="preserve">그들은 깨달았다</w:t>
-          </w:r>
-          <w:r>
-            <w:rPr>
+              <w:rFonts w:ascii="Times New Roman" w:eastAsia="Times New Roman" w:hAnsi="Times New Roman" w:cs="Times New Roman"/>
+              <w:b w:val="0"/>
+              <w:bCs w:val="0"/>
+              <w:sz w:val="20"/>
+              <w:szCs w:val="20"/>
+              <w:color w:val="000000"/>
+            </w:rPr>
+            <w:t xml:space="preserve">They realized</w:t>
+          </w:r>
+          <w:r>
+            <w:rPr>
+              <w:rFonts w:ascii="Times New Roman" w:eastAsia="Times New Roman" w:hAnsi="Times New Roman" w:cs="Times New Roman"/>
               <w:color w:val="BBBBBB"/>
-              <w:sz w:val="17"/>
-              <w:szCs w:val="17"/>
-            </w:rPr>
-            <w:t xml:space="preserve"> / </w:t>
-          </w:r>
+              <w:sz w:val="20"/>
+              <w:szCs w:val="20"/>
+            </w:rPr>
+            <w:t xml:space="preserve"> / </w:t>
+          </w:r>
+          <w:r>
+            <w:rPr>
+              <w:rFonts w:ascii="Times New Roman" w:eastAsia="Times New Roman" w:hAnsi="Times New Roman" w:cs="Times New Roman"/>
+              <w:b/>
+              <w:bCs/>
+              <w:color w:val="666666"/>
+              <w:sz w:val="20"/>
+              <w:szCs w:val="20"/>
+              <w:vertAlign w:val="superscript"/>
+            </w:rPr>
+            <w:t xml:space="preserve">2</w:t>
+          </w:r>
+          <w:r>
+            <w:rPr>
+              <w:rFonts w:ascii="Times New Roman" w:eastAsia="Times New Roman" w:hAnsi="Times New Roman" w:cs="Times New Roman"/>
+              <w:b w:val="0"/>
+              <w:bCs w:val="0"/>
+              <w:sz w:val="20"/>
+              <w:szCs w:val="20"/>
+              <w:color w:val="000000"/>
+            </w:rPr>
+            <w:t xml:space="preserve">that the group had discovered a new type of phenomenon</w:t>
+          </w:r>
+          <w:r>
+            <w:rPr>
+              <w:rFonts w:ascii="Times New Roman" w:eastAsia="Times New Roman" w:hAnsi="Times New Roman" w:cs="Times New Roman"/>
+              <w:color w:val="BBBBBB"/>
+              <w:sz w:val="20"/>
+              <w:szCs w:val="20"/>
+            </w:rPr>
+            <w:t xml:space="preserve"> / </w:t>
+          </w:r>
+          <w:r>
+            <w:rPr>
+              <w:rFonts w:ascii="Times New Roman" w:eastAsia="Times New Roman" w:hAnsi="Times New Roman" w:cs="Times New Roman"/>
+              <w:b/>
+              <w:bCs/>
+              <w:color w:val="666666"/>
+              <w:sz w:val="20"/>
+              <w:szCs w:val="20"/>
+              <w:vertAlign w:val="superscript"/>
+            </w:rPr>
+            <w:t xml:space="preserve">3</w:t>
+          </w:r>
+          <w:r>
+            <w:rPr>
+              <w:rFonts w:ascii="Times New Roman" w:eastAsia="Times New Roman" w:hAnsi="Times New Roman" w:cs="Times New Roman"/>
+              <w:b w:val="0"/>
+              <w:bCs w:val="0"/>
+              <w:sz w:val="20"/>
+              <w:szCs w:val="20"/>
+              <w:color w:val="000000"/>
+            </w:rPr>
+            <w:t xml:space="preserve">that had never been properly studied.</w:t>
+          </w:r>
+          <w:r>
+            <w:rPr>
+              <w:color w:val="C55A11"/>
+              <w:sz w:val="20"/>
+              <w:szCs w:val="20"/>
+              <w:b w:val="1"/>
+              <w:bCs w:val="1"/>
+              <w:rFonts w:ascii="맑은 고딕" w:hAnsi="맑은 고딕" w:eastAsia="맑은 고딕"/>
+            </w:rPr>
+            <w:t xml:space="preserve">   ★﻿핵﻿심</w:t>
+          </w:r>
+        </w:p>
+        <w:p>
+          <w:pPr>
+            <w:keepNext/>
+            <w:keepLines/>
+            <w:spacing w:line="253" w:lineRule="exact" w:before="30" w:after="40"/>
+            <w:ind w:left="200"/>
+          </w:pPr>
           <w:r>
             <w:rPr>
               <w:b/>
@@ -35683,15 +35841,15 @@
               <w:szCs w:val="18"/>
               <w:vertAlign w:val="superscript"/>
             </w:rPr>
-            <w:t xml:space="preserve">2</w:t>
-          </w:r>
-          <w:r>
-            <w:rPr>
-              <w:color w:val="333333"/>
-              <w:sz w:val="17"/>
-              <w:szCs w:val="17"/>
-            </w:rPr>
-            <w:t xml:space="preserve">그 단체가 새로운 유형의 현상을 발견했다는 것을</w:t>
+            <w:t xml:space="preserve">1</w:t>
+          </w:r>
+          <w:r>
+            <w:rPr>
+              <w:color w:val="333333"/>
+              <w:sz w:val="17"/>
+              <w:szCs w:val="17"/>
+            </w:rPr>
+            <w:t xml:space="preserve">그들은 깨달았다</w:t>
           </w:r>
           <w:r>
             <w:rPr>
@@ -35710,158 +35868,24 @@
               <w:szCs w:val="18"/>
               <w:vertAlign w:val="superscript"/>
             </w:rPr>
-            <w:t xml:space="preserve">3</w:t>
-          </w:r>
-          <w:r>
-            <w:rPr>
-              <w:color w:val="333333"/>
-              <w:sz w:val="17"/>
-              <w:szCs w:val="17"/>
-            </w:rPr>
-            <w:t xml:space="preserve">한 번도 제대로 연구된 적이 없는.</w:t>
-          </w:r>
-        </w:p>
-        <w:p>
-          <w:pPr>
-            <w:keepNext w:val="0"/>
-            <w:keepLines/>
-            <w:spacing w:line="253" w:lineRule="exact" w:before="30" w:after="40"/>
-            <w:ind w:left="280"/>
-          </w:pPr>
-          <w:r>
-            <w:rPr>
-              <w:color w:val="999999"/>
-              <w:sz w:val="16"/>
-              <w:szCs w:val="16"/>
-            </w:rPr>
-            <w:t xml:space="preserve">↳ 자연 해석  </w:t>
-          </w:r>
-          <w:r>
-            <w:rPr>
-              <w:color w:val="333333"/>
-              <w:sz w:val="16"/>
-              <w:szCs w:val="16"/>
-            </w:rPr>
-            <w:t xml:space="preserve">그들은 그 단체가 제대로 연구된 적이 없는 새로운 유형의 현상을 발견했다는 것을 깨달았다.</w:t>
-          </w:r>
-        </w:p>
-        <w:p>
-          <w:pPr>
-            <w:keepNext w:val="0"/>
-            <w:spacing w:line="170" w:lineRule="exact" w:before="0" w:after="0"/>
-          </w:pPr>
-        </w:p>
-        <w:p>
-          <w:pPr>
-            <w:keepNext/>
-            <w:keepLines/>
-            <w:spacing w:line="253" w:lineRule="exact" w:before="30" w:after="40"/>
-          </w:pPr>
-          <w:r>
-            <w:rPr>
-              <w:b/>
-              <w:bCs/>
-              <w:color w:val="1F3864"/>
-              <w:sz w:val="20"/>
-              <w:szCs w:val="20"/>
-            </w:rPr>
-            <w:t xml:space="preserve">47.  </w:t>
-          </w:r>
-          <w:r>
-            <w:rPr>
-              <w:rFonts w:ascii="Times New Roman" w:eastAsia="Times New Roman" w:hAnsi="Times New Roman" w:cs="Times New Roman"/>
-              <w:b/>
-              <w:bCs/>
-              <w:color w:val="666666"/>
-              <w:sz w:val="20"/>
-              <w:szCs w:val="20"/>
-              <w:vertAlign w:val="superscript"/>
-            </w:rPr>
-            <w:t xml:space="preserve">1</w:t>
-          </w:r>
-          <w:r>
-            <w:rPr>
-              <w:rFonts w:ascii="Times New Roman" w:eastAsia="Times New Roman" w:hAnsi="Times New Roman" w:cs="Times New Roman"/>
-              <w:sz w:val="20"/>
-              <w:szCs w:val="20"/>
-              <w:b w:val="0"/>
-              <w:bCs w:val="0"/>
-              <w:color w:val="000000"/>
-            </w:rPr>
-            <w:t xml:space="preserve">In order to learn more about it,</w:t>
-          </w:r>
-          <w:r>
-            <w:rPr>
-              <w:rFonts w:ascii="Times New Roman" w:eastAsia="Times New Roman" w:hAnsi="Times New Roman" w:cs="Times New Roman"/>
+            <w:t xml:space="preserve">2</w:t>
+          </w:r>
+          <w:r>
+            <w:rPr>
+              <w:color w:val="333333"/>
+              <w:sz w:val="17"/>
+              <w:szCs w:val="17"/>
+            </w:rPr>
+            <w:t xml:space="preserve">그 단체가 새로운 유형의 현상을 발견했다는 것을</w:t>
+          </w:r>
+          <w:r>
+            <w:rPr>
               <w:color w:val="BBBBBB"/>
-              <w:sz w:val="20"/>
-              <w:szCs w:val="20"/>
-            </w:rPr>
-            <w:t xml:space="preserve"> / </w:t>
-          </w:r>
-          <w:r>
-            <w:rPr>
-              <w:rFonts w:ascii="Times New Roman" w:eastAsia="Times New Roman" w:hAnsi="Times New Roman" w:cs="Times New Roman"/>
-              <w:b/>
-              <w:bCs/>
-              <w:color w:val="666666"/>
-              <w:sz w:val="20"/>
-              <w:szCs w:val="20"/>
-              <w:vertAlign w:val="superscript"/>
-            </w:rPr>
-            <w:t xml:space="preserve">2</w:t>
-          </w:r>
-          <w:r>
-            <w:rPr>
-              <w:rFonts w:ascii="Times New Roman" w:eastAsia="Times New Roman" w:hAnsi="Times New Roman" w:cs="Times New Roman"/>
-              <w:sz w:val="20"/>
-              <w:szCs w:val="20"/>
-              <w:b w:val="0"/>
-              <w:bCs w:val="0"/>
-              <w:color w:val="000000"/>
-            </w:rPr>
-            <w:t xml:space="preserve">NASA funded a citizen science project</w:t>
-          </w:r>
-          <w:r>
-            <w:rPr>
-              <w:rFonts w:ascii="Times New Roman" w:eastAsia="Times New Roman" w:hAnsi="Times New Roman" w:cs="Times New Roman"/>
-              <w:color w:val="BBBBBB"/>
-              <w:sz w:val="20"/>
-              <w:szCs w:val="20"/>
-            </w:rPr>
-            <w:t xml:space="preserve"> / </w:t>
-          </w:r>
-          <w:r>
-            <w:rPr>
-              <w:rFonts w:ascii="Times New Roman" w:eastAsia="Times New Roman" w:hAnsi="Times New Roman" w:cs="Times New Roman"/>
-              <w:b/>
-              <w:bCs/>
-              <w:color w:val="666666"/>
-              <w:sz w:val="20"/>
-              <w:szCs w:val="20"/>
-              <w:vertAlign w:val="superscript"/>
-            </w:rPr>
-            <w:t xml:space="preserve">3</w:t>
-          </w:r>
-          <w:r>
-            <w:rPr>
-              <w:rFonts w:ascii="Times New Roman" w:eastAsia="Times New Roman" w:hAnsi="Times New Roman" w:cs="Times New Roman"/>
-              <w:sz w:val="20"/>
-              <w:szCs w:val="20"/>
-              <w:b w:val="0"/>
-              <w:bCs w:val="0"/>
-              <w:color w:val="000000"/>
-            </w:rPr>
-            <w:t xml:space="preserve">involving the public.</w:t>
-          </w:r>
-        </w:p>
-        <w:p>
-          <w:pPr>
-            <w:keepNext/>
-            <w:keepLines/>
-            <w:spacing w:line="253" w:lineRule="exact" w:before="30" w:after="40"/>
-            <w:ind w:left="200"/>
-          </w:pPr>
+              <w:sz w:val="17"/>
+              <w:szCs w:val="17"/>
+            </w:rPr>
+            <w:t xml:space="preserve"> / </w:t>
+          </w:r>
           <w:r>
             <w:rPr>
               <w:b/>
@@ -35871,24 +35895,158 @@
               <w:szCs w:val="18"/>
               <w:vertAlign w:val="superscript"/>
             </w:rPr>
+            <w:t xml:space="preserve">3</w:t>
+          </w:r>
+          <w:r>
+            <w:rPr>
+              <w:color w:val="333333"/>
+              <w:sz w:val="17"/>
+              <w:szCs w:val="17"/>
+            </w:rPr>
+            <w:t xml:space="preserve">한 번도 제대로 연구된 적이 없는.</w:t>
+          </w:r>
+        </w:p>
+        <w:p>
+          <w:pPr>
+            <w:keepNext w:val="0"/>
+            <w:keepLines/>
+            <w:spacing w:line="253" w:lineRule="exact" w:before="30" w:after="40"/>
+            <w:ind w:left="280"/>
+          </w:pPr>
+          <w:r>
+            <w:rPr>
+              <w:color w:val="999999"/>
+              <w:sz w:val="16"/>
+              <w:szCs w:val="16"/>
+            </w:rPr>
+            <w:t xml:space="preserve">↳ 자연 해석  </w:t>
+          </w:r>
+          <w:r>
+            <w:rPr>
+              <w:color w:val="333333"/>
+              <w:sz w:val="16"/>
+              <w:szCs w:val="16"/>
+            </w:rPr>
+            <w:t xml:space="preserve">그들은 그 단체가 제대로 연구된 적이 없는 새로운 유형의 현상을 발견했다는 것을 깨달았다.</w:t>
+          </w:r>
+        </w:p>
+        <w:p>
+          <w:pPr>
+            <w:keepNext w:val="0"/>
+            <w:spacing w:line="170" w:lineRule="exact" w:before="0" w:after="0"/>
+          </w:pPr>
+        </w:p>
+        <w:p>
+          <w:pPr>
+            <w:keepNext/>
+            <w:keepLines/>
+            <w:spacing w:line="253" w:lineRule="exact" w:before="30" w:after="40"/>
+          </w:pPr>
+          <w:r>
+            <w:rPr>
+              <w:b/>
+              <w:bCs/>
+              <w:color w:val="1F3864"/>
+              <w:sz w:val="20"/>
+              <w:szCs w:val="20"/>
+            </w:rPr>
+            <w:t xml:space="preserve">47.  </w:t>
+          </w:r>
+          <w:r>
+            <w:rPr>
+              <w:rFonts w:ascii="Times New Roman" w:eastAsia="Times New Roman" w:hAnsi="Times New Roman" w:cs="Times New Roman"/>
+              <w:b/>
+              <w:bCs/>
+              <w:color w:val="666666"/>
+              <w:sz w:val="20"/>
+              <w:szCs w:val="20"/>
+              <w:vertAlign w:val="superscript"/>
+            </w:rPr>
             <w:t xml:space="preserve">1</w:t>
           </w:r>
           <w:r>
             <w:rPr>
-              <w:color w:val="333333"/>
-              <w:sz w:val="17"/>
-              <w:szCs w:val="17"/>
-            </w:rPr>
-            <w:t xml:space="preserve">그것에 대해 더 알기 위해,</w:t>
-          </w:r>
-          <w:r>
-            <w:rPr>
+              <w:rFonts w:ascii="Times New Roman" w:eastAsia="Times New Roman" w:hAnsi="Times New Roman" w:cs="Times New Roman"/>
+              <w:sz w:val="20"/>
+              <w:szCs w:val="20"/>
+              <w:b w:val="0"/>
+              <w:bCs w:val="0"/>
+              <w:color w:val="000000"/>
+            </w:rPr>
+            <w:t xml:space="preserve">In order to learn more about it,</w:t>
+          </w:r>
+          <w:r>
+            <w:rPr>
+              <w:rFonts w:ascii="Times New Roman" w:eastAsia="Times New Roman" w:hAnsi="Times New Roman" w:cs="Times New Roman"/>
               <w:color w:val="BBBBBB"/>
-              <w:sz w:val="17"/>
-              <w:szCs w:val="17"/>
-            </w:rPr>
-            <w:t xml:space="preserve"> / </w:t>
-          </w:r>
+              <w:sz w:val="20"/>
+              <w:szCs w:val="20"/>
+            </w:rPr>
+            <w:t xml:space="preserve"> / </w:t>
+          </w:r>
+          <w:r>
+            <w:rPr>
+              <w:rFonts w:ascii="Times New Roman" w:eastAsia="Times New Roman" w:hAnsi="Times New Roman" w:cs="Times New Roman"/>
+              <w:b/>
+              <w:bCs/>
+              <w:color w:val="666666"/>
+              <w:sz w:val="20"/>
+              <w:szCs w:val="20"/>
+              <w:vertAlign w:val="superscript"/>
+            </w:rPr>
+            <w:t xml:space="preserve">2</w:t>
+          </w:r>
+          <w:r>
+            <w:rPr>
+              <w:rFonts w:ascii="Times New Roman" w:eastAsia="Times New Roman" w:hAnsi="Times New Roman" w:cs="Times New Roman"/>
+              <w:sz w:val="20"/>
+              <w:szCs w:val="20"/>
+              <w:b w:val="0"/>
+              <w:bCs w:val="0"/>
+              <w:color w:val="000000"/>
+            </w:rPr>
+            <w:t xml:space="preserve">NASA funded a citizen science project</w:t>
+          </w:r>
+          <w:r>
+            <w:rPr>
+              <w:rFonts w:ascii="Times New Roman" w:eastAsia="Times New Roman" w:hAnsi="Times New Roman" w:cs="Times New Roman"/>
+              <w:color w:val="BBBBBB"/>
+              <w:sz w:val="20"/>
+              <w:szCs w:val="20"/>
+            </w:rPr>
+            <w:t xml:space="preserve"> / </w:t>
+          </w:r>
+          <w:r>
+            <w:rPr>
+              <w:rFonts w:ascii="Times New Roman" w:eastAsia="Times New Roman" w:hAnsi="Times New Roman" w:cs="Times New Roman"/>
+              <w:b/>
+              <w:bCs/>
+              <w:color w:val="666666"/>
+              <w:sz w:val="20"/>
+              <w:szCs w:val="20"/>
+              <w:vertAlign w:val="superscript"/>
+            </w:rPr>
+            <w:t xml:space="preserve">3</w:t>
+          </w:r>
+          <w:r>
+            <w:rPr>
+              <w:rFonts w:ascii="Times New Roman" w:eastAsia="Times New Roman" w:hAnsi="Times New Roman" w:cs="Times New Roman"/>
+              <w:sz w:val="20"/>
+              <w:szCs w:val="20"/>
+              <w:b w:val="0"/>
+              <w:bCs w:val="0"/>
+              <w:color w:val="000000"/>
+            </w:rPr>
+            <w:t xml:space="preserve">involving the public.</w:t>
+          </w:r>
+        </w:p>
+        <w:p>
+          <w:pPr>
+            <w:keepNext/>
+            <w:keepLines/>
+            <w:spacing w:line="253" w:lineRule="exact" w:before="30" w:after="40"/>
+            <w:ind w:left="200"/>
+          </w:pPr>
           <w:r>
             <w:rPr>
               <w:b/>
@@ -35898,15 +36056,15 @@
               <w:szCs w:val="18"/>
               <w:vertAlign w:val="superscript"/>
             </w:rPr>
-            <w:t xml:space="preserve">2</w:t>
-          </w:r>
-          <w:r>
-            <w:rPr>
-              <w:color w:val="333333"/>
-              <w:sz w:val="17"/>
-              <w:szCs w:val="17"/>
-            </w:rPr>
-            <w:t xml:space="preserve">NASA는 시민 과학 프로젝트에 자금을 지원했다</w:t>
+            <w:t xml:space="preserve">1</w:t>
+          </w:r>
+          <w:r>
+            <w:rPr>
+              <w:color w:val="333333"/>
+              <w:sz w:val="17"/>
+              <w:szCs w:val="17"/>
+            </w:rPr>
+            <w:t xml:space="preserve">그것에 대해 더 알기 위해,</w:t>
           </w:r>
           <w:r>
             <w:rPr>
@@ -35925,190 +36083,24 @@
               <w:szCs w:val="18"/>
               <w:vertAlign w:val="superscript"/>
             </w:rPr>
-            <w:t xml:space="preserve">3</w:t>
-          </w:r>
-          <w:r>
-            <w:rPr>
-              <w:color w:val="333333"/>
-              <w:sz w:val="17"/>
-              <w:szCs w:val="17"/>
-            </w:rPr>
-            <w:t xml:space="preserve">대중을 참여시키는.</w:t>
-          </w:r>
-        </w:p>
-        <w:p>
-          <w:pPr>
-            <w:keepNext w:val="0"/>
-            <w:keepLines/>
-            <w:spacing w:line="253" w:lineRule="exact" w:before="30" w:after="40"/>
-            <w:ind w:left="280"/>
-          </w:pPr>
-          <w:r>
-            <w:rPr>
-              <w:color w:val="999999"/>
-              <w:sz w:val="16"/>
-              <w:szCs w:val="16"/>
-            </w:rPr>
-            <w:t xml:space="preserve">↳ 자연 해석  </w:t>
-          </w:r>
-          <w:r>
-            <w:rPr>
-              <w:color w:val="333333"/>
-              <w:sz w:val="16"/>
-              <w:szCs w:val="16"/>
-            </w:rPr>
-            <w:t xml:space="preserve">이에 대해 더 자세히 알아보기 위해, NASA는 대중이 참여하는 시민 과학 프로젝트에 자금을 지원했다.</w:t>
-          </w:r>
-        </w:p>
-        <w:p>
-          <w:pPr>
-            <w:keepNext w:val="0"/>
-            <w:spacing w:line="170" w:lineRule="exact" w:before="0" w:after="0"/>
-          </w:pPr>
-        </w:p>
-        <w:p>
-          <w:pPr>
-            <w:keepNext/>
-            <w:keepLines/>
-            <w:spacing w:line="253" w:lineRule="exact" w:before="30" w:after="40"/>
-          </w:pPr>
-          <w:r>
-            <w:rPr>
-              <w:b/>
-              <w:bCs/>
-              <w:color w:val="1F3864"/>
-              <w:sz w:val="20"/>
-              <w:szCs w:val="20"/>
-            </w:rPr>
-            <w:t xml:space="preserve">48.  </w:t>
-          </w:r>
-          <w:r>
-            <w:rPr>
-              <w:rFonts w:ascii="Times New Roman" w:eastAsia="Times New Roman" w:hAnsi="Times New Roman" w:cs="Times New Roman"/>
-              <w:b/>
-              <w:bCs/>
-              <w:color w:val="666666"/>
-              <w:sz w:val="20"/>
-              <w:szCs w:val="20"/>
-              <w:vertAlign w:val="superscript"/>
-            </w:rPr>
-            <w:t xml:space="preserve">1</w:t>
-          </w:r>
-          <w:r>
-            <w:rPr>
-              <w:rFonts w:ascii="Times New Roman" w:eastAsia="Times New Roman" w:hAnsi="Times New Roman" w:cs="Times New Roman"/>
-              <w:sz w:val="20"/>
-              <w:szCs w:val="20"/>
-              <w:b w:val="0"/>
-              <w:bCs w:val="0"/>
-              <w:color w:val="000000"/>
-            </w:rPr>
-            <w:t xml:space="preserve">The project asked ordinary people</w:t>
-          </w:r>
-          <w:r>
-            <w:rPr>
-              <w:rFonts w:ascii="Times New Roman" w:eastAsia="Times New Roman" w:hAnsi="Times New Roman" w:cs="Times New Roman"/>
+            <w:t xml:space="preserve">2</w:t>
+          </w:r>
+          <w:r>
+            <w:rPr>
+              <w:color w:val="333333"/>
+              <w:sz w:val="17"/>
+              <w:szCs w:val="17"/>
+            </w:rPr>
+            <w:t xml:space="preserve">NASA는 시민 과학 프로젝트에 자금을 지원했다</w:t>
+          </w:r>
+          <w:r>
+            <w:rPr>
               <w:color w:val="BBBBBB"/>
-              <w:sz w:val="20"/>
-              <w:szCs w:val="20"/>
-            </w:rPr>
-            <w:t xml:space="preserve"> / </w:t>
-          </w:r>
-          <w:r>
-            <w:rPr>
-              <w:rFonts w:ascii="Times New Roman" w:eastAsia="Times New Roman" w:hAnsi="Times New Roman" w:cs="Times New Roman"/>
-              <w:b/>
-              <w:bCs/>
-              <w:color w:val="666666"/>
-              <w:sz w:val="20"/>
-              <w:szCs w:val="20"/>
-              <w:vertAlign w:val="superscript"/>
-            </w:rPr>
-            <w:t xml:space="preserve">2</w:t>
-          </w:r>
-          <w:r>
-            <w:rPr>
-              <w:rFonts w:ascii="Times New Roman" w:eastAsia="Times New Roman" w:hAnsi="Times New Roman" w:cs="Times New Roman"/>
-              <w:sz w:val="20"/>
-              <w:szCs w:val="20"/>
-              <w:b w:val="0"/>
-              <w:bCs w:val="0"/>
-              <w:color w:val="000000"/>
-            </w:rPr>
-            <w:t xml:space="preserve">to gather photos</w:t>
-          </w:r>
-          <w:r>
-            <w:rPr>
-              <w:rFonts w:ascii="Times New Roman" w:eastAsia="Times New Roman" w:hAnsi="Times New Roman" w:cs="Times New Roman"/>
-              <w:color w:val="BBBBBB"/>
-              <w:sz w:val="20"/>
-              <w:szCs w:val="20"/>
-            </w:rPr>
-            <w:t xml:space="preserve"> / </w:t>
-          </w:r>
-          <w:r>
-            <w:rPr>
-              <w:rFonts w:ascii="Times New Roman" w:eastAsia="Times New Roman" w:hAnsi="Times New Roman" w:cs="Times New Roman"/>
-              <w:b/>
-              <w:bCs/>
-              <w:color w:val="666666"/>
-              <w:sz w:val="20"/>
-              <w:szCs w:val="20"/>
-              <w:vertAlign w:val="superscript"/>
-            </w:rPr>
-            <w:t xml:space="preserve">3</w:t>
-          </w:r>
-          <w:r>
-            <w:rPr>
-              <w:rFonts w:ascii="Times New Roman" w:eastAsia="Times New Roman" w:hAnsi="Times New Roman" w:cs="Times New Roman"/>
-              <w:sz w:val="20"/>
-              <w:szCs w:val="20"/>
-              <w:b w:val="0"/>
-              <w:bCs w:val="0"/>
-              <w:color w:val="000000"/>
-            </w:rPr>
-            <w:t xml:space="preserve">of Steve</w:t>
-          </w:r>
-          <w:r>
-            <w:rPr>
-              <w:rFonts w:ascii="Times New Roman" w:eastAsia="Times New Roman" w:hAnsi="Times New Roman" w:cs="Times New Roman"/>
-              <w:color w:val="BBBBBB"/>
-              <w:sz w:val="20"/>
-              <w:szCs w:val="20"/>
-            </w:rPr>
-            <w:t xml:space="preserve"> / </w:t>
-          </w:r>
-          <w:r>
-            <w:rPr>
-              <w:rFonts w:ascii="Times New Roman" w:eastAsia="Times New Roman" w:hAnsi="Times New Roman" w:cs="Times New Roman"/>
-              <w:b/>
-              <w:bCs/>
-              <w:color w:val="666666"/>
-              <w:sz w:val="20"/>
-              <w:szCs w:val="20"/>
-              <w:vertAlign w:val="superscript"/>
-            </w:rPr>
-            <w:t xml:space="preserve">4</w:t>
-          </w:r>
-          <w:r>
-            <w:rPr>
-              <w:rFonts w:ascii="Times New Roman" w:eastAsia="Times New Roman" w:hAnsi="Times New Roman" w:cs="Times New Roman"/>
-              <w:sz w:val="20"/>
-              <w:szCs w:val="20"/>
-              <w:b w:val="0"/>
-              <w:bCs w:val="0"/>
-              <w:color w:val="000000"/>
-            </w:rPr>
-            <w:t xml:space="preserve">and send them to NASA.</w:t>
-          </w:r>
-        </w:p>
-        <w:p>
-          <w:pPr>
-            <w:keepNext/>
-            <w:keepLines/>
-            <w:spacing w:line="253" w:lineRule="exact" w:before="30" w:after="40"/>
-            <w:ind w:left="200"/>
-          </w:pPr>
+              <w:sz w:val="17"/>
+              <w:szCs w:val="17"/>
+            </w:rPr>
+            <w:t xml:space="preserve"> / </w:t>
+          </w:r>
           <w:r>
             <w:rPr>
               <w:b/>
@@ -36118,24 +36110,190 @@
               <w:szCs w:val="18"/>
               <w:vertAlign w:val="superscript"/>
             </w:rPr>
+            <w:t xml:space="preserve">3</w:t>
+          </w:r>
+          <w:r>
+            <w:rPr>
+              <w:color w:val="333333"/>
+              <w:sz w:val="17"/>
+              <w:szCs w:val="17"/>
+            </w:rPr>
+            <w:t xml:space="preserve">대중을 참여시키는.</w:t>
+          </w:r>
+        </w:p>
+        <w:p>
+          <w:pPr>
+            <w:keepNext w:val="0"/>
+            <w:keepLines/>
+            <w:spacing w:line="253" w:lineRule="exact" w:before="30" w:after="40"/>
+            <w:ind w:left="280"/>
+          </w:pPr>
+          <w:r>
+            <w:rPr>
+              <w:color w:val="999999"/>
+              <w:sz w:val="16"/>
+              <w:szCs w:val="16"/>
+            </w:rPr>
+            <w:t xml:space="preserve">↳ 자연 해석  </w:t>
+          </w:r>
+          <w:r>
+            <w:rPr>
+              <w:color w:val="333333"/>
+              <w:sz w:val="16"/>
+              <w:szCs w:val="16"/>
+            </w:rPr>
+            <w:t xml:space="preserve">이에 대해 더 자세히 알아보기 위해, NASA는 대중이 참여하는 시민 과학 프로젝트에 자금을 지원했다.</w:t>
+          </w:r>
+        </w:p>
+        <w:p>
+          <w:pPr>
+            <w:keepNext w:val="0"/>
+            <w:spacing w:line="170" w:lineRule="exact" w:before="0" w:after="0"/>
+          </w:pPr>
+        </w:p>
+        <w:p>
+          <w:pPr>
+            <w:keepNext/>
+            <w:keepLines/>
+            <w:spacing w:line="253" w:lineRule="exact" w:before="30" w:after="40"/>
+          </w:pPr>
+          <w:r>
+            <w:rPr>
+              <w:b/>
+              <w:bCs/>
+              <w:color w:val="1F3864"/>
+              <w:sz w:val="20"/>
+              <w:szCs w:val="20"/>
+            </w:rPr>
+            <w:t xml:space="preserve">48.  </w:t>
+          </w:r>
+          <w:r>
+            <w:rPr>
+              <w:rFonts w:ascii="Times New Roman" w:eastAsia="Times New Roman" w:hAnsi="Times New Roman" w:cs="Times New Roman"/>
+              <w:b/>
+              <w:bCs/>
+              <w:color w:val="666666"/>
+              <w:sz w:val="20"/>
+              <w:szCs w:val="20"/>
+              <w:vertAlign w:val="superscript"/>
+            </w:rPr>
             <w:t xml:space="preserve">1</w:t>
           </w:r>
           <w:r>
             <w:rPr>
-              <w:color w:val="333333"/>
-              <w:sz w:val="17"/>
-              <w:szCs w:val="17"/>
-            </w:rPr>
-            <w:t xml:space="preserve">그 프로젝트는 일반인들에게 요청했다</w:t>
-          </w:r>
-          <w:r>
-            <w:rPr>
+              <w:rFonts w:ascii="Times New Roman" w:eastAsia="Times New Roman" w:hAnsi="Times New Roman" w:cs="Times New Roman"/>
+              <w:sz w:val="20"/>
+              <w:szCs w:val="20"/>
+              <w:b w:val="0"/>
+              <w:bCs w:val="0"/>
+              <w:color w:val="000000"/>
+            </w:rPr>
+            <w:t xml:space="preserve">The project asked ordinary people</w:t>
+          </w:r>
+          <w:r>
+            <w:rPr>
+              <w:rFonts w:ascii="Times New Roman" w:eastAsia="Times New Roman" w:hAnsi="Times New Roman" w:cs="Times New Roman"/>
               <w:color w:val="BBBBBB"/>
-              <w:sz w:val="17"/>
-              <w:szCs w:val="17"/>
-            </w:rPr>
-            <w:t xml:space="preserve"> / </w:t>
-          </w:r>
+              <w:sz w:val="20"/>
+              <w:szCs w:val="20"/>
+            </w:rPr>
+            <w:t xml:space="preserve"> / </w:t>
+          </w:r>
+          <w:r>
+            <w:rPr>
+              <w:rFonts w:ascii="Times New Roman" w:eastAsia="Times New Roman" w:hAnsi="Times New Roman" w:cs="Times New Roman"/>
+              <w:b/>
+              <w:bCs/>
+              <w:color w:val="666666"/>
+              <w:sz w:val="20"/>
+              <w:szCs w:val="20"/>
+              <w:vertAlign w:val="superscript"/>
+            </w:rPr>
+            <w:t xml:space="preserve">2</w:t>
+          </w:r>
+          <w:r>
+            <w:rPr>
+              <w:rFonts w:ascii="Times New Roman" w:eastAsia="Times New Roman" w:hAnsi="Times New Roman" w:cs="Times New Roman"/>
+              <w:sz w:val="20"/>
+              <w:szCs w:val="20"/>
+              <w:b w:val="0"/>
+              <w:bCs w:val="0"/>
+              <w:color w:val="000000"/>
+            </w:rPr>
+            <w:t xml:space="preserve">to gather photos</w:t>
+          </w:r>
+          <w:r>
+            <w:rPr>
+              <w:rFonts w:ascii="Times New Roman" w:eastAsia="Times New Roman" w:hAnsi="Times New Roman" w:cs="Times New Roman"/>
+              <w:color w:val="BBBBBB"/>
+              <w:sz w:val="20"/>
+              <w:szCs w:val="20"/>
+            </w:rPr>
+            <w:t xml:space="preserve"> / </w:t>
+          </w:r>
+          <w:r>
+            <w:rPr>
+              <w:rFonts w:ascii="Times New Roman" w:eastAsia="Times New Roman" w:hAnsi="Times New Roman" w:cs="Times New Roman"/>
+              <w:b/>
+              <w:bCs/>
+              <w:color w:val="666666"/>
+              <w:sz w:val="20"/>
+              <w:szCs w:val="20"/>
+              <w:vertAlign w:val="superscript"/>
+            </w:rPr>
+            <w:t xml:space="preserve">3</w:t>
+          </w:r>
+          <w:r>
+            <w:rPr>
+              <w:rFonts w:ascii="Times New Roman" w:eastAsia="Times New Roman" w:hAnsi="Times New Roman" w:cs="Times New Roman"/>
+              <w:sz w:val="20"/>
+              <w:szCs w:val="20"/>
+              <w:b w:val="0"/>
+              <w:bCs w:val="0"/>
+              <w:color w:val="000000"/>
+            </w:rPr>
+            <w:t xml:space="preserve">of Steve</w:t>
+          </w:r>
+          <w:r>
+            <w:rPr>
+              <w:rFonts w:ascii="Times New Roman" w:eastAsia="Times New Roman" w:hAnsi="Times New Roman" w:cs="Times New Roman"/>
+              <w:color w:val="BBBBBB"/>
+              <w:sz w:val="20"/>
+              <w:szCs w:val="20"/>
+            </w:rPr>
+            <w:t xml:space="preserve"> / </w:t>
+          </w:r>
+          <w:r>
+            <w:rPr>
+              <w:rFonts w:ascii="Times New Roman" w:eastAsia="Times New Roman" w:hAnsi="Times New Roman" w:cs="Times New Roman"/>
+              <w:b/>
+              <w:bCs/>
+              <w:color w:val="666666"/>
+              <w:sz w:val="20"/>
+              <w:szCs w:val="20"/>
+              <w:vertAlign w:val="superscript"/>
+            </w:rPr>
+            <w:t xml:space="preserve">4</w:t>
+          </w:r>
+          <w:r>
+            <w:rPr>
+              <w:rFonts w:ascii="Times New Roman" w:eastAsia="Times New Roman" w:hAnsi="Times New Roman" w:cs="Times New Roman"/>
+              <w:sz w:val="20"/>
+              <w:szCs w:val="20"/>
+              <w:b w:val="0"/>
+              <w:bCs w:val="0"/>
+              <w:color w:val="000000"/>
+            </w:rPr>
+            <w:t xml:space="preserve">and send them to NASA.</w:t>
+          </w:r>
+        </w:p>
+        <w:p>
+          <w:pPr>
+            <w:keepNext/>
+            <w:keepLines/>
+            <w:spacing w:line="253" w:lineRule="exact" w:before="30" w:after="40"/>
+            <w:ind w:left="200"/>
+          </w:pPr>
           <w:r>
             <w:rPr>
               <w:b/>
@@ -36145,15 +36303,15 @@
               <w:szCs w:val="18"/>
               <w:vertAlign w:val="superscript"/>
             </w:rPr>
-            <w:t xml:space="preserve">2</w:t>
-          </w:r>
-          <w:r>
-            <w:rPr>
-              <w:color w:val="333333"/>
-              <w:sz w:val="17"/>
-              <w:szCs w:val="17"/>
-            </w:rPr>
-            <w:t xml:space="preserve">사진들을 모으도록</w:t>
+            <w:t xml:space="preserve">1</w:t>
+          </w:r>
+          <w:r>
+            <w:rPr>
+              <w:color w:val="333333"/>
+              <w:sz w:val="17"/>
+              <w:szCs w:val="17"/>
+            </w:rPr>
+            <w:t xml:space="preserve">그 프로젝트는 일반인들에게 요청했다</w:t>
           </w:r>
           <w:r>
             <w:rPr>
@@ -36172,15 +36330,15 @@
               <w:szCs w:val="18"/>
               <w:vertAlign w:val="superscript"/>
             </w:rPr>
-            <w:t xml:space="preserve">3</w:t>
-          </w:r>
-          <w:r>
-            <w:rPr>
-              <w:color w:val="333333"/>
-              <w:sz w:val="17"/>
-              <w:szCs w:val="17"/>
-            </w:rPr>
-            <w:t xml:space="preserve">Steve의</w:t>
+            <w:t xml:space="preserve">2</w:t>
+          </w:r>
+          <w:r>
+            <w:rPr>
+              <w:color w:val="333333"/>
+              <w:sz w:val="17"/>
+              <w:szCs w:val="17"/>
+            </w:rPr>
+            <w:t xml:space="preserve">사진들을 모으도록</w:t>
           </w:r>
           <w:r>
             <w:rPr>
@@ -36199,94 +36357,24 @@
               <w:szCs w:val="18"/>
               <w:vertAlign w:val="superscript"/>
             </w:rPr>
-            <w:t xml:space="preserve">4</w:t>
-          </w:r>
-          <w:r>
-            <w:rPr>
-              <w:color w:val="333333"/>
-              <w:sz w:val="17"/>
-              <w:szCs w:val="17"/>
-            </w:rPr>
-            <w:t xml:space="preserve">그리고 그것들을 NASA에 보내도록.</w:t>
-          </w:r>
-        </w:p>
-        <w:p>
-          <w:pPr>
-            <w:keepNext w:val="0"/>
-            <w:keepLines/>
-            <w:spacing w:line="253" w:lineRule="exact" w:before="30" w:after="40"/>
-            <w:ind w:left="280"/>
-          </w:pPr>
-          <w:r>
-            <w:rPr>
-              <w:color w:val="999999"/>
-              <w:sz w:val="16"/>
-              <w:szCs w:val="16"/>
-            </w:rPr>
-            <w:t xml:space="preserve">↳ 자연 해석  </w:t>
-          </w:r>
-          <w:r>
-            <w:rPr>
-              <w:color w:val="333333"/>
-              <w:sz w:val="16"/>
-              <w:szCs w:val="16"/>
-            </w:rPr>
-            <w:t xml:space="preserve">그 프로젝트는 일반인들에게 Steve의 사진을 모아 NASA에 보내 달라고 요청했다.</w:t>
-          </w:r>
-        </w:p>
-        <w:p>
-          <w:pPr>
-            <w:keepNext w:val="0"/>
-            <w:spacing w:line="170" w:lineRule="exact" w:before="0" w:after="0"/>
-          </w:pPr>
-        </w:p>
-        <w:p>
-          <w:pPr>
-            <w:keepNext/>
-            <w:keepLines/>
-            <w:spacing w:line="253" w:lineRule="exact" w:before="30" w:after="40"/>
-          </w:pPr>
-          <w:r>
-            <w:rPr>
-              <w:b/>
-              <w:bCs/>
-              <w:color w:val="1F3864"/>
-              <w:sz w:val="20"/>
-              <w:szCs w:val="20"/>
-            </w:rPr>
-            <w:t xml:space="preserve">49.  </w:t>
-          </w:r>
-          <w:r>
-            <w:rPr>
-              <w:rFonts w:ascii="Times New Roman" w:eastAsia="Times New Roman" w:hAnsi="Times New Roman" w:cs="Times New Roman"/>
-              <w:b/>
-              <w:bCs/>
-              <w:color w:val="666666"/>
-              <w:sz w:val="20"/>
-              <w:szCs w:val="20"/>
-              <w:vertAlign w:val="superscript"/>
-            </w:rPr>
-            <w:t xml:space="preserve">1</w:t>
-          </w:r>
-          <w:r>
-            <w:rPr>
-              <w:rFonts w:ascii="Times New Roman" w:eastAsia="Times New Roman" w:hAnsi="Times New Roman" w:cs="Times New Roman"/>
-              <w:sz w:val="20"/>
-              <w:szCs w:val="20"/>
-              <w:b w:val="0"/>
-              <w:bCs w:val="0"/>
-              <w:color w:val="000000"/>
-            </w:rPr>
-            <w:t xml:space="preserve">It is still in progress today.</w:t>
-          </w:r>
-        </w:p>
-        <w:p>
-          <w:pPr>
-            <w:keepNext/>
-            <w:keepLines/>
-            <w:spacing w:line="253" w:lineRule="exact" w:before="30" w:after="40"/>
-            <w:ind w:left="200"/>
-          </w:pPr>
+            <w:t xml:space="preserve">3</w:t>
+          </w:r>
+          <w:r>
+            <w:rPr>
+              <w:color w:val="333333"/>
+              <w:sz w:val="17"/>
+              <w:szCs w:val="17"/>
+            </w:rPr>
+            <w:t xml:space="preserve">Steve의</w:t>
+          </w:r>
+          <w:r>
+            <w:rPr>
+              <w:color w:val="BBBBBB"/>
+              <w:sz w:val="17"/>
+              <w:szCs w:val="17"/>
+            </w:rPr>
+            <w:t xml:space="preserve"> / </w:t>
+          </w:r>
           <w:r>
             <w:rPr>
               <w:b/>
@@ -36296,15 +36384,15 @@
               <w:szCs w:val="18"/>
               <w:vertAlign w:val="superscript"/>
             </w:rPr>
-            <w:t xml:space="preserve">1</w:t>
-          </w:r>
-          <w:r>
-            <w:rPr>
-              <w:color w:val="333333"/>
-              <w:sz w:val="17"/>
-              <w:szCs w:val="17"/>
-            </w:rPr>
-            <w:t xml:space="preserve">그것은 오늘날에도 여전히 진행 중이다.</w:t>
+            <w:t xml:space="preserve">4</w:t>
+          </w:r>
+          <w:r>
+            <w:rPr>
+              <w:color w:val="333333"/>
+              <w:sz w:val="17"/>
+              <w:szCs w:val="17"/>
+            </w:rPr>
+            <w:t xml:space="preserve">그리고 그것들을 NASA에 보내도록.</w:t>
           </w:r>
         </w:p>
         <w:p>
@@ -36328,7 +36416,7 @@
               <w:sz w:val="16"/>
               <w:szCs w:val="16"/>
             </w:rPr>
-            <w:t xml:space="preserve">그 프로젝트는 오늘날에도 여전히 진행 중이다.</w:t>
+            <w:t xml:space="preserve">그 프로젝트는 일반인들에게 Steve의 사진을 모아 NASA에 보내 달라고 요청했다.</w:t>
           </w:r>
         </w:p>
         <w:p>
@@ -36351,7 +36439,7 @@
               <w:sz w:val="20"/>
               <w:szCs w:val="20"/>
             </w:rPr>
-            <w:t xml:space="preserve">50.  </w:t>
+            <w:t xml:space="preserve">49.  </w:t>
           </w:r>
           <w:r>
             <w:rPr>
@@ -36374,71 +36462,7 @@
               <w:bCs w:val="0"/>
               <w:color w:val="000000"/>
             </w:rPr>
-            <w:t xml:space="preserve">In honor of the aurora chasers</w:t>
-          </w:r>
-          <w:r>
-            <w:rPr>
-              <w:rFonts w:ascii="Times New Roman" w:eastAsia="Times New Roman" w:hAnsi="Times New Roman" w:cs="Times New Roman"/>
-              <w:color w:val="BBBBBB"/>
-              <w:sz w:val="20"/>
-              <w:szCs w:val="20"/>
-            </w:rPr>
-            <w:t xml:space="preserve"> / </w:t>
-          </w:r>
-          <w:r>
-            <w:rPr>
-              <w:rFonts w:ascii="Times New Roman" w:eastAsia="Times New Roman" w:hAnsi="Times New Roman" w:cs="Times New Roman"/>
-              <w:b/>
-              <w:bCs/>
-              <w:color w:val="666666"/>
-              <w:sz w:val="20"/>
-              <w:szCs w:val="20"/>
-              <w:vertAlign w:val="superscript"/>
-            </w:rPr>
-            <w:t xml:space="preserve">2</w:t>
-          </w:r>
-          <w:r>
-            <w:rPr>
-              <w:rFonts w:ascii="Times New Roman" w:eastAsia="Times New Roman" w:hAnsi="Times New Roman" w:cs="Times New Roman"/>
-              <w:sz w:val="20"/>
-              <w:szCs w:val="20"/>
-              <w:b w:val="0"/>
-              <w:bCs w:val="0"/>
-              <w:color w:val="000000"/>
-            </w:rPr>
-            <w:t xml:space="preserve">who first discovered the phenomenon,</w:t>
-          </w:r>
-          <w:r>
-            <w:rPr>
-              <w:rFonts w:ascii="Times New Roman" w:eastAsia="Times New Roman" w:hAnsi="Times New Roman" w:cs="Times New Roman"/>
-              <w:color w:val="BBBBBB"/>
-              <w:sz w:val="20"/>
-              <w:szCs w:val="20"/>
-            </w:rPr>
-            <w:t xml:space="preserve"> / </w:t>
-          </w:r>
-          <w:r>
-            <w:rPr>
-              <w:rFonts w:ascii="Times New Roman" w:eastAsia="Times New Roman" w:hAnsi="Times New Roman" w:cs="Times New Roman"/>
-              <w:b/>
-              <w:bCs/>
-              <w:color w:val="666666"/>
-              <w:sz w:val="20"/>
-              <w:szCs w:val="20"/>
-              <w:vertAlign w:val="superscript"/>
-            </w:rPr>
-            <w:t xml:space="preserve">3</w:t>
-          </w:r>
-          <w:r>
-            <w:rPr>
-              <w:rFonts w:ascii="Times New Roman" w:eastAsia="Times New Roman" w:hAnsi="Times New Roman" w:cs="Times New Roman"/>
-              <w:sz w:val="20"/>
-              <w:szCs w:val="20"/>
-              <w:b w:val="0"/>
-              <w:bCs w:val="0"/>
-              <w:color w:val="000000"/>
-            </w:rPr>
-            <w:t xml:space="preserve">the name “Steve” has been kept.</w:t>
+            <w:t xml:space="preserve">It is still in progress today.</w:t>
           </w:r>
         </w:p>
         <w:p>
@@ -36465,16 +36489,150 @@
               <w:sz w:val="17"/>
               <w:szCs w:val="17"/>
             </w:rPr>
-            <w:t xml:space="preserve">오로라 추적자들에게 경의를 표하여</w:t>
-          </w:r>
-          <w:r>
-            <w:rPr>
+            <w:t xml:space="preserve">그것은 오늘날에도 여전히 진행 중이다.</w:t>
+          </w:r>
+        </w:p>
+        <w:p>
+          <w:pPr>
+            <w:keepNext w:val="0"/>
+            <w:keepLines/>
+            <w:spacing w:line="253" w:lineRule="exact" w:before="30" w:after="40"/>
+            <w:ind w:left="280"/>
+          </w:pPr>
+          <w:r>
+            <w:rPr>
+              <w:color w:val="999999"/>
+              <w:sz w:val="16"/>
+              <w:szCs w:val="16"/>
+            </w:rPr>
+            <w:t xml:space="preserve">↳ 자연 해석  </w:t>
+          </w:r>
+          <w:r>
+            <w:rPr>
+              <w:color w:val="333333"/>
+              <w:sz w:val="16"/>
+              <w:szCs w:val="16"/>
+            </w:rPr>
+            <w:t xml:space="preserve">그 프로젝트는 오늘날에도 여전히 진행 중이다.</w:t>
+          </w:r>
+        </w:p>
+        <w:p>
+          <w:pPr>
+            <w:keepNext w:val="0"/>
+            <w:spacing w:line="170" w:lineRule="exact" w:before="0" w:after="0"/>
+          </w:pPr>
+        </w:p>
+        <w:p>
+          <w:pPr>
+            <w:keepNext/>
+            <w:keepLines/>
+            <w:spacing w:line="253" w:lineRule="exact" w:before="30" w:after="40"/>
+          </w:pPr>
+          <w:r>
+            <w:rPr>
+              <w:b/>
+              <w:bCs/>
+              <w:color w:val="1F3864"/>
+              <w:sz w:val="20"/>
+              <w:szCs w:val="20"/>
+            </w:rPr>
+            <w:t xml:space="preserve">50.  </w:t>
+          </w:r>
+          <w:r>
+            <w:rPr>
+              <w:rFonts w:ascii="Times New Roman" w:eastAsia="Times New Roman" w:hAnsi="Times New Roman" w:cs="Times New Roman"/>
+              <w:b/>
+              <w:bCs/>
+              <w:color w:val="666666"/>
+              <w:sz w:val="20"/>
+              <w:szCs w:val="20"/>
+              <w:vertAlign w:val="superscript"/>
+            </w:rPr>
+            <w:t xml:space="preserve">1</w:t>
+          </w:r>
+          <w:r>
+            <w:rPr>
+              <w:rFonts w:ascii="Times New Roman" w:eastAsia="Times New Roman" w:hAnsi="Times New Roman" w:cs="Times New Roman"/>
+              <w:sz w:val="20"/>
+              <w:szCs w:val="20"/>
+              <w:b w:val="0"/>
+              <w:bCs w:val="0"/>
+              <w:color w:val="000000"/>
+            </w:rPr>
+            <w:t xml:space="preserve">In honor of the aurora chasers</w:t>
+          </w:r>
+          <w:r>
+            <w:rPr>
+              <w:rFonts w:ascii="Times New Roman" w:eastAsia="Times New Roman" w:hAnsi="Times New Roman" w:cs="Times New Roman"/>
               <w:color w:val="BBBBBB"/>
-              <w:sz w:val="17"/>
-              <w:szCs w:val="17"/>
-            </w:rPr>
-            <w:t xml:space="preserve"> / </w:t>
-          </w:r>
+              <w:sz w:val="20"/>
+              <w:szCs w:val="20"/>
+            </w:rPr>
+            <w:t xml:space="preserve"> / </w:t>
+          </w:r>
+          <w:r>
+            <w:rPr>
+              <w:rFonts w:ascii="Times New Roman" w:eastAsia="Times New Roman" w:hAnsi="Times New Roman" w:cs="Times New Roman"/>
+              <w:b/>
+              <w:bCs/>
+              <w:color w:val="666666"/>
+              <w:sz w:val="20"/>
+              <w:szCs w:val="20"/>
+              <w:vertAlign w:val="superscript"/>
+            </w:rPr>
+            <w:t xml:space="preserve">2</w:t>
+          </w:r>
+          <w:r>
+            <w:rPr>
+              <w:rFonts w:ascii="Times New Roman" w:eastAsia="Times New Roman" w:hAnsi="Times New Roman" w:cs="Times New Roman"/>
+              <w:sz w:val="20"/>
+              <w:szCs w:val="20"/>
+              <w:b w:val="0"/>
+              <w:bCs w:val="0"/>
+              <w:color w:val="000000"/>
+            </w:rPr>
+            <w:t xml:space="preserve">who first discovered the phenomenon,</w:t>
+          </w:r>
+          <w:r>
+            <w:rPr>
+              <w:rFonts w:ascii="Times New Roman" w:eastAsia="Times New Roman" w:hAnsi="Times New Roman" w:cs="Times New Roman"/>
+              <w:color w:val="BBBBBB"/>
+              <w:sz w:val="20"/>
+              <w:szCs w:val="20"/>
+            </w:rPr>
+            <w:t xml:space="preserve"> / </w:t>
+          </w:r>
+          <w:r>
+            <w:rPr>
+              <w:rFonts w:ascii="Times New Roman" w:eastAsia="Times New Roman" w:hAnsi="Times New Roman" w:cs="Times New Roman"/>
+              <w:b/>
+              <w:bCs/>
+              <w:color w:val="666666"/>
+              <w:sz w:val="20"/>
+              <w:szCs w:val="20"/>
+              <w:vertAlign w:val="superscript"/>
+            </w:rPr>
+            <w:t xml:space="preserve">3</w:t>
+          </w:r>
+          <w:r>
+            <w:rPr>
+              <w:rFonts w:ascii="Times New Roman" w:eastAsia="Times New Roman" w:hAnsi="Times New Roman" w:cs="Times New Roman"/>
+              <w:sz w:val="20"/>
+              <w:szCs w:val="20"/>
+              <w:b w:val="0"/>
+              <w:bCs w:val="0"/>
+              <w:color w:val="000000"/>
+            </w:rPr>
+            <w:t xml:space="preserve">the name “Steve” has been kept.</w:t>
+          </w:r>
+        </w:p>
+        <w:p>
+          <w:pPr>
+            <w:keepNext/>
+            <w:keepLines/>
+            <w:spacing w:line="253" w:lineRule="exact" w:before="30" w:after="40"/>
+            <w:ind w:left="200"/>
+          </w:pPr>
           <w:r>
             <w:rPr>
               <w:b/>
@@ -36484,15 +36642,15 @@
               <w:szCs w:val="18"/>
               <w:vertAlign w:val="superscript"/>
             </w:rPr>
-            <w:t xml:space="preserve">2</w:t>
-          </w:r>
-          <w:r>
-            <w:rPr>
-              <w:color w:val="333333"/>
-              <w:sz w:val="17"/>
-              <w:szCs w:val="17"/>
-            </w:rPr>
-            <w:t xml:space="preserve">그 현상을 처음 발견했던,</w:t>
+            <w:t xml:space="preserve">1</w:t>
+          </w:r>
+          <w:r>
+            <w:rPr>
+              <w:color w:val="333333"/>
+              <w:sz w:val="17"/>
+              <w:szCs w:val="17"/>
+            </w:rPr>
+            <w:t xml:space="preserve">오로라 추적자들에게 경의를 표하여</w:t>
           </w:r>
           <w:r>
             <w:rPr>
@@ -36511,158 +36669,24 @@
               <w:szCs w:val="18"/>
               <w:vertAlign w:val="superscript"/>
             </w:rPr>
-            <w:t xml:space="preserve">3</w:t>
-          </w:r>
-          <w:r>
-            <w:rPr>
-              <w:color w:val="333333"/>
-              <w:sz w:val="17"/>
-              <w:szCs w:val="17"/>
-            </w:rPr>
-            <w:t xml:space="preserve">‘Steve’라는 이름은 유지되어 왔다.</w:t>
-          </w:r>
-        </w:p>
-        <w:p>
-          <w:pPr>
-            <w:keepNext w:val="0"/>
-            <w:keepLines/>
-            <w:spacing w:line="253" w:lineRule="exact" w:before="30" w:after="40"/>
-            <w:ind w:left="280"/>
-          </w:pPr>
-          <w:r>
-            <w:rPr>
-              <w:color w:val="999999"/>
-              <w:sz w:val="16"/>
-              <w:szCs w:val="16"/>
-            </w:rPr>
-            <w:t xml:space="preserve">↳ 자연 해석  </w:t>
-          </w:r>
-          <w:r>
-            <w:rPr>
-              <w:color w:val="333333"/>
-              <w:sz w:val="16"/>
-              <w:szCs w:val="16"/>
-            </w:rPr>
-            <w:t xml:space="preserve">이 현상을 처음 발견한 오로라 추적자들에게 경의를 표하여 ‘Steve’라는 이름은 유지되었다.</w:t>
-          </w:r>
-        </w:p>
-        <w:p>
-          <w:pPr>
-            <w:keepNext w:val="0"/>
-            <w:spacing w:line="170" w:lineRule="exact" w:before="0" w:after="0"/>
-          </w:pPr>
-        </w:p>
-        <w:p>
-          <w:pPr>
-            <w:keepNext/>
-            <w:keepLines/>
-            <w:spacing w:line="253" w:lineRule="exact" w:before="30" w:after="40"/>
-          </w:pPr>
-          <w:r>
-            <w:rPr>
-              <w:b/>
-              <w:bCs/>
-              <w:color w:val="1F3864"/>
-              <w:sz w:val="20"/>
-              <w:szCs w:val="20"/>
-            </w:rPr>
-            <w:t xml:space="preserve">51.  </w:t>
-          </w:r>
-          <w:r>
-            <w:rPr>
-              <w:rFonts w:ascii="Times New Roman" w:eastAsia="Times New Roman" w:hAnsi="Times New Roman" w:cs="Times New Roman"/>
-              <w:b/>
-              <w:bCs/>
-              <w:color w:val="666666"/>
-              <w:sz w:val="20"/>
-              <w:szCs w:val="20"/>
-              <w:vertAlign w:val="superscript"/>
-            </w:rPr>
-            <w:t xml:space="preserve">1</w:t>
-          </w:r>
-          <w:r>
-            <w:rPr>
-              <w:rFonts w:ascii="Times New Roman" w:eastAsia="Times New Roman" w:hAnsi="Times New Roman" w:cs="Times New Roman"/>
-              <w:sz w:val="20"/>
-              <w:szCs w:val="20"/>
-              <w:b w:val="0"/>
-              <w:bCs w:val="0"/>
-              <w:color w:val="000000"/>
-            </w:rPr>
-            <w:t xml:space="preserve">However,</w:t>
-          </w:r>
-          <w:r>
-            <w:rPr>
-              <w:rFonts w:ascii="Times New Roman" w:eastAsia="Times New Roman" w:hAnsi="Times New Roman" w:cs="Times New Roman"/>
+            <w:t xml:space="preserve">2</w:t>
+          </w:r>
+          <w:r>
+            <w:rPr>
+              <w:color w:val="333333"/>
+              <w:sz w:val="17"/>
+              <w:szCs w:val="17"/>
+            </w:rPr>
+            <w:t xml:space="preserve">그 현상을 처음 발견했던,</w:t>
+          </w:r>
+          <w:r>
+            <w:rPr>
               <w:color w:val="BBBBBB"/>
-              <w:sz w:val="20"/>
-              <w:szCs w:val="20"/>
-            </w:rPr>
-            <w:t xml:space="preserve"> / </w:t>
-          </w:r>
-          <w:r>
-            <w:rPr>
-              <w:rFonts w:ascii="Times New Roman" w:eastAsia="Times New Roman" w:hAnsi="Times New Roman" w:cs="Times New Roman"/>
-              <w:b/>
-              <w:bCs/>
-              <w:color w:val="666666"/>
-              <w:sz w:val="20"/>
-              <w:szCs w:val="20"/>
-              <w:vertAlign w:val="superscript"/>
-            </w:rPr>
-            <w:t xml:space="preserve">2</w:t>
-          </w:r>
-          <w:r>
-            <w:rPr>
-              <w:rFonts w:ascii="Times New Roman" w:eastAsia="Times New Roman" w:hAnsi="Times New Roman" w:cs="Times New Roman"/>
-              <w:sz w:val="20"/>
-              <w:szCs w:val="20"/>
-              <w:b w:val="0"/>
-              <w:bCs w:val="0"/>
-              <w:color w:val="000000"/>
-            </w:rPr>
-            <w:t xml:space="preserve">it is now written in all capital letters</w:t>
-          </w:r>
-          <w:r>
-            <w:rPr>
-              <w:rFonts w:ascii="Times New Roman" w:eastAsia="Times New Roman" w:hAnsi="Times New Roman" w:cs="Times New Roman"/>
-              <w:color w:val="BBBBBB"/>
-              <w:sz w:val="20"/>
-              <w:szCs w:val="20"/>
-            </w:rPr>
-            <w:t xml:space="preserve"> / </w:t>
-          </w:r>
-          <w:r>
-            <w:rPr>
-              <w:rFonts w:ascii="Times New Roman" w:eastAsia="Times New Roman" w:hAnsi="Times New Roman" w:cs="Times New Roman"/>
-              <w:b/>
-              <w:bCs/>
-              <w:color w:val="666666"/>
-              <w:sz w:val="20"/>
-              <w:szCs w:val="20"/>
-              <w:vertAlign w:val="superscript"/>
-            </w:rPr>
-            <w:t xml:space="preserve">3</w:t>
-          </w:r>
-          <w:r>
-            <w:rPr>
-              <w:rFonts w:ascii="Times New Roman" w:eastAsia="Times New Roman" w:hAnsi="Times New Roman" w:cs="Times New Roman"/>
-              <w:sz w:val="20"/>
-              <w:szCs w:val="20"/>
-              <w:b w:val="0"/>
-              <w:bCs w:val="0"/>
-              <w:color w:val="000000"/>
-            </w:rPr>
-            <w:t xml:space="preserve">and stands for “Strong Thermal Emission Velocity Enhancement.”</w:t>
-          </w:r>
-        </w:p>
-        <w:p>
-          <w:pPr>
-            <w:keepNext/>
-            <w:keepLines/>
-            <w:spacing w:line="253" w:lineRule="exact" w:before="30" w:after="40"/>
-            <w:ind w:left="200"/>
-          </w:pPr>
+              <w:sz w:val="17"/>
+              <w:szCs w:val="17"/>
+            </w:rPr>
+            <w:t xml:space="preserve"> / </w:t>
+          </w:r>
           <w:r>
             <w:rPr>
               <w:b/>
@@ -36672,24 +36696,158 @@
               <w:szCs w:val="18"/>
               <w:vertAlign w:val="superscript"/>
             </w:rPr>
+            <w:t xml:space="preserve">3</w:t>
+          </w:r>
+          <w:r>
+            <w:rPr>
+              <w:color w:val="333333"/>
+              <w:sz w:val="17"/>
+              <w:szCs w:val="17"/>
+            </w:rPr>
+            <w:t xml:space="preserve">‘Steve’라는 이름은 유지되어 왔다.</w:t>
+          </w:r>
+        </w:p>
+        <w:p>
+          <w:pPr>
+            <w:keepNext w:val="0"/>
+            <w:keepLines/>
+            <w:spacing w:line="253" w:lineRule="exact" w:before="30" w:after="40"/>
+            <w:ind w:left="280"/>
+          </w:pPr>
+          <w:r>
+            <w:rPr>
+              <w:color w:val="999999"/>
+              <w:sz w:val="16"/>
+              <w:szCs w:val="16"/>
+            </w:rPr>
+            <w:t xml:space="preserve">↳ 자연 해석  </w:t>
+          </w:r>
+          <w:r>
+            <w:rPr>
+              <w:color w:val="333333"/>
+              <w:sz w:val="16"/>
+              <w:szCs w:val="16"/>
+            </w:rPr>
+            <w:t xml:space="preserve">이 현상을 처음 발견한 오로라 추적자들에게 경의를 표하여 ‘Steve’라는 이름은 유지되었다.</w:t>
+          </w:r>
+        </w:p>
+        <w:p>
+          <w:pPr>
+            <w:keepNext w:val="0"/>
+            <w:spacing w:line="170" w:lineRule="exact" w:before="0" w:after="0"/>
+          </w:pPr>
+        </w:p>
+        <w:p>
+          <w:pPr>
+            <w:keepNext/>
+            <w:keepLines/>
+            <w:spacing w:line="253" w:lineRule="exact" w:before="30" w:after="40"/>
+          </w:pPr>
+          <w:r>
+            <w:rPr>
+              <w:b/>
+              <w:bCs/>
+              <w:color w:val="1F3864"/>
+              <w:sz w:val="20"/>
+              <w:szCs w:val="20"/>
+            </w:rPr>
+            <w:t xml:space="preserve">51.  </w:t>
+          </w:r>
+          <w:r>
+            <w:rPr>
+              <w:rFonts w:ascii="Times New Roman" w:eastAsia="Times New Roman" w:hAnsi="Times New Roman" w:cs="Times New Roman"/>
+              <w:b/>
+              <w:bCs/>
+              <w:color w:val="666666"/>
+              <w:sz w:val="20"/>
+              <w:szCs w:val="20"/>
+              <w:vertAlign w:val="superscript"/>
+            </w:rPr>
             <w:t xml:space="preserve">1</w:t>
           </w:r>
           <w:r>
             <w:rPr>
-              <w:color w:val="333333"/>
-              <w:sz w:val="17"/>
-              <w:szCs w:val="17"/>
-            </w:rPr>
-            <w:t xml:space="preserve">그러나,</w:t>
-          </w:r>
-          <w:r>
-            <w:rPr>
+              <w:rFonts w:ascii="Times New Roman" w:eastAsia="Times New Roman" w:hAnsi="Times New Roman" w:cs="Times New Roman"/>
+              <w:sz w:val="20"/>
+              <w:szCs w:val="20"/>
+              <w:b w:val="0"/>
+              <w:bCs w:val="0"/>
+              <w:color w:val="000000"/>
+            </w:rPr>
+            <w:t xml:space="preserve">However,</w:t>
+          </w:r>
+          <w:r>
+            <w:rPr>
+              <w:rFonts w:ascii="Times New Roman" w:eastAsia="Times New Roman" w:hAnsi="Times New Roman" w:cs="Times New Roman"/>
               <w:color w:val="BBBBBB"/>
-              <w:sz w:val="17"/>
-              <w:szCs w:val="17"/>
-            </w:rPr>
-            <w:t xml:space="preserve"> / </w:t>
-          </w:r>
+              <w:sz w:val="20"/>
+              <w:szCs w:val="20"/>
+            </w:rPr>
+            <w:t xml:space="preserve"> / </w:t>
+          </w:r>
+          <w:r>
+            <w:rPr>
+              <w:rFonts w:ascii="Times New Roman" w:eastAsia="Times New Roman" w:hAnsi="Times New Roman" w:cs="Times New Roman"/>
+              <w:b/>
+              <w:bCs/>
+              <w:color w:val="666666"/>
+              <w:sz w:val="20"/>
+              <w:szCs w:val="20"/>
+              <w:vertAlign w:val="superscript"/>
+            </w:rPr>
+            <w:t xml:space="preserve">2</w:t>
+          </w:r>
+          <w:r>
+            <w:rPr>
+              <w:rFonts w:ascii="Times New Roman" w:eastAsia="Times New Roman" w:hAnsi="Times New Roman" w:cs="Times New Roman"/>
+              <w:sz w:val="20"/>
+              <w:szCs w:val="20"/>
+              <w:b w:val="0"/>
+              <w:bCs w:val="0"/>
+              <w:color w:val="000000"/>
+            </w:rPr>
+            <w:t xml:space="preserve">it is now written in all capital letters</w:t>
+          </w:r>
+          <w:r>
+            <w:rPr>
+              <w:rFonts w:ascii="Times New Roman" w:eastAsia="Times New Roman" w:hAnsi="Times New Roman" w:cs="Times New Roman"/>
+              <w:color w:val="BBBBBB"/>
+              <w:sz w:val="20"/>
+              <w:szCs w:val="20"/>
+            </w:rPr>
+            <w:t xml:space="preserve"> / </w:t>
+          </w:r>
+          <w:r>
+            <w:rPr>
+              <w:rFonts w:ascii="Times New Roman" w:eastAsia="Times New Roman" w:hAnsi="Times New Roman" w:cs="Times New Roman"/>
+              <w:b/>
+              <w:bCs/>
+              <w:color w:val="666666"/>
+              <w:sz w:val="20"/>
+              <w:szCs w:val="20"/>
+              <w:vertAlign w:val="superscript"/>
+            </w:rPr>
+            <w:t xml:space="preserve">3</w:t>
+          </w:r>
+          <w:r>
+            <w:rPr>
+              <w:rFonts w:ascii="Times New Roman" w:eastAsia="Times New Roman" w:hAnsi="Times New Roman" w:cs="Times New Roman"/>
+              <w:sz w:val="20"/>
+              <w:szCs w:val="20"/>
+              <w:b w:val="0"/>
+              <w:bCs w:val="0"/>
+              <w:color w:val="000000"/>
+            </w:rPr>
+            <w:t xml:space="preserve">and stands for “Strong Thermal Emission Velocity Enhancement.”</w:t>
+          </w:r>
+        </w:p>
+        <w:p>
+          <w:pPr>
+            <w:keepNext/>
+            <w:keepLines/>
+            <w:spacing w:line="253" w:lineRule="exact" w:before="30" w:after="40"/>
+            <w:ind w:left="200"/>
+          </w:pPr>
           <w:r>
             <w:rPr>
               <w:b/>
@@ -36699,15 +36857,15 @@
               <w:szCs w:val="18"/>
               <w:vertAlign w:val="superscript"/>
             </w:rPr>
-            <w:t xml:space="preserve">2</w:t>
-          </w:r>
-          <w:r>
-            <w:rPr>
-              <w:color w:val="333333"/>
-              <w:sz w:val="17"/>
-              <w:szCs w:val="17"/>
-            </w:rPr>
-            <w:t xml:space="preserve">그것은 이제 모두 대문자로 쓰인다</w:t>
+            <w:t xml:space="preserve">1</w:t>
+          </w:r>
+          <w:r>
+            <w:rPr>
+              <w:color w:val="333333"/>
+              <w:sz w:val="17"/>
+              <w:szCs w:val="17"/>
+            </w:rPr>
+            <w:t xml:space="preserve">그러나,</w:t>
           </w:r>
           <w:r>
             <w:rPr>
@@ -36726,233 +36884,24 @@
               <w:szCs w:val="18"/>
               <w:vertAlign w:val="superscript"/>
             </w:rPr>
-            <w:t xml:space="preserve">3</w:t>
-          </w:r>
-          <w:r>
-            <w:rPr>
-              <w:color w:val="333333"/>
-              <w:sz w:val="17"/>
-              <w:szCs w:val="17"/>
-            </w:rPr>
-            <w:t xml:space="preserve">그리고 ‘Strong Thermal Emission Velocity Enhancement’를 의미한다.</w:t>
-          </w:r>
-        </w:p>
-        <w:p>
-          <w:pPr>
-            <w:keepNext w:val="0"/>
-            <w:keepLines/>
-            <w:spacing w:line="253" w:lineRule="exact" w:before="30" w:after="40"/>
-            <w:ind w:left="280"/>
-          </w:pPr>
-          <w:r>
-            <w:rPr>
-              <w:color w:val="999999"/>
-              <w:sz w:val="16"/>
-              <w:szCs w:val="16"/>
-            </w:rPr>
-            <w:t xml:space="preserve">↳ 자연 해석  </w:t>
-          </w:r>
-          <w:r>
-            <w:rPr>
-              <w:color w:val="333333"/>
-              <w:sz w:val="16"/>
-              <w:szCs w:val="16"/>
-            </w:rPr>
-            <w:t xml:space="preserve">그러나 그것은 이제 모두 대문자로 쓰이며, ‘속도 증가에 따른 강한 열 방출(Strong Thermal Emission Velocity Enhancement)’을 의미한다.</w:t>
-          </w:r>
-        </w:p>
-        <w:p>
-          <w:pPr>
-            <w:keepNext w:val="0"/>
-            <w:spacing w:line="170" w:lineRule="exact" w:before="0" w:after="0"/>
-          </w:pPr>
-        </w:p>
-        <w:p>
-          <w:pPr>
-            <w:keepNext/>
-            <w:keepLines/>
-            <w:spacing w:line="253" w:lineRule="exact" w:before="30" w:after="40"/>
-          </w:pPr>
-          <w:r>
-            <w:rPr>
-              <w:b/>
-              <w:bCs/>
-              <w:color w:val="1F3864"/>
-              <w:sz w:val="20"/>
-              <w:szCs w:val="20"/>
-            </w:rPr>
-            <w:t xml:space="preserve">52.  </w:t>
-          </w:r>
-          <w:r>
-            <w:rPr>
-              <w:rFonts w:ascii="Times New Roman" w:eastAsia="Times New Roman" w:hAnsi="Times New Roman" w:cs="Times New Roman"/>
-              <w:b/>
-              <w:bCs/>
-              <w:color w:val="666666"/>
-              <w:sz w:val="20"/>
-              <w:szCs w:val="20"/>
-              <w:vertAlign w:val="superscript"/>
-            </w:rPr>
-            <w:t xml:space="preserve">1</w:t>
-          </w:r>
-          <w:r>
-            <w:rPr>
-              <w:rFonts w:ascii="Times New Roman" w:eastAsia="Times New Roman" w:hAnsi="Times New Roman" w:cs="Times New Roman"/>
-              <w:b w:val="0"/>
-              <w:bCs w:val="0"/>
-              <w:sz w:val="20"/>
-              <w:szCs w:val="20"/>
-              <w:color w:val="000000"/>
-            </w:rPr>
-            <w:t xml:space="preserve">Experts have acknowledged</w:t>
-          </w:r>
-          <w:r>
-            <w:rPr>
-              <w:rFonts w:ascii="Times New Roman" w:eastAsia="Times New Roman" w:hAnsi="Times New Roman" w:cs="Times New Roman"/>
+            <w:t xml:space="preserve">2</w:t>
+          </w:r>
+          <w:r>
+            <w:rPr>
+              <w:color w:val="333333"/>
+              <w:sz w:val="17"/>
+              <w:szCs w:val="17"/>
+            </w:rPr>
+            <w:t xml:space="preserve">그것은 이제 모두 대문자로 쓰인다</w:t>
+          </w:r>
+          <w:r>
+            <w:rPr>
               <w:color w:val="BBBBBB"/>
-              <w:sz w:val="20"/>
-              <w:szCs w:val="20"/>
-            </w:rPr>
-            <w:t xml:space="preserve"> / </w:t>
-          </w:r>
-          <w:r>
-            <w:rPr>
-              <w:rFonts w:ascii="Times New Roman" w:eastAsia="Times New Roman" w:hAnsi="Times New Roman" w:cs="Times New Roman"/>
-              <w:b/>
-              <w:bCs/>
-              <w:color w:val="666666"/>
-              <w:sz w:val="20"/>
-              <w:szCs w:val="20"/>
-              <w:vertAlign w:val="superscript"/>
-            </w:rPr>
-            <w:t xml:space="preserve">2</w:t>
-          </w:r>
-          <w:r>
-            <w:rPr>
-              <w:rFonts w:ascii="Times New Roman" w:eastAsia="Times New Roman" w:hAnsi="Times New Roman" w:cs="Times New Roman"/>
-              <w:b w:val="0"/>
-              <w:bCs w:val="0"/>
-              <w:sz w:val="20"/>
-              <w:szCs w:val="20"/>
-              <w:color w:val="000000"/>
-            </w:rPr>
-            <w:t xml:space="preserve">that it is the dedicated members</w:t>
-          </w:r>
-          <w:r>
-            <w:rPr>
-              <w:rFonts w:ascii="Times New Roman" w:eastAsia="Times New Roman" w:hAnsi="Times New Roman" w:cs="Times New Roman"/>
-              <w:color w:val="BBBBBB"/>
-              <w:sz w:val="20"/>
-              <w:szCs w:val="20"/>
-            </w:rPr>
-            <w:t xml:space="preserve"> / </w:t>
-          </w:r>
-          <w:r>
-            <w:rPr>
-              <w:rFonts w:ascii="Times New Roman" w:eastAsia="Times New Roman" w:hAnsi="Times New Roman" w:cs="Times New Roman"/>
-              <w:b/>
-              <w:bCs/>
-              <w:color w:val="666666"/>
-              <w:sz w:val="20"/>
-              <w:szCs w:val="20"/>
-              <w:vertAlign w:val="superscript"/>
-            </w:rPr>
-            <w:t xml:space="preserve">3</w:t>
-          </w:r>
-          <w:r>
-            <w:rPr>
-              <w:rFonts w:ascii="Times New Roman" w:eastAsia="Times New Roman" w:hAnsi="Times New Roman" w:cs="Times New Roman"/>
-              <w:b w:val="0"/>
-              <w:bCs w:val="0"/>
-              <w:sz w:val="20"/>
-              <w:szCs w:val="20"/>
-              <w:color w:val="000000"/>
-            </w:rPr>
-            <w:t xml:space="preserve">of the aurora chasers group</w:t>
-          </w:r>
-          <w:r>
-            <w:rPr>
-              <w:rFonts w:ascii="Times New Roman" w:eastAsia="Times New Roman" w:hAnsi="Times New Roman" w:cs="Times New Roman"/>
-              <w:color w:val="BBBBBB"/>
-              <w:sz w:val="20"/>
-              <w:szCs w:val="20"/>
-            </w:rPr>
-            <w:t xml:space="preserve"> / </w:t>
-          </w:r>
-          <w:r>
-            <w:rPr>
-              <w:rFonts w:ascii="Times New Roman" w:eastAsia="Times New Roman" w:hAnsi="Times New Roman" w:cs="Times New Roman"/>
-              <w:b/>
-              <w:bCs/>
-              <w:color w:val="666666"/>
-              <w:sz w:val="20"/>
-              <w:szCs w:val="20"/>
-              <w:vertAlign w:val="superscript"/>
-            </w:rPr>
-            <w:t xml:space="preserve">4</w:t>
-          </w:r>
-          <w:r>
-            <w:rPr>
-              <w:rFonts w:ascii="Times New Roman" w:eastAsia="Times New Roman" w:hAnsi="Times New Roman" w:cs="Times New Roman"/>
-              <w:b w:val="0"/>
-              <w:bCs w:val="0"/>
-              <w:sz w:val="20"/>
-              <w:szCs w:val="20"/>
-              <w:color w:val="000000"/>
-            </w:rPr>
-            <w:t xml:space="preserve">that deserve the credit</w:t>
-          </w:r>
-          <w:r>
-            <w:rPr>
-              <w:rFonts w:ascii="Times New Roman" w:eastAsia="Times New Roman" w:hAnsi="Times New Roman" w:cs="Times New Roman"/>
-              <w:color w:val="BBBBBB"/>
-              <w:sz w:val="20"/>
-              <w:szCs w:val="20"/>
-            </w:rPr>
-            <w:t xml:space="preserve"> / </w:t>
-          </w:r>
-          <w:r>
-            <w:rPr>
-              <w:rFonts w:ascii="Times New Roman" w:eastAsia="Times New Roman" w:hAnsi="Times New Roman" w:cs="Times New Roman"/>
-              <w:b/>
-              <w:bCs/>
-              <w:color w:val="666666"/>
-              <w:sz w:val="20"/>
-              <w:szCs w:val="20"/>
-              <w:vertAlign w:val="superscript"/>
-            </w:rPr>
-            <w:t xml:space="preserve">5</w:t>
-          </w:r>
-          <w:r>
-            <w:rPr>
-              <w:rFonts w:ascii="Times New Roman" w:eastAsia="Times New Roman" w:hAnsi="Times New Roman" w:cs="Times New Roman"/>
-              <w:b w:val="0"/>
-              <w:bCs w:val="0"/>
-              <w:sz w:val="20"/>
-              <w:szCs w:val="20"/>
-              <w:color w:val="000000"/>
-            </w:rPr>
-            <w:t xml:space="preserve">for discovering STEVE.</w:t>
-          </w:r>
-          <w:r>
-            <w:rPr>
-              <w:color w:val="C55A11"/>
-              <w:sz w:val="20"/>
-              <w:szCs w:val="20"/>
-              <w:b w:val="1"/>
-              <w:bCs w:val="1"/>
-              <w:rFonts w:ascii="맑은 고딕" w:hAnsi="맑은 고딕" w:eastAsia="맑은 고딕"/>
-            </w:rPr>
-            <w:t xml:space="preserve">   ★﻿핵﻿심</w:t>
-          </w:r>
-        </w:p>
-        <w:p>
-          <w:pPr>
-            <w:keepNext/>
-            <w:keepLines/>
-            <w:spacing w:line="253" w:lineRule="exact" w:before="30" w:after="40"/>
-            <w:ind w:left="200"/>
-          </w:pPr>
+              <w:sz w:val="17"/>
+              <w:szCs w:val="17"/>
+            </w:rPr>
+            <w:t xml:space="preserve"> / </w:t>
+          </w:r>
           <w:r>
             <w:rPr>
               <w:b/>
@@ -36962,24 +36911,233 @@
               <w:szCs w:val="18"/>
               <w:vertAlign w:val="superscript"/>
             </w:rPr>
+            <w:t xml:space="preserve">3</w:t>
+          </w:r>
+          <w:r>
+            <w:rPr>
+              <w:color w:val="333333"/>
+              <w:sz w:val="17"/>
+              <w:szCs w:val="17"/>
+            </w:rPr>
+            <w:t xml:space="preserve">그리고 ‘Strong Thermal Emission Velocity Enhancement’를 의미한다.</w:t>
+          </w:r>
+        </w:p>
+        <w:p>
+          <w:pPr>
+            <w:keepNext w:val="0"/>
+            <w:keepLines/>
+            <w:spacing w:line="253" w:lineRule="exact" w:before="30" w:after="40"/>
+            <w:ind w:left="280"/>
+          </w:pPr>
+          <w:r>
+            <w:rPr>
+              <w:color w:val="999999"/>
+              <w:sz w:val="16"/>
+              <w:szCs w:val="16"/>
+            </w:rPr>
+            <w:t xml:space="preserve">↳ 자연 해석  </w:t>
+          </w:r>
+          <w:r>
+            <w:rPr>
+              <w:color w:val="333333"/>
+              <w:sz w:val="16"/>
+              <w:szCs w:val="16"/>
+            </w:rPr>
+            <w:t xml:space="preserve">그러나 그것은 이제 모두 대문자로 쓰이며, ‘강한 열 방출 속도 증가(Strong Thermal Emission Velocity Enhancement)’를 의미한다.</w:t>
+          </w:r>
+        </w:p>
+        <w:p>
+          <w:pPr>
+            <w:keepNext w:val="0"/>
+            <w:spacing w:line="170" w:lineRule="exact" w:before="0" w:after="0"/>
+          </w:pPr>
+        </w:p>
+        <w:p>
+          <w:pPr>
+            <w:keepNext/>
+            <w:keepLines/>
+            <w:spacing w:line="253" w:lineRule="exact" w:before="30" w:after="40"/>
+          </w:pPr>
+          <w:r>
+            <w:rPr>
+              <w:b/>
+              <w:bCs/>
+              <w:color w:val="1F3864"/>
+              <w:sz w:val="20"/>
+              <w:szCs w:val="20"/>
+            </w:rPr>
+            <w:t xml:space="preserve">52.  </w:t>
+          </w:r>
+          <w:r>
+            <w:rPr>
+              <w:rFonts w:ascii="Times New Roman" w:eastAsia="Times New Roman" w:hAnsi="Times New Roman" w:cs="Times New Roman"/>
+              <w:b/>
+              <w:bCs/>
+              <w:color w:val="666666"/>
+              <w:sz w:val="20"/>
+              <w:szCs w:val="20"/>
+              <w:vertAlign w:val="superscript"/>
+            </w:rPr>
             <w:t xml:space="preserve">1</w:t>
           </w:r>
           <w:r>
             <w:rPr>
-              <w:color w:val="333333"/>
-              <w:sz w:val="17"/>
-              <w:szCs w:val="17"/>
-            </w:rPr>
-            <w:t xml:space="preserve">전문가들은 인정했다</w:t>
-          </w:r>
-          <w:r>
-            <w:rPr>
+              <w:rFonts w:ascii="Times New Roman" w:eastAsia="Times New Roman" w:hAnsi="Times New Roman" w:cs="Times New Roman"/>
+              <w:b w:val="0"/>
+              <w:bCs w:val="0"/>
+              <w:sz w:val="20"/>
+              <w:szCs w:val="20"/>
+              <w:color w:val="000000"/>
+            </w:rPr>
+            <w:t xml:space="preserve">Experts have acknowledged</w:t>
+          </w:r>
+          <w:r>
+            <w:rPr>
+              <w:rFonts w:ascii="Times New Roman" w:eastAsia="Times New Roman" w:hAnsi="Times New Roman" w:cs="Times New Roman"/>
               <w:color w:val="BBBBBB"/>
-              <w:sz w:val="17"/>
-              <w:szCs w:val="17"/>
-            </w:rPr>
-            <w:t xml:space="preserve"> / </w:t>
-          </w:r>
+              <w:sz w:val="20"/>
+              <w:szCs w:val="20"/>
+            </w:rPr>
+            <w:t xml:space="preserve"> / </w:t>
+          </w:r>
+          <w:r>
+            <w:rPr>
+              <w:rFonts w:ascii="Times New Roman" w:eastAsia="Times New Roman" w:hAnsi="Times New Roman" w:cs="Times New Roman"/>
+              <w:b/>
+              <w:bCs/>
+              <w:color w:val="666666"/>
+              <w:sz w:val="20"/>
+              <w:szCs w:val="20"/>
+              <w:vertAlign w:val="superscript"/>
+            </w:rPr>
+            <w:t xml:space="preserve">2</w:t>
+          </w:r>
+          <w:r>
+            <w:rPr>
+              <w:rFonts w:ascii="Times New Roman" w:eastAsia="Times New Roman" w:hAnsi="Times New Roman" w:cs="Times New Roman"/>
+              <w:b w:val="0"/>
+              <w:bCs w:val="0"/>
+              <w:sz w:val="20"/>
+              <w:szCs w:val="20"/>
+              <w:color w:val="000000"/>
+            </w:rPr>
+            <w:t xml:space="preserve">that it is the dedicated members</w:t>
+          </w:r>
+          <w:r>
+            <w:rPr>
+              <w:rFonts w:ascii="Times New Roman" w:eastAsia="Times New Roman" w:hAnsi="Times New Roman" w:cs="Times New Roman"/>
+              <w:color w:val="BBBBBB"/>
+              <w:sz w:val="20"/>
+              <w:szCs w:val="20"/>
+            </w:rPr>
+            <w:t xml:space="preserve"> / </w:t>
+          </w:r>
+          <w:r>
+            <w:rPr>
+              <w:rFonts w:ascii="Times New Roman" w:eastAsia="Times New Roman" w:hAnsi="Times New Roman" w:cs="Times New Roman"/>
+              <w:b/>
+              <w:bCs/>
+              <w:color w:val="666666"/>
+              <w:sz w:val="20"/>
+              <w:szCs w:val="20"/>
+              <w:vertAlign w:val="superscript"/>
+            </w:rPr>
+            <w:t xml:space="preserve">3</w:t>
+          </w:r>
+          <w:r>
+            <w:rPr>
+              <w:rFonts w:ascii="Times New Roman" w:eastAsia="Times New Roman" w:hAnsi="Times New Roman" w:cs="Times New Roman"/>
+              <w:b w:val="0"/>
+              <w:bCs w:val="0"/>
+              <w:sz w:val="20"/>
+              <w:szCs w:val="20"/>
+              <w:color w:val="000000"/>
+            </w:rPr>
+            <w:t xml:space="preserve">of the aurora chasers group</w:t>
+          </w:r>
+          <w:r>
+            <w:rPr>
+              <w:rFonts w:ascii="Times New Roman" w:eastAsia="Times New Roman" w:hAnsi="Times New Roman" w:cs="Times New Roman"/>
+              <w:color w:val="BBBBBB"/>
+              <w:sz w:val="20"/>
+              <w:szCs w:val="20"/>
+            </w:rPr>
+            <w:t xml:space="preserve"> / </w:t>
+          </w:r>
+          <w:r>
+            <w:rPr>
+              <w:rFonts w:ascii="Times New Roman" w:eastAsia="Times New Roman" w:hAnsi="Times New Roman" w:cs="Times New Roman"/>
+              <w:b/>
+              <w:bCs/>
+              <w:color w:val="666666"/>
+              <w:sz w:val="20"/>
+              <w:szCs w:val="20"/>
+              <w:vertAlign w:val="superscript"/>
+            </w:rPr>
+            <w:t xml:space="preserve">4</w:t>
+          </w:r>
+          <w:r>
+            <w:rPr>
+              <w:rFonts w:ascii="Times New Roman" w:eastAsia="Times New Roman" w:hAnsi="Times New Roman" w:cs="Times New Roman"/>
+              <w:b w:val="0"/>
+              <w:bCs w:val="0"/>
+              <w:sz w:val="20"/>
+              <w:szCs w:val="20"/>
+              <w:color w:val="000000"/>
+            </w:rPr>
+            <w:t xml:space="preserve">that deserve the credit</w:t>
+          </w:r>
+          <w:r>
+            <w:rPr>
+              <w:rFonts w:ascii="Times New Roman" w:eastAsia="Times New Roman" w:hAnsi="Times New Roman" w:cs="Times New Roman"/>
+              <w:color w:val="BBBBBB"/>
+              <w:sz w:val="20"/>
+              <w:szCs w:val="20"/>
+            </w:rPr>
+            <w:t xml:space="preserve"> / </w:t>
+          </w:r>
+          <w:r>
+            <w:rPr>
+              <w:rFonts w:ascii="Times New Roman" w:eastAsia="Times New Roman" w:hAnsi="Times New Roman" w:cs="Times New Roman"/>
+              <w:b/>
+              <w:bCs/>
+              <w:color w:val="666666"/>
+              <w:sz w:val="20"/>
+              <w:szCs w:val="20"/>
+              <w:vertAlign w:val="superscript"/>
+            </w:rPr>
+            <w:t xml:space="preserve">5</w:t>
+          </w:r>
+          <w:r>
+            <w:rPr>
+              <w:rFonts w:ascii="Times New Roman" w:eastAsia="Times New Roman" w:hAnsi="Times New Roman" w:cs="Times New Roman"/>
+              <w:b w:val="0"/>
+              <w:bCs w:val="0"/>
+              <w:sz w:val="20"/>
+              <w:szCs w:val="20"/>
+              <w:color w:val="000000"/>
+            </w:rPr>
+            <w:t xml:space="preserve">for discovering STEVE.</w:t>
+          </w:r>
+          <w:r>
+            <w:rPr>
+              <w:color w:val="C55A11"/>
+              <w:sz w:val="20"/>
+              <w:szCs w:val="20"/>
+              <w:b w:val="1"/>
+              <w:bCs w:val="1"/>
+              <w:rFonts w:ascii="맑은 고딕" w:hAnsi="맑은 고딕" w:eastAsia="맑은 고딕"/>
+            </w:rPr>
+            <w:t xml:space="preserve">   ★﻿핵﻿심</w:t>
+          </w:r>
+        </w:p>
+        <w:p>
+          <w:pPr>
+            <w:keepNext/>
+            <w:keepLines/>
+            <w:spacing w:line="253" w:lineRule="exact" w:before="30" w:after="40"/>
+            <w:ind w:left="200"/>
+          </w:pPr>
           <w:r>
             <w:rPr>
               <w:b/>
@@ -36989,15 +37147,15 @@
               <w:szCs w:val="18"/>
               <w:vertAlign w:val="superscript"/>
             </w:rPr>
-            <w:t xml:space="preserve">2</w:t>
-          </w:r>
-          <w:r>
-            <w:rPr>
-              <w:color w:val="333333"/>
-              <w:sz w:val="17"/>
-              <w:szCs w:val="17"/>
-            </w:rPr>
-            <w:t xml:space="preserve">바로 헌신적인 구성원들이라는 것을</w:t>
+            <w:t xml:space="preserve">1</w:t>
+          </w:r>
+          <w:r>
+            <w:rPr>
+              <w:color w:val="333333"/>
+              <w:sz w:val="17"/>
+              <w:szCs w:val="17"/>
+            </w:rPr>
+            <w:t xml:space="preserve">전문가들은 인정했다</w:t>
           </w:r>
           <w:r>
             <w:rPr>
@@ -37016,15 +37174,15 @@
               <w:szCs w:val="18"/>
               <w:vertAlign w:val="superscript"/>
             </w:rPr>
-            <w:t xml:space="preserve">3</w:t>
-          </w:r>
-          <w:r>
-            <w:rPr>
-              <w:color w:val="333333"/>
-              <w:sz w:val="17"/>
-              <w:szCs w:val="17"/>
-            </w:rPr>
-            <w:t xml:space="preserve">오로라 추적자 단체의</w:t>
+            <w:t xml:space="preserve">2</w:t>
+          </w:r>
+          <w:r>
+            <w:rPr>
+              <w:color w:val="333333"/>
+              <w:sz w:val="17"/>
+              <w:szCs w:val="17"/>
+            </w:rPr>
+            <w:t xml:space="preserve">바로 헌신적인 구성원들이라는 것을</w:t>
           </w:r>
           <w:r>
             <w:rPr>
@@ -37043,15 +37201,15 @@
               <w:szCs w:val="18"/>
               <w:vertAlign w:val="superscript"/>
             </w:rPr>
-            <w:t xml:space="preserve">4</w:t>
-          </w:r>
-          <w:r>
-            <w:rPr>
-              <w:color w:val="333333"/>
-              <w:sz w:val="17"/>
-              <w:szCs w:val="17"/>
-            </w:rPr>
-            <w:t xml:space="preserve">공로를 받을 만한 것은</w:t>
+            <w:t xml:space="preserve">3</w:t>
+          </w:r>
+          <w:r>
+            <w:rPr>
+              <w:color w:val="333333"/>
+              <w:sz w:val="17"/>
+              <w:szCs w:val="17"/>
+            </w:rPr>
+            <w:t xml:space="preserve">오로라 추적자 단체의</w:t>
           </w:r>
           <w:r>
             <w:rPr>
@@ -37070,126 +37228,24 @@
               <w:szCs w:val="18"/>
               <w:vertAlign w:val="superscript"/>
             </w:rPr>
-            <w:t xml:space="preserve">5</w:t>
-          </w:r>
-          <w:r>
-            <w:rPr>
-              <w:color w:val="333333"/>
-              <w:sz w:val="17"/>
-              <w:szCs w:val="17"/>
-            </w:rPr>
-            <w:t xml:space="preserve">STEVE를 발견한 것에 대한.</w:t>
-          </w:r>
-        </w:p>
-        <w:p>
-          <w:pPr>
-            <w:keepNext w:val="0"/>
-            <w:keepLines/>
-            <w:spacing w:line="253" w:lineRule="exact" w:before="30" w:after="40"/>
-            <w:ind w:left="280"/>
-          </w:pPr>
-          <w:r>
-            <w:rPr>
-              <w:color w:val="999999"/>
-              <w:sz w:val="16"/>
-              <w:szCs w:val="16"/>
-            </w:rPr>
-            <w:t xml:space="preserve">↳ 자연 해석  </w:t>
-          </w:r>
-          <w:r>
-            <w:rPr>
-              <w:color w:val="333333"/>
-              <w:sz w:val="16"/>
-              <w:szCs w:val="16"/>
-            </w:rPr>
-            <w:t xml:space="preserve">전문가들은 STEVE를 발견한 공로를 받을 만한 사람들은 바로 오로라 추적자 단체의 헌신적인 구성원들임을 인정했다.</w:t>
-          </w:r>
-        </w:p>
-        <w:p>
-          <w:pPr>
-            <w:keepNext w:val="0"/>
-            <w:spacing w:line="170" w:lineRule="exact" w:before="0" w:after="0"/>
-          </w:pPr>
-        </w:p>
-        <w:p>
-          <w:pPr>
-            <w:keepNext/>
-            <w:keepLines/>
-            <w:spacing w:line="253" w:lineRule="exact" w:before="30" w:after="40"/>
-          </w:pPr>
-          <w:r>
-            <w:rPr>
-              <w:b/>
-              <w:bCs/>
-              <w:color w:val="1F3864"/>
-              <w:sz w:val="20"/>
-              <w:szCs w:val="20"/>
-            </w:rPr>
-            <w:t xml:space="preserve">53.  </w:t>
-          </w:r>
-          <w:r>
-            <w:rPr>
-              <w:rFonts w:ascii="Times New Roman" w:eastAsia="Times New Roman" w:hAnsi="Times New Roman" w:cs="Times New Roman"/>
-              <w:b/>
-              <w:bCs/>
-              <w:color w:val="666666"/>
-              <w:sz w:val="20"/>
-              <w:szCs w:val="20"/>
-              <w:vertAlign w:val="superscript"/>
-            </w:rPr>
-            <w:t xml:space="preserve">1</w:t>
-          </w:r>
-          <w:r>
-            <w:rPr>
-              <w:rFonts w:ascii="Times New Roman" w:eastAsia="Times New Roman" w:hAnsi="Times New Roman" w:cs="Times New Roman"/>
-              <w:sz w:val="20"/>
-              <w:szCs w:val="20"/>
-              <w:b w:val="0"/>
-              <w:bCs w:val="0"/>
-              <w:color w:val="000000"/>
-            </w:rPr>
-            <w:t xml:space="preserve">If it had not been for them,</w:t>
-          </w:r>
-          <w:r>
-            <w:rPr>
-              <w:rFonts w:ascii="Times New Roman" w:eastAsia="Times New Roman" w:hAnsi="Times New Roman" w:cs="Times New Roman"/>
+            <w:t xml:space="preserve">4</w:t>
+          </w:r>
+          <w:r>
+            <w:rPr>
+              <w:color w:val="333333"/>
+              <w:sz w:val="17"/>
+              <w:szCs w:val="17"/>
+            </w:rPr>
+            <w:t xml:space="preserve">공로를 받을 만한 것은</w:t>
+          </w:r>
+          <w:r>
+            <w:rPr>
               <w:color w:val="BBBBBB"/>
-              <w:sz w:val="20"/>
-              <w:szCs w:val="20"/>
-            </w:rPr>
-            <w:t xml:space="preserve"> / </w:t>
-          </w:r>
-          <w:r>
-            <w:rPr>
-              <w:rFonts w:ascii="Times New Roman" w:eastAsia="Times New Roman" w:hAnsi="Times New Roman" w:cs="Times New Roman"/>
-              <w:b/>
-              <w:bCs/>
-              <w:color w:val="666666"/>
-              <w:sz w:val="20"/>
-              <w:szCs w:val="20"/>
-              <w:vertAlign w:val="superscript"/>
-            </w:rPr>
-            <w:t xml:space="preserve">2</w:t>
-          </w:r>
-          <w:r>
-            <w:rPr>
-              <w:rFonts w:ascii="Times New Roman" w:eastAsia="Times New Roman" w:hAnsi="Times New Roman" w:cs="Times New Roman"/>
-              <w:sz w:val="20"/>
-              <w:szCs w:val="20"/>
-              <w:b w:val="0"/>
-              <w:bCs w:val="0"/>
-              <w:color w:val="000000"/>
-            </w:rPr>
-            <w:t xml:space="preserve">it might have remained unnoticed forever.</w:t>
-          </w:r>
-        </w:p>
-        <w:p>
-          <w:pPr>
-            <w:keepNext/>
-            <w:keepLines/>
-            <w:spacing w:line="253" w:lineRule="exact" w:before="30" w:after="40"/>
-            <w:ind w:left="200"/>
-          </w:pPr>
+              <w:sz w:val="17"/>
+              <w:szCs w:val="17"/>
+            </w:rPr>
+            <w:t xml:space="preserve"> / </w:t>
+          </w:r>
           <w:r>
             <w:rPr>
               <w:b/>
@@ -37199,24 +37255,126 @@
               <w:szCs w:val="18"/>
               <w:vertAlign w:val="superscript"/>
             </w:rPr>
+            <w:t xml:space="preserve">5</w:t>
+          </w:r>
+          <w:r>
+            <w:rPr>
+              <w:color w:val="333333"/>
+              <w:sz w:val="17"/>
+              <w:szCs w:val="17"/>
+            </w:rPr>
+            <w:t xml:space="preserve">STEVE를 발견한 것에 대한.</w:t>
+          </w:r>
+        </w:p>
+        <w:p>
+          <w:pPr>
+            <w:keepNext w:val="0"/>
+            <w:keepLines/>
+            <w:spacing w:line="253" w:lineRule="exact" w:before="30" w:after="40"/>
+            <w:ind w:left="280"/>
+          </w:pPr>
+          <w:r>
+            <w:rPr>
+              <w:color w:val="999999"/>
+              <w:sz w:val="16"/>
+              <w:szCs w:val="16"/>
+            </w:rPr>
+            <w:t xml:space="preserve">↳ 자연 해석  </w:t>
+          </w:r>
+          <w:r>
+            <w:rPr>
+              <w:color w:val="333333"/>
+              <w:sz w:val="16"/>
+              <w:szCs w:val="16"/>
+            </w:rPr>
+            <w:t xml:space="preserve">전문가들은 STEVE를 발견한 공로를 받을 만한 사람들은 바로 오로라 추적자 단체의 헌신적인 구성원들임을 인정했다.</w:t>
+          </w:r>
+        </w:p>
+        <w:p>
+          <w:pPr>
+            <w:keepNext w:val="0"/>
+            <w:spacing w:line="170" w:lineRule="exact" w:before="0" w:after="0"/>
+          </w:pPr>
+        </w:p>
+        <w:p>
+          <w:pPr>
+            <w:keepNext/>
+            <w:keepLines/>
+            <w:spacing w:line="253" w:lineRule="exact" w:before="30" w:after="40"/>
+          </w:pPr>
+          <w:r>
+            <w:rPr>
+              <w:b/>
+              <w:bCs/>
+              <w:color w:val="1F3864"/>
+              <w:sz w:val="20"/>
+              <w:szCs w:val="20"/>
+            </w:rPr>
+            <w:t xml:space="preserve">53.  </w:t>
+          </w:r>
+          <w:r>
+            <w:rPr>
+              <w:rFonts w:ascii="Times New Roman" w:eastAsia="Times New Roman" w:hAnsi="Times New Roman" w:cs="Times New Roman"/>
+              <w:b/>
+              <w:bCs/>
+              <w:color w:val="666666"/>
+              <w:sz w:val="20"/>
+              <w:szCs w:val="20"/>
+              <w:vertAlign w:val="superscript"/>
+            </w:rPr>
             <w:t xml:space="preserve">1</w:t>
           </w:r>
           <w:r>
             <w:rPr>
-              <w:color w:val="333333"/>
-              <w:sz w:val="17"/>
-              <w:szCs w:val="17"/>
-            </w:rPr>
-            <w:t xml:space="preserve">그들이 없었다면,</w:t>
-          </w:r>
-          <w:r>
-            <w:rPr>
+              <w:rFonts w:ascii="Times New Roman" w:eastAsia="Times New Roman" w:hAnsi="Times New Roman" w:cs="Times New Roman"/>
+              <w:sz w:val="20"/>
+              <w:szCs w:val="20"/>
+              <w:b w:val="0"/>
+              <w:bCs w:val="0"/>
+              <w:color w:val="000000"/>
+            </w:rPr>
+            <w:t xml:space="preserve">If it had not been for them,</w:t>
+          </w:r>
+          <w:r>
+            <w:rPr>
+              <w:rFonts w:ascii="Times New Roman" w:eastAsia="Times New Roman" w:hAnsi="Times New Roman" w:cs="Times New Roman"/>
               <w:color w:val="BBBBBB"/>
-              <w:sz w:val="17"/>
-              <w:szCs w:val="17"/>
-            </w:rPr>
-            <w:t xml:space="preserve"> / </w:t>
-          </w:r>
+              <w:sz w:val="20"/>
+              <w:szCs w:val="20"/>
+            </w:rPr>
+            <w:t xml:space="preserve"> / </w:t>
+          </w:r>
+          <w:r>
+            <w:rPr>
+              <w:rFonts w:ascii="Times New Roman" w:eastAsia="Times New Roman" w:hAnsi="Times New Roman" w:cs="Times New Roman"/>
+              <w:b/>
+              <w:bCs/>
+              <w:color w:val="666666"/>
+              <w:sz w:val="20"/>
+              <w:szCs w:val="20"/>
+              <w:vertAlign w:val="superscript"/>
+            </w:rPr>
+            <w:t xml:space="preserve">2</w:t>
+          </w:r>
+          <w:r>
+            <w:rPr>
+              <w:rFonts w:ascii="Times New Roman" w:eastAsia="Times New Roman" w:hAnsi="Times New Roman" w:cs="Times New Roman"/>
+              <w:sz w:val="20"/>
+              <w:szCs w:val="20"/>
+              <w:b w:val="0"/>
+              <w:bCs w:val="0"/>
+              <w:color w:val="000000"/>
+            </w:rPr>
+            <w:t xml:space="preserve">it might have remained unnoticed forever.</w:t>
+          </w:r>
+        </w:p>
+        <w:p>
+          <w:pPr>
+            <w:keepNext/>
+            <w:keepLines/>
+            <w:spacing w:line="253" w:lineRule="exact" w:before="30" w:after="40"/>
+            <w:ind w:left="200"/>
+          </w:pPr>
           <w:r>
             <w:rPr>
               <w:b/>
@@ -37226,158 +37384,24 @@
               <w:szCs w:val="18"/>
               <w:vertAlign w:val="superscript"/>
             </w:rPr>
-            <w:t xml:space="preserve">2</w:t>
-          </w:r>
-          <w:r>
-            <w:rPr>
-              <w:color w:val="333333"/>
-              <w:sz w:val="17"/>
-              <w:szCs w:val="17"/>
-            </w:rPr>
-            <w:t xml:space="preserve">그것은 영원히 알려지지 않은 채로 남았을지도 모른다.</w:t>
-          </w:r>
-        </w:p>
-        <w:p>
-          <w:pPr>
-            <w:keepNext w:val="0"/>
-            <w:keepLines/>
-            <w:spacing w:line="253" w:lineRule="exact" w:before="30" w:after="40"/>
-            <w:ind w:left="280"/>
-          </w:pPr>
-          <w:r>
-            <w:rPr>
-              <w:color w:val="999999"/>
-              <w:sz w:val="16"/>
-              <w:szCs w:val="16"/>
-            </w:rPr>
-            <w:t xml:space="preserve">↳ 자연 해석  </w:t>
-          </w:r>
-          <w:r>
-            <w:rPr>
-              <w:color w:val="333333"/>
-              <w:sz w:val="16"/>
-              <w:szCs w:val="16"/>
-            </w:rPr>
-            <w:t xml:space="preserve">만약 그들이 없었다면, 그것은 영원히 알려지지 못한 채 남았을지도 모른다.</w:t>
-          </w:r>
-        </w:p>
-        <w:p>
-          <w:pPr>
-            <w:keepNext w:val="0"/>
-            <w:spacing w:line="170" w:lineRule="exact" w:before="0" w:after="0"/>
-          </w:pPr>
-        </w:p>
-        <w:p>
-          <w:pPr>
-            <w:keepNext/>
-            <w:keepLines/>
-            <w:spacing w:line="253" w:lineRule="exact" w:before="30" w:after="40"/>
-          </w:pPr>
-          <w:r>
-            <w:rPr>
-              <w:b/>
-              <w:bCs/>
-              <w:color w:val="1F3864"/>
-              <w:sz w:val="20"/>
-              <w:szCs w:val="20"/>
-            </w:rPr>
-            <w:t xml:space="preserve">54.  </w:t>
-          </w:r>
-          <w:r>
-            <w:rPr>
-              <w:rFonts w:ascii="Times New Roman" w:eastAsia="Times New Roman" w:hAnsi="Times New Roman" w:cs="Times New Roman"/>
-              <w:b/>
-              <w:bCs/>
-              <w:color w:val="666666"/>
-              <w:sz w:val="20"/>
-              <w:szCs w:val="20"/>
-              <w:vertAlign w:val="superscript"/>
-            </w:rPr>
             <w:t xml:space="preserve">1</w:t>
           </w:r>
           <w:r>
             <w:rPr>
-              <w:rFonts w:ascii="Times New Roman" w:eastAsia="Times New Roman" w:hAnsi="Times New Roman" w:cs="Times New Roman"/>
-              <w:sz w:val="20"/>
-              <w:szCs w:val="20"/>
-              <w:b w:val="0"/>
-              <w:bCs w:val="0"/>
-              <w:color w:val="000000"/>
-            </w:rPr>
-            <w:t xml:space="preserve">There are many interesting theories</w:t>
-          </w:r>
-          <w:r>
-            <w:rPr>
-              <w:rFonts w:ascii="Times New Roman" w:eastAsia="Times New Roman" w:hAnsi="Times New Roman" w:cs="Times New Roman"/>
+              <w:color w:val="333333"/>
+              <w:sz w:val="17"/>
+              <w:szCs w:val="17"/>
+            </w:rPr>
+            <w:t xml:space="preserve">그들이 없었다면,</w:t>
+          </w:r>
+          <w:r>
+            <w:rPr>
               <w:color w:val="BBBBBB"/>
-              <w:sz w:val="20"/>
-              <w:szCs w:val="20"/>
-            </w:rPr>
-            <w:t xml:space="preserve"> / </w:t>
-          </w:r>
-          <w:r>
-            <w:rPr>
-              <w:rFonts w:ascii="Times New Roman" w:eastAsia="Times New Roman" w:hAnsi="Times New Roman" w:cs="Times New Roman"/>
-              <w:b/>
-              <w:bCs/>
-              <w:color w:val="666666"/>
-              <w:sz w:val="20"/>
-              <w:szCs w:val="20"/>
-              <w:vertAlign w:val="superscript"/>
-            </w:rPr>
-            <w:t xml:space="preserve">2</w:t>
-          </w:r>
-          <w:r>
-            <w:rPr>
-              <w:rFonts w:ascii="Times New Roman" w:eastAsia="Times New Roman" w:hAnsi="Times New Roman" w:cs="Times New Roman"/>
-              <w:sz w:val="20"/>
-              <w:szCs w:val="20"/>
-              <w:b w:val="0"/>
-              <w:bCs w:val="0"/>
-              <w:color w:val="000000"/>
-            </w:rPr>
-            <w:t xml:space="preserve">about STEVE,</w:t>
-          </w:r>
-          <w:r>
-            <w:rPr>
-              <w:rFonts w:ascii="Times New Roman" w:eastAsia="Times New Roman" w:hAnsi="Times New Roman" w:cs="Times New Roman"/>
-              <w:color w:val="BBBBBB"/>
-              <w:sz w:val="20"/>
-              <w:szCs w:val="20"/>
-            </w:rPr>
-            <w:t xml:space="preserve"> / </w:t>
-          </w:r>
-          <w:r>
-            <w:rPr>
-              <w:rFonts w:ascii="Times New Roman" w:eastAsia="Times New Roman" w:hAnsi="Times New Roman" w:cs="Times New Roman"/>
-              <w:b/>
-              <w:bCs/>
-              <w:color w:val="666666"/>
-              <w:sz w:val="20"/>
-              <w:szCs w:val="20"/>
-              <w:vertAlign w:val="superscript"/>
-            </w:rPr>
-            <w:t xml:space="preserve">3</w:t>
-          </w:r>
-          <w:r>
-            <w:rPr>
-              <w:rFonts w:ascii="Times New Roman" w:eastAsia="Times New Roman" w:hAnsi="Times New Roman" w:cs="Times New Roman"/>
-              <w:sz w:val="20"/>
-              <w:szCs w:val="20"/>
-              <w:b w:val="0"/>
-              <w:bCs w:val="0"/>
-              <w:color w:val="000000"/>
-            </w:rPr>
-            <w:t xml:space="preserve">but none of them have been proven for certain.</w:t>
-          </w:r>
-        </w:p>
-        <w:p>
-          <w:pPr>
-            <w:keepNext/>
-            <w:keepLines/>
-            <w:spacing w:line="253" w:lineRule="exact" w:before="30" w:after="40"/>
-            <w:ind w:left="200"/>
-          </w:pPr>
+              <w:sz w:val="17"/>
+              <w:szCs w:val="17"/>
+            </w:rPr>
+            <w:t xml:space="preserve"> / </w:t>
+          </w:r>
           <w:r>
             <w:rPr>
               <w:b/>
@@ -37387,24 +37411,158 @@
               <w:szCs w:val="18"/>
               <w:vertAlign w:val="superscript"/>
             </w:rPr>
+            <w:t xml:space="preserve">2</w:t>
+          </w:r>
+          <w:r>
+            <w:rPr>
+              <w:color w:val="333333"/>
+              <w:sz w:val="17"/>
+              <w:szCs w:val="17"/>
+            </w:rPr>
+            <w:t xml:space="preserve">그것은 영원히 알려지지 않은 채로 남았을지도 모른다.</w:t>
+          </w:r>
+        </w:p>
+        <w:p>
+          <w:pPr>
+            <w:keepNext w:val="0"/>
+            <w:keepLines/>
+            <w:spacing w:line="253" w:lineRule="exact" w:before="30" w:after="40"/>
+            <w:ind w:left="280"/>
+          </w:pPr>
+          <w:r>
+            <w:rPr>
+              <w:color w:val="999999"/>
+              <w:sz w:val="16"/>
+              <w:szCs w:val="16"/>
+            </w:rPr>
+            <w:t xml:space="preserve">↳ 자연 해석  </w:t>
+          </w:r>
+          <w:r>
+            <w:rPr>
+              <w:color w:val="333333"/>
+              <w:sz w:val="16"/>
+              <w:szCs w:val="16"/>
+            </w:rPr>
+            <w:t xml:space="preserve">만약 그들이 없었다면, 그것은 영원히 알려지지 못한 채 남았을지도 모른다.</w:t>
+          </w:r>
+        </w:p>
+        <w:p>
+          <w:pPr>
+            <w:keepNext w:val="0"/>
+            <w:spacing w:line="170" w:lineRule="exact" w:before="0" w:after="0"/>
+          </w:pPr>
+        </w:p>
+        <w:p>
+          <w:pPr>
+            <w:keepNext/>
+            <w:keepLines/>
+            <w:spacing w:line="253" w:lineRule="exact" w:before="30" w:after="40"/>
+          </w:pPr>
+          <w:r>
+            <w:rPr>
+              <w:b/>
+              <w:bCs/>
+              <w:color w:val="1F3864"/>
+              <w:sz w:val="20"/>
+              <w:szCs w:val="20"/>
+            </w:rPr>
+            <w:t xml:space="preserve">54.  </w:t>
+          </w:r>
+          <w:r>
+            <w:rPr>
+              <w:rFonts w:ascii="Times New Roman" w:eastAsia="Times New Roman" w:hAnsi="Times New Roman" w:cs="Times New Roman"/>
+              <w:b/>
+              <w:bCs/>
+              <w:color w:val="666666"/>
+              <w:sz w:val="20"/>
+              <w:szCs w:val="20"/>
+              <w:vertAlign w:val="superscript"/>
+            </w:rPr>
             <w:t xml:space="preserve">1</w:t>
           </w:r>
           <w:r>
             <w:rPr>
-              <w:color w:val="333333"/>
-              <w:sz w:val="17"/>
-              <w:szCs w:val="17"/>
-            </w:rPr>
-            <w:t xml:space="preserve">많은 흥미로운 이론들이 있다</w:t>
-          </w:r>
-          <w:r>
-            <w:rPr>
+              <w:rFonts w:ascii="Times New Roman" w:eastAsia="Times New Roman" w:hAnsi="Times New Roman" w:cs="Times New Roman"/>
+              <w:sz w:val="20"/>
+              <w:szCs w:val="20"/>
+              <w:b w:val="0"/>
+              <w:bCs w:val="0"/>
+              <w:color w:val="000000"/>
+            </w:rPr>
+            <w:t xml:space="preserve">There are many interesting theories</w:t>
+          </w:r>
+          <w:r>
+            <w:rPr>
+              <w:rFonts w:ascii="Times New Roman" w:eastAsia="Times New Roman" w:hAnsi="Times New Roman" w:cs="Times New Roman"/>
               <w:color w:val="BBBBBB"/>
-              <w:sz w:val="17"/>
-              <w:szCs w:val="17"/>
-            </w:rPr>
-            <w:t xml:space="preserve"> / </w:t>
-          </w:r>
+              <w:sz w:val="20"/>
+              <w:szCs w:val="20"/>
+            </w:rPr>
+            <w:t xml:space="preserve"> / </w:t>
+          </w:r>
+          <w:r>
+            <w:rPr>
+              <w:rFonts w:ascii="Times New Roman" w:eastAsia="Times New Roman" w:hAnsi="Times New Roman" w:cs="Times New Roman"/>
+              <w:b/>
+              <w:bCs/>
+              <w:color w:val="666666"/>
+              <w:sz w:val="20"/>
+              <w:szCs w:val="20"/>
+              <w:vertAlign w:val="superscript"/>
+            </w:rPr>
+            <w:t xml:space="preserve">2</w:t>
+          </w:r>
+          <w:r>
+            <w:rPr>
+              <w:rFonts w:ascii="Times New Roman" w:eastAsia="Times New Roman" w:hAnsi="Times New Roman" w:cs="Times New Roman"/>
+              <w:sz w:val="20"/>
+              <w:szCs w:val="20"/>
+              <w:b w:val="0"/>
+              <w:bCs w:val="0"/>
+              <w:color w:val="000000"/>
+            </w:rPr>
+            <w:t xml:space="preserve">about STEVE,</w:t>
+          </w:r>
+          <w:r>
+            <w:rPr>
+              <w:rFonts w:ascii="Times New Roman" w:eastAsia="Times New Roman" w:hAnsi="Times New Roman" w:cs="Times New Roman"/>
+              <w:color w:val="BBBBBB"/>
+              <w:sz w:val="20"/>
+              <w:szCs w:val="20"/>
+            </w:rPr>
+            <w:t xml:space="preserve"> / </w:t>
+          </w:r>
+          <w:r>
+            <w:rPr>
+              <w:rFonts w:ascii="Times New Roman" w:eastAsia="Times New Roman" w:hAnsi="Times New Roman" w:cs="Times New Roman"/>
+              <w:b/>
+              <w:bCs/>
+              <w:color w:val="666666"/>
+              <w:sz w:val="20"/>
+              <w:szCs w:val="20"/>
+              <w:vertAlign w:val="superscript"/>
+            </w:rPr>
+            <w:t xml:space="preserve">3</w:t>
+          </w:r>
+          <w:r>
+            <w:rPr>
+              <w:rFonts w:ascii="Times New Roman" w:eastAsia="Times New Roman" w:hAnsi="Times New Roman" w:cs="Times New Roman"/>
+              <w:sz w:val="20"/>
+              <w:szCs w:val="20"/>
+              <w:b w:val="0"/>
+              <w:bCs w:val="0"/>
+              <w:color w:val="000000"/>
+            </w:rPr>
+            <w:t xml:space="preserve">but none of them have been proven for certain.</w:t>
+          </w:r>
+        </w:p>
+        <w:p>
+          <w:pPr>
+            <w:keepNext/>
+            <w:keepLines/>
+            <w:spacing w:line="253" w:lineRule="exact" w:before="30" w:after="40"/>
+            <w:ind w:left="200"/>
+          </w:pPr>
           <w:r>
             <w:rPr>
               <w:b/>
@@ -37414,15 +37572,15 @@
               <w:szCs w:val="18"/>
               <w:vertAlign w:val="superscript"/>
             </w:rPr>
-            <w:t xml:space="preserve">2</w:t>
-          </w:r>
-          <w:r>
-            <w:rPr>
-              <w:color w:val="333333"/>
-              <w:sz w:val="17"/>
-              <w:szCs w:val="17"/>
-            </w:rPr>
-            <w:t xml:space="preserve">STEVE에 대한,</w:t>
+            <w:t xml:space="preserve">1</w:t>
+          </w:r>
+          <w:r>
+            <w:rPr>
+              <w:color w:val="333333"/>
+              <w:sz w:val="17"/>
+              <w:szCs w:val="17"/>
+            </w:rPr>
+            <w:t xml:space="preserve">많은 흥미로운 이론들이 있다</w:t>
           </w:r>
           <w:r>
             <w:rPr>
@@ -37441,190 +37599,24 @@
               <w:szCs w:val="18"/>
               <w:vertAlign w:val="superscript"/>
             </w:rPr>
-            <w:t xml:space="preserve">3</w:t>
-          </w:r>
-          <w:r>
-            <w:rPr>
-              <w:color w:val="333333"/>
-              <w:sz w:val="17"/>
-              <w:szCs w:val="17"/>
-            </w:rPr>
-            <w:t xml:space="preserve">하지만 그것들 중 어느 것도 확실하게 증명되지 않았다.</w:t>
-          </w:r>
-        </w:p>
-        <w:p>
-          <w:pPr>
-            <w:keepNext w:val="0"/>
-            <w:keepLines/>
-            <w:spacing w:line="253" w:lineRule="exact" w:before="30" w:after="40"/>
-            <w:ind w:left="280"/>
-          </w:pPr>
-          <w:r>
-            <w:rPr>
-              <w:color w:val="999999"/>
-              <w:sz w:val="16"/>
-              <w:szCs w:val="16"/>
-            </w:rPr>
-            <w:t xml:space="preserve">↳ 자연 해석  </w:t>
-          </w:r>
-          <w:r>
-            <w:rPr>
-              <w:color w:val="333333"/>
-              <w:sz w:val="16"/>
-              <w:szCs w:val="16"/>
-            </w:rPr>
-            <w:t xml:space="preserve">STEVE에 대한 흥미로운 이론들은 많지만, 그중 어느 것도 확실하게 증명되지는 않았다.</w:t>
-          </w:r>
-        </w:p>
-        <w:p>
-          <w:pPr>
-            <w:keepNext w:val="0"/>
-            <w:spacing w:line="170" w:lineRule="exact" w:before="0" w:after="0"/>
-          </w:pPr>
-        </w:p>
-        <w:p>
-          <w:pPr>
-            <w:keepNext/>
-            <w:keepLines/>
-            <w:spacing w:line="253" w:lineRule="exact" w:before="30" w:after="40"/>
-          </w:pPr>
-          <w:r>
-            <w:rPr>
-              <w:b/>
-              <w:bCs/>
-              <w:color w:val="1F3864"/>
-              <w:sz w:val="20"/>
-              <w:szCs w:val="20"/>
-            </w:rPr>
-            <w:t xml:space="preserve">55.  </w:t>
-          </w:r>
-          <w:r>
-            <w:rPr>
-              <w:rFonts w:ascii="Times New Roman" w:eastAsia="Times New Roman" w:hAnsi="Times New Roman" w:cs="Times New Roman"/>
-              <w:b/>
-              <w:bCs/>
-              <w:color w:val="666666"/>
-              <w:sz w:val="20"/>
-              <w:szCs w:val="20"/>
-              <w:vertAlign w:val="superscript"/>
-            </w:rPr>
-            <w:t xml:space="preserve">1</w:t>
-          </w:r>
-          <w:r>
-            <w:rPr>
-              <w:rFonts w:ascii="Times New Roman" w:eastAsia="Times New Roman" w:hAnsi="Times New Roman" w:cs="Times New Roman"/>
-              <w:sz w:val="20"/>
-              <w:szCs w:val="20"/>
-              <w:b w:val="0"/>
-              <w:bCs w:val="0"/>
-              <w:color w:val="000000"/>
-            </w:rPr>
-            <w:t xml:space="preserve">Scientists and citizens continue to collaborate</w:t>
-          </w:r>
-          <w:r>
-            <w:rPr>
-              <w:rFonts w:ascii="Times New Roman" w:eastAsia="Times New Roman" w:hAnsi="Times New Roman" w:cs="Times New Roman"/>
+            <w:t xml:space="preserve">2</w:t>
+          </w:r>
+          <w:r>
+            <w:rPr>
+              <w:color w:val="333333"/>
+              <w:sz w:val="17"/>
+              <w:szCs w:val="17"/>
+            </w:rPr>
+            <w:t xml:space="preserve">STEVE에 대한,</w:t>
+          </w:r>
+          <w:r>
+            <w:rPr>
               <w:color w:val="BBBBBB"/>
-              <w:sz w:val="20"/>
-              <w:szCs w:val="20"/>
-            </w:rPr>
-            <w:t xml:space="preserve"> / </w:t>
-          </w:r>
-          <w:r>
-            <w:rPr>
-              <w:rFonts w:ascii="Times New Roman" w:eastAsia="Times New Roman" w:hAnsi="Times New Roman" w:cs="Times New Roman"/>
-              <w:b/>
-              <w:bCs/>
-              <w:color w:val="666666"/>
-              <w:sz w:val="20"/>
-              <w:szCs w:val="20"/>
-              <w:vertAlign w:val="superscript"/>
-            </w:rPr>
-            <w:t xml:space="preserve">2</w:t>
-          </w:r>
-          <w:r>
-            <w:rPr>
-              <w:rFonts w:ascii="Times New Roman" w:eastAsia="Times New Roman" w:hAnsi="Times New Roman" w:cs="Times New Roman"/>
-              <w:sz w:val="20"/>
-              <w:szCs w:val="20"/>
-              <w:b w:val="0"/>
-              <w:bCs w:val="0"/>
-              <w:color w:val="000000"/>
-            </w:rPr>
-            <w:t xml:space="preserve">to solve this mystery,</w:t>
-          </w:r>
-          <w:r>
-            <w:rPr>
-              <w:rFonts w:ascii="Times New Roman" w:eastAsia="Times New Roman" w:hAnsi="Times New Roman" w:cs="Times New Roman"/>
-              <w:color w:val="BBBBBB"/>
-              <w:sz w:val="20"/>
-              <w:szCs w:val="20"/>
-            </w:rPr>
-            <w:t xml:space="preserve"> / </w:t>
-          </w:r>
-          <w:r>
-            <w:rPr>
-              <w:rFonts w:ascii="Times New Roman" w:eastAsia="Times New Roman" w:hAnsi="Times New Roman" w:cs="Times New Roman"/>
-              <w:b/>
-              <w:bCs/>
-              <w:color w:val="666666"/>
-              <w:sz w:val="20"/>
-              <w:szCs w:val="20"/>
-              <w:vertAlign w:val="superscript"/>
-            </w:rPr>
-            <w:t xml:space="preserve">3</w:t>
-          </w:r>
-          <w:r>
-            <w:rPr>
-              <w:rFonts w:ascii="Times New Roman" w:eastAsia="Times New Roman" w:hAnsi="Times New Roman" w:cs="Times New Roman"/>
-              <w:sz w:val="20"/>
-              <w:szCs w:val="20"/>
-              <w:b w:val="0"/>
-              <w:bCs w:val="0"/>
-              <w:color w:val="000000"/>
-            </w:rPr>
-            <w:t xml:space="preserve">and they are learning more and more about STEVE</w:t>
-          </w:r>
-          <w:r>
-            <w:rPr>
-              <w:rFonts w:ascii="Times New Roman" w:eastAsia="Times New Roman" w:hAnsi="Times New Roman" w:cs="Times New Roman"/>
-              <w:color w:val="BBBBBB"/>
-              <w:sz w:val="20"/>
-              <w:szCs w:val="20"/>
-            </w:rPr>
-            <w:t xml:space="preserve"> / </w:t>
-          </w:r>
-          <w:r>
-            <w:rPr>
-              <w:rFonts w:ascii="Times New Roman" w:eastAsia="Times New Roman" w:hAnsi="Times New Roman" w:cs="Times New Roman"/>
-              <w:b/>
-              <w:bCs/>
-              <w:color w:val="666666"/>
-              <w:sz w:val="20"/>
-              <w:szCs w:val="20"/>
-              <w:vertAlign w:val="superscript"/>
-            </w:rPr>
-            <w:t xml:space="preserve">4</w:t>
-          </w:r>
-          <w:r>
-            <w:rPr>
-              <w:rFonts w:ascii="Times New Roman" w:eastAsia="Times New Roman" w:hAnsi="Times New Roman" w:cs="Times New Roman"/>
-              <w:sz w:val="20"/>
-              <w:szCs w:val="20"/>
-              <w:b w:val="0"/>
-              <w:bCs w:val="0"/>
-              <w:color w:val="000000"/>
-            </w:rPr>
-            <w:t xml:space="preserve">every day.</w:t>
-          </w:r>
-        </w:p>
-        <w:p>
-          <w:pPr>
-            <w:keepNext/>
-            <w:keepLines/>
-            <w:spacing w:line="253" w:lineRule="exact" w:before="30" w:after="40"/>
-            <w:ind w:left="200"/>
-          </w:pPr>
+              <w:sz w:val="17"/>
+              <w:szCs w:val="17"/>
+            </w:rPr>
+            <w:t xml:space="preserve"> / </w:t>
+          </w:r>
           <w:r>
             <w:rPr>
               <w:b/>
@@ -37634,24 +37626,190 @@
               <w:szCs w:val="18"/>
               <w:vertAlign w:val="superscript"/>
             </w:rPr>
+            <w:t xml:space="preserve">3</w:t>
+          </w:r>
+          <w:r>
+            <w:rPr>
+              <w:color w:val="333333"/>
+              <w:sz w:val="17"/>
+              <w:szCs w:val="17"/>
+            </w:rPr>
+            <w:t xml:space="preserve">하지만 그것들 중 어느 것도 확실하게 증명되지 않았다.</w:t>
+          </w:r>
+        </w:p>
+        <w:p>
+          <w:pPr>
+            <w:keepNext w:val="0"/>
+            <w:keepLines/>
+            <w:spacing w:line="253" w:lineRule="exact" w:before="30" w:after="40"/>
+            <w:ind w:left="280"/>
+          </w:pPr>
+          <w:r>
+            <w:rPr>
+              <w:color w:val="999999"/>
+              <w:sz w:val="16"/>
+              <w:szCs w:val="16"/>
+            </w:rPr>
+            <w:t xml:space="preserve">↳ 자연 해석  </w:t>
+          </w:r>
+          <w:r>
+            <w:rPr>
+              <w:color w:val="333333"/>
+              <w:sz w:val="16"/>
+              <w:szCs w:val="16"/>
+            </w:rPr>
+            <w:t xml:space="preserve">STEVE에 대한 흥미로운 이론들은 많지만, 그중 어느 것도 확실하게 증명되지는 않았다.</w:t>
+          </w:r>
+        </w:p>
+        <w:p>
+          <w:pPr>
+            <w:keepNext w:val="0"/>
+            <w:spacing w:line="170" w:lineRule="exact" w:before="0" w:after="0"/>
+          </w:pPr>
+        </w:p>
+        <w:p>
+          <w:pPr>
+            <w:keepNext/>
+            <w:keepLines/>
+            <w:spacing w:line="253" w:lineRule="exact" w:before="30" w:after="40"/>
+          </w:pPr>
+          <w:r>
+            <w:rPr>
+              <w:b/>
+              <w:bCs/>
+              <w:color w:val="1F3864"/>
+              <w:sz w:val="20"/>
+              <w:szCs w:val="20"/>
+            </w:rPr>
+            <w:t xml:space="preserve">55.  </w:t>
+          </w:r>
+          <w:r>
+            <w:rPr>
+              <w:rFonts w:ascii="Times New Roman" w:eastAsia="Times New Roman" w:hAnsi="Times New Roman" w:cs="Times New Roman"/>
+              <w:b/>
+              <w:bCs/>
+              <w:color w:val="666666"/>
+              <w:sz w:val="20"/>
+              <w:szCs w:val="20"/>
+              <w:vertAlign w:val="superscript"/>
+            </w:rPr>
             <w:t xml:space="preserve">1</w:t>
           </w:r>
           <w:r>
             <w:rPr>
-              <w:color w:val="333333"/>
-              <w:sz w:val="17"/>
-              <w:szCs w:val="17"/>
-            </w:rPr>
-            <w:t xml:space="preserve">과학자들과 시민들은 계속 협력한다</w:t>
-          </w:r>
-          <w:r>
-            <w:rPr>
+              <w:rFonts w:ascii="Times New Roman" w:eastAsia="Times New Roman" w:hAnsi="Times New Roman" w:cs="Times New Roman"/>
+              <w:sz w:val="20"/>
+              <w:szCs w:val="20"/>
+              <w:b w:val="0"/>
+              <w:bCs w:val="0"/>
+              <w:color w:val="000000"/>
+            </w:rPr>
+            <w:t xml:space="preserve">Scientists and citizens continue to collaborate</w:t>
+          </w:r>
+          <w:r>
+            <w:rPr>
+              <w:rFonts w:ascii="Times New Roman" w:eastAsia="Times New Roman" w:hAnsi="Times New Roman" w:cs="Times New Roman"/>
               <w:color w:val="BBBBBB"/>
-              <w:sz w:val="17"/>
-              <w:szCs w:val="17"/>
-            </w:rPr>
-            <w:t xml:space="preserve"> / </w:t>
-          </w:r>
+              <w:sz w:val="20"/>
+              <w:szCs w:val="20"/>
+            </w:rPr>
+            <w:t xml:space="preserve"> / </w:t>
+          </w:r>
+          <w:r>
+            <w:rPr>
+              <w:rFonts w:ascii="Times New Roman" w:eastAsia="Times New Roman" w:hAnsi="Times New Roman" w:cs="Times New Roman"/>
+              <w:b/>
+              <w:bCs/>
+              <w:color w:val="666666"/>
+              <w:sz w:val="20"/>
+              <w:szCs w:val="20"/>
+              <w:vertAlign w:val="superscript"/>
+            </w:rPr>
+            <w:t xml:space="preserve">2</w:t>
+          </w:r>
+          <w:r>
+            <w:rPr>
+              <w:rFonts w:ascii="Times New Roman" w:eastAsia="Times New Roman" w:hAnsi="Times New Roman" w:cs="Times New Roman"/>
+              <w:sz w:val="20"/>
+              <w:szCs w:val="20"/>
+              <w:b w:val="0"/>
+              <w:bCs w:val="0"/>
+              <w:color w:val="000000"/>
+            </w:rPr>
+            <w:t xml:space="preserve">to solve this mystery,</w:t>
+          </w:r>
+          <w:r>
+            <w:rPr>
+              <w:rFonts w:ascii="Times New Roman" w:eastAsia="Times New Roman" w:hAnsi="Times New Roman" w:cs="Times New Roman"/>
+              <w:color w:val="BBBBBB"/>
+              <w:sz w:val="20"/>
+              <w:szCs w:val="20"/>
+            </w:rPr>
+            <w:t xml:space="preserve"> / </w:t>
+          </w:r>
+          <w:r>
+            <w:rPr>
+              <w:rFonts w:ascii="Times New Roman" w:eastAsia="Times New Roman" w:hAnsi="Times New Roman" w:cs="Times New Roman"/>
+              <w:b/>
+              <w:bCs/>
+              <w:color w:val="666666"/>
+              <w:sz w:val="20"/>
+              <w:szCs w:val="20"/>
+              <w:vertAlign w:val="superscript"/>
+            </w:rPr>
+            <w:t xml:space="preserve">3</w:t>
+          </w:r>
+          <w:r>
+            <w:rPr>
+              <w:rFonts w:ascii="Times New Roman" w:eastAsia="Times New Roman" w:hAnsi="Times New Roman" w:cs="Times New Roman"/>
+              <w:sz w:val="20"/>
+              <w:szCs w:val="20"/>
+              <w:b w:val="0"/>
+              <w:bCs w:val="0"/>
+              <w:color w:val="000000"/>
+            </w:rPr>
+            <w:t xml:space="preserve">and they are learning more and more about STEVE</w:t>
+          </w:r>
+          <w:r>
+            <w:rPr>
+              <w:rFonts w:ascii="Times New Roman" w:eastAsia="Times New Roman" w:hAnsi="Times New Roman" w:cs="Times New Roman"/>
+              <w:color w:val="BBBBBB"/>
+              <w:sz w:val="20"/>
+              <w:szCs w:val="20"/>
+            </w:rPr>
+            <w:t xml:space="preserve"> / </w:t>
+          </w:r>
+          <w:r>
+            <w:rPr>
+              <w:rFonts w:ascii="Times New Roman" w:eastAsia="Times New Roman" w:hAnsi="Times New Roman" w:cs="Times New Roman"/>
+              <w:b/>
+              <w:bCs/>
+              <w:color w:val="666666"/>
+              <w:sz w:val="20"/>
+              <w:szCs w:val="20"/>
+              <w:vertAlign w:val="superscript"/>
+            </w:rPr>
+            <w:t xml:space="preserve">4</w:t>
+          </w:r>
+          <w:r>
+            <w:rPr>
+              <w:rFonts w:ascii="Times New Roman" w:eastAsia="Times New Roman" w:hAnsi="Times New Roman" w:cs="Times New Roman"/>
+              <w:sz w:val="20"/>
+              <w:szCs w:val="20"/>
+              <w:b w:val="0"/>
+              <w:bCs w:val="0"/>
+              <w:color w:val="000000"/>
+            </w:rPr>
+            <w:t xml:space="preserve">every day.</w:t>
+          </w:r>
+        </w:p>
+        <w:p>
+          <w:pPr>
+            <w:keepNext/>
+            <w:keepLines/>
+            <w:spacing w:line="253" w:lineRule="exact" w:before="30" w:after="40"/>
+            <w:ind w:left="200"/>
+          </w:pPr>
           <w:r>
             <w:rPr>
               <w:b/>
@@ -37661,15 +37819,15 @@
               <w:szCs w:val="18"/>
               <w:vertAlign w:val="superscript"/>
             </w:rPr>
-            <w:t xml:space="preserve">2</w:t>
-          </w:r>
-          <w:r>
-            <w:rPr>
-              <w:color w:val="333333"/>
-              <w:sz w:val="17"/>
-              <w:szCs w:val="17"/>
-            </w:rPr>
-            <w:t xml:space="preserve">이 수수께끼를 풀기 위해,</w:t>
+            <w:t xml:space="preserve">1</w:t>
+          </w:r>
+          <w:r>
+            <w:rPr>
+              <w:color w:val="333333"/>
+              <w:sz w:val="17"/>
+              <w:szCs w:val="17"/>
+            </w:rPr>
+            <w:t xml:space="preserve">과학자들과 시민들은 계속 협력한다</w:t>
           </w:r>
           <w:r>
             <w:rPr>
@@ -37688,15 +37846,15 @@
               <w:szCs w:val="18"/>
               <w:vertAlign w:val="superscript"/>
             </w:rPr>
-            <w:t xml:space="preserve">3</w:t>
-          </w:r>
-          <w:r>
-            <w:rPr>
-              <w:color w:val="333333"/>
-              <w:sz w:val="17"/>
-              <w:szCs w:val="17"/>
-            </w:rPr>
-            <w:t xml:space="preserve">그리고 그들은 STEVE에 대해 점점 더 많은 것을 알아 가고 있다</w:t>
+            <w:t xml:space="preserve">2</w:t>
+          </w:r>
+          <w:r>
+            <w:rPr>
+              <w:color w:val="333333"/>
+              <w:sz w:val="17"/>
+              <w:szCs w:val="17"/>
+            </w:rPr>
+            <w:t xml:space="preserve">이 수수께끼를 풀기 위해,</w:t>
           </w:r>
           <w:r>
             <w:rPr>
@@ -37715,6 +37873,33 @@
               <w:szCs w:val="18"/>
               <w:vertAlign w:val="superscript"/>
             </w:rPr>
+            <w:t xml:space="preserve">3</w:t>
+          </w:r>
+          <w:r>
+            <w:rPr>
+              <w:color w:val="333333"/>
+              <w:sz w:val="17"/>
+              <w:szCs w:val="17"/>
+            </w:rPr>
+            <w:t xml:space="preserve">그리고 그들은 STEVE에 대해 점점 더 많은 것을 알아 가고 있다</w:t>
+          </w:r>
+          <w:r>
+            <w:rPr>
+              <w:color w:val="BBBBBB"/>
+              <w:sz w:val="17"/>
+              <w:szCs w:val="17"/>
+            </w:rPr>
+            <w:t xml:space="preserve"> / </w:t>
+          </w:r>
+          <w:r>
+            <w:rPr>
+              <w:b/>
+              <w:bCs/>
+              <w:color w:val="666666"/>
+              <w:sz w:val="18"/>
+              <w:szCs w:val="18"/>
+              <w:vertAlign w:val="superscript"/>
+            </w:rPr>
             <w:t xml:space="preserve">4</w:t>
           </w:r>
           <w:r>
@@ -37860,7 +38045,7 @@
               <w:sz w:val="20"/>
               <w:szCs w:val="20"/>
             </w:rPr>
-            <w:t xml:space="preserve"> — 캐나다 앨버타의 ‘오로라 추적자들’은 온라인 모임을 만들어 밤마다 오로라 사진을 찍고 서로 공유했다.</w:t>
+            <w:t xml:space="preserve"> — 캐나다 앨버타의 ‘오로라 추적자들’은 온라인 모임을 만들어 밤에 오로라 사진을 찍고 서로 공유했다.</w:t>
           </w:r>
         </w:p>
         <w:p>
@@ -38040,7 +38225,7 @@
               <w:bCs w:val="0"/>
               <w:color w:val="000000"/>
             </w:rPr>
-            <w:t xml:space="preserve">37번 문장부터 이야기의 중심 사건이 시작된다. 밤마다 오로라 사진을 찍던 사람들이 평소와 다른 무언가를 하늘에서 보기 시작했다. 늘 하늘을 지켜보던 사람들이었기 때문에 작은 차이도 알아챌 수 있었다. 38~40번 문장은 그것이 어떻게 생겼는지 자세히 설명한다.</w:t>
+            <w:t xml:space="preserve">37번 문장부터 이야기의 중심 사건이 시작된다. 밤에 오로라 사진을 찍으러 다니던 사람들이 하늘에서 평소와 다른 이상한 무언가를 보기 시작했다. 38~40번 문장은 그것이 어떤 모습이었고 얼마나 오래 보였는지 자세히 설명한다.</w:t>
           </w:r>
         </w:p>
         <w:p>
@@ -38095,7 +38280,7 @@
               <w:bCs w:val="0"/>
               <w:color w:val="000000"/>
             </w:rPr>
-            <w:t xml:space="preserve">41번 문장은 이 현상에 왜 ‘Steve’라는 사람 이름이 붙었는지 알려 준다. 추적자들은 그 빛이 정확히 무엇인지 알 수 없었다. 어떤 애니메이션 영화에서는 등장인물들이 처음 보는 물체를 그냥 ‘Steve’라고 부른다. 추적자들도 그 장면처럼 정체를 모르는 빛에 ‘Steve’라는 이름을 붙였다.</w:t>
+            <w:t xml:space="preserve">41번 문장은 이 현상에 왜 ‘Steve’라는 사람 이름이 붙었는지 알려 준다. 추적자들은 그 빛이 정확히 무엇인지 알 수 없었다. 어떤 애니메이션 영화에는 몇몇 등장인물들이 낯선 물체에 ‘Steve’라는 이름을 붙이는 장면이 있다. 추적자들도 그 장면처럼 정체를 모르는 빛에 ‘Steve’라는 이름을 붙였다.</w:t>
           </w:r>
         </w:p>
         <w:p>
@@ -38233,7 +38418,7 @@
               <w:sz w:val="20"/>
               <w:szCs w:val="20"/>
             </w:rPr>
-            <w:t xml:space="preserve"> — 공식: 명사 + where S′ V′ — S′(이/가) V′하는 명사. 선행사 = an animated movie(한 애니메이션 영화: 장면이 펼쳐지는 곳), S′ = some characters(몇몇 등장인물들), V′ = give that name to an unfamiliar object(낯선 물체에 그 이름을 붙이다). → 몇몇 등장인물들이 낯선 물체에 그 이름을 붙이는 한 애니메이션 영화. where 뒤에는 주어와 목적어를 모두 갖춘 절이 온다.</w:t>
+            <w:t xml:space="preserve"> — 공식: 명사 + where S′ V′ — S′(이/가) V′하는 명사. 선행사 = an animated movie(한 애니메이션 영화: 장면이 펼쳐지는 곳), S′ = some characters(몇몇 등장인물들), V′ = give that name to an unfamiliar object(낯선 물체에 그 이름을 붙이다). → 몇몇 등장인물들이 낯선 물체에 그 이름을 붙이는 한 애니메이션 영화.</w:t>
           </w:r>
         </w:p>
         <w:p>
@@ -40165,7 +40350,7 @@
               <w:sz w:val="17"/>
               <w:szCs w:val="17"/>
             </w:rPr>
-            <w:t xml:space="preserve">make — 하다, 만들다</w:t>
+            <w:t xml:space="preserve">make — 하다 (흔한 뜻: 만들다)</w:t>
           </w:r>
           <w:r>
             <w:rPr>
@@ -40957,25 +41142,7 @@
               <w:sz w:val="20"/>
               <w:szCs w:val="20"/>
             </w:rPr>
-            <w:t xml:space="preserve">for the purpose</w:t>
-          </w:r>
-          <w:r>
-            <w:rPr>
-              <w:b/>
-              <w:bCs/>
-              <w:color w:val="C00000"/>
-              <w:sz w:val="20"/>
-              <w:szCs w:val="20"/>
-            </w:rPr>
-            <w:t xml:space="preserve">  /  </w:t>
-          </w:r>
-          <w:r>
-            <w:rPr>
-              <w:color w:val="000000"/>
-              <w:sz w:val="20"/>
-              <w:szCs w:val="20"/>
-            </w:rPr>
-            <w:t xml:space="preserve">of better understanding the world.</w:t>
+            <w:t xml:space="preserve">for the purpose of better understanding the world.</w:t>
           </w:r>
           <w:r>
             <w:rPr>
@@ -41120,7 +41287,7 @@
               <w:sz w:val="17"/>
               <w:szCs w:val="17"/>
             </w:rPr>
-            <w:t xml:space="preserve">made — 이루어진, 만들어진</w:t>
+            <w:t xml:space="preserve">made — 이루어진 (흔한 뜻: 만들어진)</w:t>
           </w:r>
           <w:r>
             <w:rPr>
@@ -42686,7 +42853,7 @@
               <w:sz w:val="16"/>
               <w:szCs w:val="16"/>
             </w:rPr>
-            <w:t xml:space="preserve">과학 연구에 참여하는 것에 대한 호기심과 관심이 있다면 여러분도 시민 과학자가 될 수 있다.</w:t>
+            <w:t xml:space="preserve">호기심과, 과학 연구에 참여하는 것에 대한 관심이 있다면 여러분도 시민 과학자가 될 수 있다.</w:t>
           </w:r>
         </w:p>
         <w:p>
@@ -42828,39 +42995,7 @@
               <w:szCs w:val="20"/>
               <w:color w:val="000000"/>
             </w:rPr>
-            <w:t xml:space="preserve">for the purpose</w:t>
-          </w:r>
-          <w:r>
-            <w:rPr>
-              <w:rFonts w:ascii="Times New Roman" w:eastAsia="Times New Roman" w:hAnsi="Times New Roman" w:cs="Times New Roman"/>
-              <w:color w:val="BBBBBB"/>
-              <w:sz w:val="20"/>
-              <w:szCs w:val="20"/>
-            </w:rPr>
-            <w:t xml:space="preserve"> / </w:t>
-          </w:r>
-          <w:r>
-            <w:rPr>
-              <w:rFonts w:ascii="Times New Roman" w:eastAsia="Times New Roman" w:hAnsi="Times New Roman" w:cs="Times New Roman"/>
-              <w:b/>
-              <w:bCs/>
-              <w:color w:val="666666"/>
-              <w:sz w:val="20"/>
-              <w:szCs w:val="20"/>
-              <w:vertAlign w:val="superscript"/>
-            </w:rPr>
-            <w:t xml:space="preserve">5</w:t>
-          </w:r>
-          <w:r>
-            <w:rPr>
-              <w:rFonts w:ascii="Times New Roman" w:eastAsia="Times New Roman" w:hAnsi="Times New Roman" w:cs="Times New Roman"/>
-              <w:b w:val="0"/>
-              <w:bCs w:val="0"/>
-              <w:sz w:val="20"/>
-              <w:szCs w:val="20"/>
-              <w:color w:val="000000"/>
-            </w:rPr>
-            <w:t xml:space="preserve">of better understanding the world.</w:t>
+            <w:t xml:space="preserve">for the purpose of better understanding the world.</w:t>
           </w:r>
           <w:r>
             <w:rPr>
@@ -42979,34 +43114,7 @@
               <w:sz w:val="17"/>
               <w:szCs w:val="17"/>
             </w:rPr>
-            <w:t xml:space="preserve">목적을 위해</w:t>
-          </w:r>
-          <w:r>
-            <w:rPr>
-              <w:color w:val="BBBBBB"/>
-              <w:sz w:val="17"/>
-              <w:szCs w:val="17"/>
-            </w:rPr>
-            <w:t xml:space="preserve"> / </w:t>
-          </w:r>
-          <w:r>
-            <w:rPr>
-              <w:b/>
-              <w:bCs/>
-              <w:color w:val="666666"/>
-              <w:sz w:val="18"/>
-              <w:szCs w:val="18"/>
-              <w:vertAlign w:val="superscript"/>
-            </w:rPr>
-            <w:t xml:space="preserve">5</w:t>
-          </w:r>
-          <w:r>
-            <w:rPr>
-              <w:color w:val="333333"/>
-              <w:sz w:val="17"/>
-              <w:szCs w:val="17"/>
-            </w:rPr>
-            <w:t xml:space="preserve">세상을 더 잘 이해하는 것의.</w:t>
+            <w:t xml:space="preserve">세상을 더 잘 이해하기 위한 목적으로.</w:t>
           </w:r>
         </w:p>
         <w:p>
@@ -43086,7 +43194,7 @@
               <w:sz w:val="20"/>
               <w:szCs w:val="20"/>
             </w:rPr>
-            <w:t xml:space="preserve">두 프로젝트의 참여자 대부분이 전문가가 아닌 시민 과학자였다는 점을 정리하고, 호기심과 관심만 있으면 누구나 과학에 기여할 수 있다고 독자의 참여를 권하는 글이다.</w:t>
+            <w:t xml:space="preserve">두 프로젝트의 참여자 대부분이 전문가가 아닌 시민 과학자라는 점을 정리하고, 호기심과 관심만 있으면 누구나 과학에 기여할 수 있다고 독자의 참여를 권하는 글이다.</w:t>
           </w:r>
         </w:p>
         <w:p>
@@ -43143,7 +43251,7 @@
               <w:sz w:val="20"/>
               <w:szCs w:val="20"/>
             </w:rPr>
-            <w:t xml:space="preserve"> — 두 프로젝트에 참여한 사람들 대부분은 전문 과학자가 아니라, 관심 분야에서 과학 발전을 돕고 싶어 하는 평범한 시민 과학자였다고 정리한다.</w:t>
+            <w:t xml:space="preserve"> — 두 프로젝트에 참여한 사람들 대부분은 전문 과학자가 아니라, 관심 분야에서 과학 발전을 돕고 싶어 하는 평범한 시민 과학자라고 정리한다.</w:t>
           </w:r>
         </w:p>
         <w:p>
@@ -43365,7 +43473,7 @@
               <w:bCs w:val="0"/>
               <w:color w:val="000000"/>
             </w:rPr>
-            <w:t xml:space="preserve">60번 문장은 글 전체를 마무리하며 앞으로의 가능성을 말한다. 다음에 나올 큰 과학적 발견은 전문가가 아니라 시민 과학자들이 해낼 수도 있다. 시민 과학자들은 돈을 받지 않고 자기 시간을 내어 참여한다. 그 이유는 세상을 더 잘 이해하고 싶기 때문이다. ‘할 수도 있다(could)’라고 했으므로 꼭 그렇게 된다는 뜻은 아니다.</w:t>
+            <w:t xml:space="preserve">60번 문장은 글 전체를 마무리하며 앞으로의 가능성을 말한다. 다음에 나올 위대한 과학적 업적은 시민 과학자들이 이룰 수도 있다. 시민 과학자들은 돈을 받지 않고 자기 시간을 내어 참여한다. 그 이유는 세상을 더 잘 이해하고 싶기 때문이다. ‘할 수도 있다(could)’라고 했으므로 꼭 그렇게 된다는 뜻은 아니다.</w:t>
           </w:r>
         </w:p>
         <w:p>
@@ -43561,14 +43669,14 @@
               <w:sz w:val="20"/>
               <w:szCs w:val="20"/>
             </w:rPr>
-            <w:t xml:space="preserve">citizen scientists volunteering their time for the purpose of better understanding the world</w:t>
-          </w:r>
-          <w:r>
-            <w:rPr>
-              <w:sz w:val="20"/>
-              <w:szCs w:val="20"/>
-            </w:rPr>
-            <w:t xml:space="preserve"> — 공식: 명사(N) + V-ing — ~하는 N. N = citizen scientists(시민 과학자들), V-ing = volunteering their time(자신들의 시간을 자발적으로 내다). → 자신들의 시간을 자발적으로 내는 시민 과학자들. 뒤의 for the purpose of better understanding the world(세상을 더 잘 이해하기 위한 목적으로)가 시간을 내는 이유를 덧붙인다.</w:t>
+            <w:t xml:space="preserve">citizen scientists volunteering their time</w:t>
+          </w:r>
+          <w:r>
+            <w:rPr>
+              <w:sz w:val="20"/>
+              <w:szCs w:val="20"/>
+            </w:rPr>
+            <w:t xml:space="preserve"> — 공식: 명사(N) + V-ing — ~하는 N. N = citizen scientists(시민 과학자들), V-ing = volunteering their time(자신들의 시간을 자발적으로 내다). → 자신들의 시간을 자발적으로 내는 시민 과학자들.</w:t>
           </w:r>
         </w:p>
         <w:p>
